--- a/core/src/templates/service_request_template.docx
+++ b/core/src/templates/service_request_template.docx
@@ -25,9 +25,18 @@
           <w:szCs w:val="18"/>
           <w:lang w:val="en-US"/>
         </w:rPr>
-        <w:t>{{</w:t>
-      </w:r>
-      <w:proofErr w:type="spellStart"/>
+        <w:t>{{clinicName}}</w:t>
+      </w:r>
+      <w:r>
+        <w:rPr>
+          <w:rFonts w:ascii="Times New Roman" w:eastAsia="Times New Roman" w:hAnsi="Times New Roman" w:cs="Times New Roman"/>
+          <w:b/>
+          <w:bCs/>
+          <w:sz w:val="18"/>
+          <w:szCs w:val="18"/>
+        </w:rPr>
+        <w:tab/>
+      </w:r>
       <w:r>
         <w:rPr>
           <w:rFonts w:ascii="Times New Roman" w:eastAsia="Times New Roman" w:hAnsi="Times New Roman" w:cs="Times New Roman"/>
@@ -37,79 +46,16 @@
           <w:szCs w:val="18"/>
           <w:lang w:val="en-US"/>
         </w:rPr>
-        <w:t>clinicName</w:t>
-      </w:r>
-      <w:proofErr w:type="spellEnd"/>
-      <w:r>
-        <w:rPr>
-          <w:rFonts w:ascii="Times New Roman" w:eastAsia="Times New Roman" w:hAnsi="Times New Roman" w:cs="Times New Roman"/>
-          <w:b/>
-          <w:bCs/>
+        <w:br/>
+      </w:r>
+      <w:r>
+        <w:rPr>
+          <w:rFonts w:ascii="Times New Roman" w:eastAsia="Times New Roman" w:hAnsi="Times New Roman" w:cs="Times New Roman"/>
           <w:sz w:val="18"/>
           <w:szCs w:val="18"/>
           <w:lang w:val="en-US"/>
         </w:rPr>
-        <w:t>}}</w:t>
-      </w:r>
-      <w:r>
-        <w:rPr>
-          <w:rFonts w:ascii="Times New Roman" w:eastAsia="Times New Roman" w:hAnsi="Times New Roman" w:cs="Times New Roman"/>
-          <w:b/>
-          <w:bCs/>
-          <w:sz w:val="18"/>
-          <w:szCs w:val="18"/>
-        </w:rPr>
-        <w:tab/>
-      </w:r>
-      <w:r>
-        <w:rPr>
-          <w:rFonts w:ascii="Times New Roman" w:eastAsia="Times New Roman" w:hAnsi="Times New Roman" w:cs="Times New Roman"/>
-          <w:b/>
-          <w:bCs/>
-          <w:sz w:val="18"/>
-          <w:szCs w:val="18"/>
-        </w:rPr>
-        <w:tab/>
-      </w:r>
-      <w:r>
-        <w:rPr>
-          <w:rFonts w:ascii="Times New Roman" w:eastAsia="Times New Roman" w:hAnsi="Times New Roman" w:cs="Times New Roman"/>
-          <w:b/>
-          <w:bCs/>
-          <w:sz w:val="18"/>
-          <w:szCs w:val="18"/>
-        </w:rPr>
-        <w:tab/>
-      </w:r>
-      <w:r>
-        <w:rPr>
-          <w:rFonts w:ascii="Times New Roman" w:eastAsia="Times New Roman" w:hAnsi="Times New Roman" w:cs="Times New Roman"/>
-          <w:b/>
-          <w:bCs/>
-          <w:sz w:val="18"/>
-          <w:szCs w:val="18"/>
-        </w:rPr>
-        <w:tab/>
-      </w:r>
-      <w:r>
-        <w:rPr>
-          <w:rFonts w:ascii="Times New Roman" w:eastAsia="Times New Roman" w:hAnsi="Times New Roman" w:cs="Times New Roman"/>
-          <w:b/>
-          <w:bCs/>
-          <w:sz w:val="18"/>
-          <w:szCs w:val="18"/>
-        </w:rPr>
-        <w:tab/>
-      </w:r>
-      <w:r>
-        <w:rPr>
-          <w:rFonts w:ascii="Times New Roman" w:eastAsia="Times New Roman" w:hAnsi="Times New Roman" w:cs="Times New Roman"/>
-          <w:b/>
-          <w:bCs/>
-          <w:sz w:val="18"/>
-          <w:szCs w:val="18"/>
-        </w:rPr>
-        <w:tab/>
+        <w:t>{{clinicAddress}}</w:t>
       </w:r>
       <w:r>
         <w:rPr>
@@ -127,11 +73,18 @@
           <w:rFonts w:ascii="Times New Roman" w:eastAsia="Times New Roman" w:hAnsi="Times New Roman" w:cs="Times New Roman"/>
           <w:sz w:val="18"/>
           <w:szCs w:val="18"/>
+        </w:rPr>
+        <w:t xml:space="preserve">SĐT: </w:t>
+      </w:r>
+      <w:r>
+        <w:rPr>
+          <w:rFonts w:ascii="Times New Roman" w:eastAsia="Times New Roman" w:hAnsi="Times New Roman" w:cs="Times New Roman"/>
+          <w:sz w:val="18"/>
+          <w:szCs w:val="18"/>
           <w:lang w:val="en-US"/>
         </w:rPr>
-        <w:t>{{</w:t>
-      </w:r>
-      <w:proofErr w:type="spellStart"/>
+        <w:t>{{clinicPhone</w:t>
+      </w:r>
       <w:r>
         <w:rPr>
           <w:rFonts w:ascii="Times New Roman" w:eastAsia="Times New Roman" w:hAnsi="Times New Roman" w:cs="Times New Roman"/>
@@ -139,66 +92,8 @@
           <w:szCs w:val="18"/>
           <w:lang w:val="en-US"/>
         </w:rPr>
-        <w:t>clinicAddress</w:t>
-      </w:r>
-      <w:proofErr w:type="spellEnd"/>
-      <w:r>
-        <w:rPr>
-          <w:rFonts w:ascii="Times New Roman" w:eastAsia="Times New Roman" w:hAnsi="Times New Roman" w:cs="Times New Roman"/>
-          <w:sz w:val="18"/>
-          <w:szCs w:val="18"/>
-          <w:lang w:val="en-US"/>
-        </w:rPr>
-        <w:t>}}</w:t>
-      </w:r>
-      <w:r>
-        <w:rPr>
-          <w:rFonts w:ascii="Times New Roman" w:eastAsia="Times New Roman" w:hAnsi="Times New Roman" w:cs="Times New Roman"/>
-          <w:b/>
-          <w:bCs/>
-          <w:sz w:val="18"/>
-          <w:szCs w:val="18"/>
-          <w:lang w:val="en-US"/>
-        </w:rPr>
-        <w:br/>
-      </w:r>
-      <w:r>
-        <w:rPr>
-          <w:rFonts w:ascii="Times New Roman" w:eastAsia="Times New Roman" w:hAnsi="Times New Roman" w:cs="Times New Roman"/>
-          <w:sz w:val="18"/>
-          <w:szCs w:val="18"/>
-        </w:rPr>
-        <w:t xml:space="preserve">SĐT: </w:t>
-      </w:r>
-      <w:r>
-        <w:rPr>
-          <w:rFonts w:ascii="Times New Roman" w:eastAsia="Times New Roman" w:hAnsi="Times New Roman" w:cs="Times New Roman"/>
-          <w:sz w:val="18"/>
-          <w:szCs w:val="18"/>
-          <w:lang w:val="en-US"/>
-        </w:rPr>
-        <w:t>{{</w:t>
-      </w:r>
-      <w:proofErr w:type="spellStart"/>
-      <w:r>
-        <w:rPr>
-          <w:rFonts w:ascii="Times New Roman" w:eastAsia="Times New Roman" w:hAnsi="Times New Roman" w:cs="Times New Roman"/>
-          <w:sz w:val="18"/>
-          <w:szCs w:val="18"/>
-          <w:lang w:val="en-US"/>
-        </w:rPr>
-        <w:t>clinicPhone</w:t>
-      </w:r>
-      <w:r>
-        <w:rPr>
-          <w:rFonts w:ascii="Times New Roman" w:eastAsia="Times New Roman" w:hAnsi="Times New Roman" w:cs="Times New Roman"/>
-          <w:sz w:val="18"/>
-          <w:szCs w:val="18"/>
-          <w:lang w:val="en-US"/>
-        </w:rPr>
         <w:t>sText</w:t>
       </w:r>
-      <w:proofErr w:type="spellEnd"/>
       <w:r>
         <w:rPr>
           <w:rFonts w:ascii="Times New Roman" w:eastAsia="Times New Roman" w:hAnsi="Times New Roman" w:cs="Times New Roman"/>
@@ -780,7 +675,8 @@
     <w:p>
       <w:pPr>
         <w:spacing w:line="240" w:lineRule="auto"/>
-        <w:ind w:left="-425" w:right="-436"/>
+        <w:ind w:left="-425" w:right="-437"/>
+        <w:contextualSpacing/>
         <w:rPr>
           <w:rFonts w:ascii="Times New Roman" w:eastAsia="Times New Roman" w:hAnsi="Times New Roman" w:cs="Times New Roman"/>
           <w:color w:val="081B3A"/>
@@ -803,7 +699,8 @@
     <w:p>
       <w:pPr>
         <w:spacing w:line="240" w:lineRule="auto"/>
-        <w:ind w:left="-425" w:right="-436"/>
+        <w:ind w:left="-425" w:right="-437"/>
+        <w:contextualSpacing/>
         <w:rPr>
           <w:rFonts w:ascii="Times New Roman" w:eastAsia="Times New Roman" w:hAnsi="Times New Roman" w:cs="Times New Roman"/>
           <w:color w:val="081B3A"/>
@@ -841,7 +738,8 @@
           <w:tab w:val="left" w:pos="8222"/>
         </w:tabs>
         <w:spacing w:line="240" w:lineRule="auto"/>
-        <w:ind w:left="-425" w:right="-436"/>
+        <w:ind w:left="-425" w:right="-437"/>
+        <w:contextualSpacing/>
         <w:rPr>
           <w:rFonts w:ascii="Times New Roman" w:eastAsia="Times New Roman" w:hAnsi="Times New Roman" w:cs="Times New Roman"/>
           <w:color w:val="081B3A"/>
@@ -892,7 +790,33 @@
           <w:sz w:val="18"/>
           <w:szCs w:val="18"/>
         </w:rPr>
-        <w:t>{{quantity}}</w:t>
+        <w:t>{{quantity}}{{/items}}</w:t>
+      </w:r>
+    </w:p>
+    <w:p>
+      <w:pPr>
+        <w:spacing w:line="240" w:lineRule="auto"/>
+        <w:ind w:left="-425" w:right="-437"/>
+        <w:contextualSpacing/>
+        <w:rPr>
+          <w:rFonts w:ascii="Times New Roman" w:eastAsia="Times New Roman" w:hAnsi="Times New Roman" w:cs="Times New Roman"/>
+          <w:b/>
+          <w:bCs/>
+          <w:color w:val="081B3A"/>
+          <w:sz w:val="18"/>
+          <w:szCs w:val="18"/>
+        </w:rPr>
+      </w:pPr>
+      <w:r>
+        <w:rPr>
+          <w:rFonts w:ascii="Times New Roman" w:eastAsia="Times New Roman" w:hAnsi="Times New Roman" w:cs="Times New Roman"/>
+          <w:b/>
+          <w:bCs/>
+          <w:color w:val="081B3A"/>
+          <w:sz w:val="18"/>
+          <w:szCs w:val="18"/>
+        </w:rPr>
+        <w:t>{{/groups}}</w:t>
       </w:r>
     </w:p>
     <w:p>
@@ -901,45 +825,54 @@
         <w:ind w:left="-425" w:right="-436"/>
         <w:rPr>
           <w:rFonts w:ascii="Times New Roman" w:eastAsia="Times New Roman" w:hAnsi="Times New Roman" w:cs="Times New Roman"/>
-          <w:color w:val="081B3A"/>
-          <w:sz w:val="18"/>
-          <w:szCs w:val="18"/>
-          <w:highlight w:val="white"/>
-        </w:rPr>
-      </w:pPr>
-      <w:r>
-        <w:rPr>
-          <w:rFonts w:ascii="Times New Roman" w:eastAsia="Times New Roman" w:hAnsi="Times New Roman" w:cs="Times New Roman"/>
-          <w:color w:val="081B3A"/>
-          <w:sz w:val="18"/>
-          <w:szCs w:val="18"/>
-        </w:rPr>
-        <w:t>{{/items}}</w:t>
-      </w:r>
+          <w:b/>
+          <w:bCs/>
+          <w:color w:val="081B3A"/>
+          <w:sz w:val="18"/>
+          <w:szCs w:val="18"/>
+        </w:rPr>
+      </w:pPr>
     </w:p>
     <w:p>
       <w:pPr>
         <w:spacing w:line="240" w:lineRule="auto"/>
         <w:ind w:left="-425" w:right="-436"/>
         <w:rPr>
-          <w:rFonts w:ascii="Times New Roman" w:eastAsia="Times New Roman" w:hAnsi="Times New Roman" w:cs="Times New Roman"/>
-          <w:b/>
-          <w:bCs/>
-          <w:color w:val="081B3A"/>
-          <w:sz w:val="18"/>
-          <w:szCs w:val="18"/>
-        </w:rPr>
-      </w:pPr>
-      <w:r>
-        <w:rPr>
-          <w:rFonts w:ascii="Times New Roman" w:eastAsia="Times New Roman" w:hAnsi="Times New Roman" w:cs="Times New Roman"/>
-          <w:b/>
-          <w:bCs/>
-          <w:color w:val="081B3A"/>
-          <w:sz w:val="18"/>
-          <w:szCs w:val="18"/>
-        </w:rPr>
-        <w:t>{{/groups}}</w:t>
+          <w:rFonts w:ascii="Calibri" w:hAnsi="Calibri" w:cs="Calibri"/>
+          <w:color w:val="081B3A"/>
+          <w:sz w:val="18"/>
+          <w:szCs w:val="18"/>
+          <w:lang w:eastAsia="ja-JP"/>
+        </w:rPr>
+      </w:pPr>
+      <w:r>
+        <w:rPr>
+          <w:rFonts w:ascii="Calibri" w:hAnsi="Calibri" w:cs="Calibri" w:hint="eastAsia"/>
+          <w:color w:val="081B3A"/>
+          <w:sz w:val="18"/>
+          <w:szCs w:val="18"/>
+          <w:lang w:eastAsia="ja-JP"/>
+        </w:rPr>
+        <w:t>{</w:t>
+      </w:r>
+      <w:r>
+        <w:rPr>
+          <w:rFonts w:ascii="Times New Roman" w:eastAsia="Times New Roman" w:hAnsi="Times New Roman" w:cs="Times New Roman"/>
+          <w:color w:val="081B3A"/>
+          <w:sz w:val="18"/>
+          <w:szCs w:val="18"/>
+        </w:rPr>
+        <w:t>{#isForFollowUp}</w:t>
+      </w:r>
+      <w:r>
+        <w:rPr>
+          <w:rFonts w:ascii="Calibri" w:hAnsi="Calibri" w:cs="Calibri" w:hint="eastAsia"/>
+          <w:color w:val="081B3A"/>
+          <w:sz w:val="18"/>
+          <w:szCs w:val="18"/>
+          <w:lang w:eastAsia="ja-JP"/>
+        </w:rPr>
+        <w:t>}</w:t>
       </w:r>
     </w:p>
     <w:p>
@@ -955,6 +888,64 @@
           <w:szCs w:val="18"/>
         </w:rPr>
       </w:pPr>
+      <w:r>
+        <w:rPr>
+          <w:rFonts w:ascii="Times New Roman" w:eastAsia="Times New Roman" w:hAnsi="Times New Roman" w:cs="Times New Roman"/>
+          <w:color w:val="081B3A"/>
+          <w:sz w:val="18"/>
+          <w:szCs w:val="18"/>
+        </w:rPr>
+        <w:t>Dùng tái khám ngày</w:t>
+      </w:r>
+      <w:r>
+        <w:rPr>
+          <w:rFonts w:ascii="Times New Roman" w:eastAsia="Times New Roman" w:hAnsi="Times New Roman" w:cs="Times New Roman"/>
+          <w:color w:val="081B3A"/>
+          <w:sz w:val="18"/>
+          <w:szCs w:val="18"/>
+        </w:rPr>
+        <w:t xml:space="preserve">: </w:t>
+      </w:r>
+      <w:r>
+        <w:rPr>
+          <w:rFonts w:ascii="Times New Roman" w:eastAsia="Times New Roman" w:hAnsi="Times New Roman" w:cs="Times New Roman"/>
+          <w:b/>
+          <w:bCs/>
+          <w:color w:val="081B3A"/>
+          <w:sz w:val="18"/>
+          <w:szCs w:val="18"/>
+        </w:rPr>
+        <w:t>{{followUpDate}}</w:t>
+      </w:r>
+      <w:r>
+        <w:rPr>
+          <w:rFonts w:ascii="Times New Roman" w:eastAsia="Times New Roman" w:hAnsi="Times New Roman" w:cs="Times New Roman"/>
+          <w:color w:val="081B3A"/>
+          <w:sz w:val="18"/>
+          <w:szCs w:val="18"/>
+        </w:rPr>
+        <w:t>, buổi</w:t>
+      </w:r>
+      <w:r>
+        <w:rPr>
+          <w:rFonts w:ascii="Times New Roman" w:eastAsia="Times New Roman" w:hAnsi="Times New Roman" w:cs="Times New Roman"/>
+          <w:color w:val="081B3A"/>
+          <w:sz w:val="18"/>
+          <w:szCs w:val="18"/>
+        </w:rPr>
+        <w:t xml:space="preserve">: </w:t>
+      </w:r>
+      <w:r>
+        <w:rPr>
+          <w:rFonts w:ascii="Times New Roman" w:eastAsia="Times New Roman" w:hAnsi="Times New Roman" w:cs="Times New Roman"/>
+          <w:b/>
+          <w:bCs/>
+          <w:color w:val="081B3A"/>
+          <w:sz w:val="18"/>
+          <w:szCs w:val="18"/>
+        </w:rPr>
+        <w:t>{{followUpSession}}</w:t>
+      </w:r>
     </w:p>
     <w:p>
       <w:pPr>
@@ -985,7 +976,7 @@
           <w:sz w:val="18"/>
           <w:szCs w:val="18"/>
         </w:rPr>
-        <w:t>{#isForFollowUp}</w:t>
+        <w:t>{/isForFollowUp}</w:t>
       </w:r>
       <w:r>
         <w:rPr>
@@ -1003,78 +994,6 @@
         <w:spacing w:line="240" w:lineRule="auto"/>
         <w:ind w:left="-425" w:right="-436"/>
         <w:rPr>
-          <w:rFonts w:ascii="Times New Roman" w:eastAsia="Times New Roman" w:hAnsi="Times New Roman" w:cs="Times New Roman"/>
-          <w:b/>
-          <w:bCs/>
-          <w:color w:val="081B3A"/>
-          <w:sz w:val="18"/>
-          <w:szCs w:val="18"/>
-        </w:rPr>
-      </w:pPr>
-      <w:r>
-        <w:rPr>
-          <w:rFonts w:ascii="Times New Roman" w:eastAsia="Times New Roman" w:hAnsi="Times New Roman" w:cs="Times New Roman"/>
-          <w:color w:val="081B3A"/>
-          <w:sz w:val="18"/>
-          <w:szCs w:val="18"/>
-        </w:rPr>
-        <w:t>Dùng tái khám ngày</w:t>
-      </w:r>
-      <w:r>
-        <w:rPr>
-          <w:rFonts w:ascii="Times New Roman" w:eastAsia="Times New Roman" w:hAnsi="Times New Roman" w:cs="Times New Roman"/>
-          <w:color w:val="081B3A"/>
-          <w:sz w:val="18"/>
-          <w:szCs w:val="18"/>
-        </w:rPr>
-        <w:t xml:space="preserve">: </w:t>
-      </w:r>
-      <w:r>
-        <w:rPr>
-          <w:rFonts w:ascii="Times New Roman" w:eastAsia="Times New Roman" w:hAnsi="Times New Roman" w:cs="Times New Roman"/>
-          <w:b/>
-          <w:bCs/>
-          <w:color w:val="081B3A"/>
-          <w:sz w:val="18"/>
-          <w:szCs w:val="18"/>
-        </w:rPr>
-        <w:t>{{followUpDate}}</w:t>
-      </w:r>
-      <w:r>
-        <w:rPr>
-          <w:rFonts w:ascii="Times New Roman" w:eastAsia="Times New Roman" w:hAnsi="Times New Roman" w:cs="Times New Roman"/>
-          <w:color w:val="081B3A"/>
-          <w:sz w:val="18"/>
-          <w:szCs w:val="18"/>
-        </w:rPr>
-        <w:t>, buổi</w:t>
-      </w:r>
-      <w:r>
-        <w:rPr>
-          <w:rFonts w:ascii="Times New Roman" w:eastAsia="Times New Roman" w:hAnsi="Times New Roman" w:cs="Times New Roman"/>
-          <w:color w:val="081B3A"/>
-          <w:sz w:val="18"/>
-          <w:szCs w:val="18"/>
-        </w:rPr>
-        <w:t xml:space="preserve">: </w:t>
-      </w:r>
-      <w:r>
-        <w:rPr>
-          <w:rFonts w:ascii="Times New Roman" w:eastAsia="Times New Roman" w:hAnsi="Times New Roman" w:cs="Times New Roman"/>
-          <w:b/>
-          <w:bCs/>
-          <w:color w:val="081B3A"/>
-          <w:sz w:val="18"/>
-          <w:szCs w:val="18"/>
-        </w:rPr>
-        <w:t>{{followUpSession}}</w:t>
-      </w:r>
-    </w:p>
-    <w:p>
-      <w:pPr>
-        <w:spacing w:line="240" w:lineRule="auto"/>
-        <w:ind w:left="-425" w:right="-436"/>
-        <w:rPr>
           <w:rFonts w:ascii="Calibri" w:hAnsi="Calibri" w:cs="Calibri"/>
           <w:color w:val="081B3A"/>
           <w:sz w:val="18"/>
@@ -1083,35 +1002,6 @@
           <w:lang w:eastAsia="ja-JP"/>
         </w:rPr>
       </w:pPr>
-      <w:r>
-        <w:rPr>
-          <w:rFonts w:ascii="Calibri" w:hAnsi="Calibri" w:cs="Calibri" w:hint="eastAsia"/>
-          <w:color w:val="081B3A"/>
-          <w:sz w:val="18"/>
-          <w:szCs w:val="18"/>
-          <w:lang w:eastAsia="ja-JP"/>
-        </w:rPr>
-        <w:t>{</w:t>
-      </w:r>
-      <w:r>
-        <w:rPr>
-          <w:rFonts w:ascii="Times New Roman" w:eastAsia="Times New Roman" w:hAnsi="Times New Roman" w:cs="Times New Roman"/>
-          <w:color w:val="081B3A"/>
-          <w:sz w:val="18"/>
-          <w:szCs w:val="18"/>
-        </w:rPr>
-        <w:t>{/isForFollowUp}</w:t>
-      </w:r>
-      <w:r>
-        <w:rPr>
-          <w:rFonts w:ascii="Calibri" w:hAnsi="Calibri" w:cs="Calibri" w:hint="eastAsia"/>
-          <w:color w:val="081B3A"/>
-          <w:sz w:val="18"/>
-          <w:szCs w:val="18"/>
-          <w:lang w:eastAsia="ja-JP"/>
-        </w:rPr>
-        <w:t>}</w:t>
-      </w:r>
     </w:p>
     <w:p>
       <w:pPr>
@@ -1172,7 +1062,7 @@
           <w:szCs w:val="18"/>
           <w:highlight w:val="white"/>
         </w:rPr>
-        <w:t>clinicName</w:t>
+        <w:t>clinic</w:t>
       </w:r>
       <w:r>
         <w:rPr>
@@ -1397,31 +1287,7 @@
           <w:szCs w:val="18"/>
           <w:lang w:val="en-US"/>
         </w:rPr>
-        <w:t>{{</w:t>
-      </w:r>
-      <w:proofErr w:type="spellStart"/>
-      <w:r>
-        <w:rPr>
-          <w:rFonts w:ascii="Times New Roman" w:eastAsia="Times New Roman" w:hAnsi="Times New Roman" w:cs="Times New Roman"/>
-          <w:b/>
-          <w:bCs/>
-          <w:sz w:val="18"/>
-          <w:szCs w:val="18"/>
-          <w:lang w:val="en-US"/>
-        </w:rPr>
-        <w:t>doctorName</w:t>
-      </w:r>
-      <w:proofErr w:type="spellEnd"/>
-      <w:r>
-        <w:rPr>
-          <w:rFonts w:ascii="Times New Roman" w:eastAsia="Times New Roman" w:hAnsi="Times New Roman" w:cs="Times New Roman"/>
-          <w:b/>
-          <w:bCs/>
-          <w:sz w:val="18"/>
-          <w:szCs w:val="18"/>
-          <w:lang w:val="en-US"/>
-        </w:rPr>
-        <w:t>}}</w:t>
+        <w:t>{{doctorName}}</w:t>
       </w:r>
     </w:p>
     <w:sectPr>

--- a/core/src/templates/service_request_template.docx
+++ b/core/src/templates/service_request_template.docx
@@ -25,7 +25,31 @@
           <w:szCs w:val="18"/>
           <w:lang w:val="en-US"/>
         </w:rPr>
-        <w:t>{{clinicName}}</w:t>
+        <w:t>{{</w:t>
+      </w:r>
+      <w:proofErr w:type="spellStart"/>
+      <w:r>
+        <w:rPr>
+          <w:rFonts w:ascii="Times New Roman" w:eastAsia="Times New Roman" w:hAnsi="Times New Roman" w:cs="Times New Roman"/>
+          <w:b/>
+          <w:bCs/>
+          <w:sz w:val="18"/>
+          <w:szCs w:val="18"/>
+          <w:lang w:val="en-US"/>
+        </w:rPr>
+        <w:t>clinicName</w:t>
+      </w:r>
+      <w:proofErr w:type="spellEnd"/>
+      <w:r>
+        <w:rPr>
+          <w:rFonts w:ascii="Times New Roman" w:eastAsia="Times New Roman" w:hAnsi="Times New Roman" w:cs="Times New Roman"/>
+          <w:b/>
+          <w:bCs/>
+          <w:sz w:val="18"/>
+          <w:szCs w:val="18"/>
+          <w:lang w:val="en-US"/>
+        </w:rPr>
+        <w:t>}}</w:t>
       </w:r>
       <w:r>
         <w:rPr>
@@ -55,17 +79,37 @@
           <w:szCs w:val="18"/>
           <w:lang w:val="en-US"/>
         </w:rPr>
-        <w:t>{{clinicAddress}}</w:t>
-      </w:r>
-      <w:r>
-        <w:rPr>
-          <w:rFonts w:ascii="Times New Roman" w:eastAsia="Times New Roman" w:hAnsi="Times New Roman" w:cs="Times New Roman"/>
-          <w:b/>
-          <w:bCs/>
+        <w:t>{{</w:t>
+      </w:r>
+      <w:proofErr w:type="spellStart"/>
+      <w:r>
+        <w:rPr>
+          <w:rFonts w:ascii="Times New Roman" w:eastAsia="Times New Roman" w:hAnsi="Times New Roman" w:cs="Times New Roman"/>
           <w:sz w:val="18"/>
           <w:szCs w:val="18"/>
           <w:lang w:val="en-US"/>
         </w:rPr>
+        <w:t>clinicAddress</w:t>
+      </w:r>
+      <w:proofErr w:type="spellEnd"/>
+      <w:r>
+        <w:rPr>
+          <w:rFonts w:ascii="Times New Roman" w:eastAsia="Times New Roman" w:hAnsi="Times New Roman" w:cs="Times New Roman"/>
+          <w:sz w:val="18"/>
+          <w:szCs w:val="18"/>
+          <w:lang w:val="en-US"/>
+        </w:rPr>
+        <w:t>}}</w:t>
+      </w:r>
+      <w:r>
+        <w:rPr>
+          <w:rFonts w:ascii="Times New Roman" w:eastAsia="Times New Roman" w:hAnsi="Times New Roman" w:cs="Times New Roman"/>
+          <w:b/>
+          <w:bCs/>
+          <w:sz w:val="18"/>
+          <w:szCs w:val="18"/>
+          <w:lang w:val="en-US"/>
+        </w:rPr>
         <w:br/>
       </w:r>
       <w:r>
@@ -83,8 +127,9 @@
           <w:szCs w:val="18"/>
           <w:lang w:val="en-US"/>
         </w:rPr>
-        <w:t>{{clinicPhone</w:t>
-      </w:r>
+        <w:t>{{</w:t>
+      </w:r>
+      <w:proofErr w:type="spellStart"/>
       <w:r>
         <w:rPr>
           <w:rFonts w:ascii="Times New Roman" w:eastAsia="Times New Roman" w:hAnsi="Times New Roman" w:cs="Times New Roman"/>
@@ -92,8 +137,18 @@
           <w:szCs w:val="18"/>
           <w:lang w:val="en-US"/>
         </w:rPr>
+        <w:t>clinicPhone</w:t>
+      </w:r>
+      <w:r>
+        <w:rPr>
+          <w:rFonts w:ascii="Times New Roman" w:eastAsia="Times New Roman" w:hAnsi="Times New Roman" w:cs="Times New Roman"/>
+          <w:sz w:val="18"/>
+          <w:szCs w:val="18"/>
+          <w:lang w:val="en-US"/>
+        </w:rPr>
         <w:t>sText</w:t>
       </w:r>
+      <w:proofErr w:type="spellEnd"/>
       <w:r>
         <w:rPr>
           <w:rFonts w:ascii="Times New Roman" w:eastAsia="Times New Roman" w:hAnsi="Times New Roman" w:cs="Times New Roman"/>
@@ -586,19 +641,41 @@
         <w:ind w:left="-425" w:right="-437"/>
         <w:rPr>
           <w:rFonts w:ascii="Times New Roman" w:eastAsia="Times New Roman" w:hAnsi="Times New Roman" w:cs="Times New Roman"/>
-          <w:sz w:val="18"/>
-          <w:szCs w:val="18"/>
-        </w:rPr>
-      </w:pPr>
-      <w:r>
-        <w:rPr>
-          <w:rFonts w:ascii="Times New Roman" w:eastAsia="Times New Roman" w:hAnsi="Times New Roman" w:cs="Times New Roman"/>
-          <w:b/>
-          <w:bCs/>
-          <w:sz w:val="18"/>
-          <w:szCs w:val="18"/>
-        </w:rPr>
-        <w:t>Chẩn đoán:</w:t>
+          <w:b/>
+          <w:bCs/>
+          <w:sz w:val="18"/>
+          <w:szCs w:val="18"/>
+        </w:rPr>
+      </w:pPr>
+      <w:r>
+        <w:rPr>
+          <w:rFonts w:ascii="Times New Roman" w:eastAsia="Times New Roman" w:hAnsi="Times New Roman" w:cs="Times New Roman"/>
+          <w:b/>
+          <w:bCs/>
+          <w:sz w:val="18"/>
+          <w:szCs w:val="18"/>
+        </w:rPr>
+        <w:t>Chẩn đoán</w:t>
+      </w:r>
+      <w:r>
+        <w:rPr>
+          <w:rFonts w:ascii="Times New Roman" w:eastAsia="Times New Roman" w:hAnsi="Times New Roman" w:cs="Times New Roman"/>
+          <w:b/>
+          <w:bCs/>
+          <w:sz w:val="18"/>
+          <w:szCs w:val="18"/>
+        </w:rPr>
+        <w:t xml:space="preserve"> chính</w:t>
+      </w:r>
+      <w:r>
+        <w:rPr>
+          <w:rFonts w:ascii="Times New Roman" w:eastAsia="Times New Roman" w:hAnsi="Times New Roman" w:cs="Times New Roman"/>
+          <w:b/>
+          <w:bCs/>
+          <w:sz w:val="18"/>
+          <w:szCs w:val="18"/>
+        </w:rPr>
+        <w:t>:</w:t>
       </w:r>
       <w:r>
         <w:rPr>
@@ -614,14 +691,6 @@
           <w:sz w:val="18"/>
           <w:szCs w:val="18"/>
         </w:rPr>
-        <w:tab/>
-      </w:r>
-      <w:r>
-        <w:rPr>
-          <w:rFonts w:ascii="Times New Roman" w:eastAsia="Times New Roman" w:hAnsi="Times New Roman" w:cs="Times New Roman"/>
-          <w:sz w:val="18"/>
-          <w:szCs w:val="18"/>
-        </w:rPr>
         <w:t xml:space="preserve">{{diagnosisMainDescription}} </w:t>
       </w:r>
       <w:r>
@@ -634,6 +703,61 @@
         </w:rPr>
         <w:t>({{diagnosisMainCode}})</w:t>
       </w:r>
+    </w:p>
+    <w:p>
+      <w:pPr>
+        <w:pBdr>
+          <w:top w:val="nil"/>
+          <w:left w:val="nil"/>
+          <w:bottom w:val="nil"/>
+          <w:right w:val="nil"/>
+          <w:between w:val="nil"/>
+        </w:pBdr>
+        <w:tabs>
+          <w:tab w:val="left" w:pos="900"/>
+          <w:tab w:val="left" w:pos="5377"/>
+          <w:tab w:val="left" w:pos="832"/>
+          <w:tab w:val="left" w:pos="5670"/>
+          <w:tab w:val="right" w:pos="9000"/>
+        </w:tabs>
+        <w:spacing w:line="240" w:lineRule="auto"/>
+        <w:ind w:left="-425" w:right="-437"/>
+        <w:rPr>
+          <w:rFonts w:ascii="Times New Roman" w:eastAsia="Times New Roman" w:hAnsi="Times New Roman" w:cs="Times New Roman"/>
+          <w:sz w:val="18"/>
+          <w:szCs w:val="18"/>
+        </w:rPr>
+      </w:pPr>
+      <w:r>
+        <w:rPr>
+          <w:rFonts w:ascii="Times New Roman" w:eastAsia="Times New Roman" w:hAnsi="Times New Roman" w:cs="Times New Roman"/>
+          <w:b/>
+          <w:bCs/>
+          <w:sz w:val="18"/>
+          <w:szCs w:val="18"/>
+        </w:rPr>
+        <w:t>Chẩn đoán</w:t>
+      </w:r>
+      <w:r>
+        <w:rPr>
+          <w:rFonts w:ascii="Times New Roman" w:eastAsia="Times New Roman" w:hAnsi="Times New Roman" w:cs="Times New Roman"/>
+          <w:b/>
+          <w:bCs/>
+          <w:sz w:val="18"/>
+          <w:szCs w:val="18"/>
+        </w:rPr>
+        <w:t xml:space="preserve"> </w:t>
+      </w:r>
+      <w:r>
+        <w:rPr>
+          <w:rFonts w:ascii="Times New Roman" w:eastAsia="Times New Roman" w:hAnsi="Times New Roman" w:cs="Times New Roman"/>
+          <w:b/>
+          <w:bCs/>
+          <w:sz w:val="18"/>
+          <w:szCs w:val="18"/>
+        </w:rPr>
+        <w:t xml:space="preserve">phụ: </w:t>
+      </w:r>
       <w:r>
         <w:rPr>
           <w:rFonts w:ascii="Times New Roman" w:eastAsia="Times New Roman" w:hAnsi="Times New Roman" w:cs="Times New Roman"/>
@@ -658,7 +782,15 @@
           <w:sz w:val="18"/>
           <w:szCs w:val="18"/>
         </w:rPr>
-        <w:t>, {{/diagnosisSecondary}}</w:t>
+        <w:t xml:space="preserve">, </w:t>
+      </w:r>
+      <w:r>
+        <w:rPr>
+          <w:rFonts w:ascii="Times New Roman" w:eastAsia="Times New Roman" w:hAnsi="Times New Roman" w:cs="Times New Roman"/>
+          <w:sz w:val="18"/>
+          <w:szCs w:val="18"/>
+        </w:rPr>
+        <w:t>{{/diagnosisSecondary}}</w:t>
       </w:r>
     </w:p>
     <w:p>
@@ -1014,6 +1146,7 @@
           <w:sz w:val="18"/>
           <w:szCs w:val="18"/>
           <w:highlight w:val="white"/>
+          <w:lang w:val="en-US"/>
         </w:rPr>
       </w:pPr>
       <w:r>
@@ -1287,7 +1420,31 @@
           <w:szCs w:val="18"/>
           <w:lang w:val="en-US"/>
         </w:rPr>
-        <w:t>{{doctorName}}</w:t>
+        <w:t>{{</w:t>
+      </w:r>
+      <w:proofErr w:type="spellStart"/>
+      <w:r>
+        <w:rPr>
+          <w:rFonts w:ascii="Times New Roman" w:eastAsia="Times New Roman" w:hAnsi="Times New Roman" w:cs="Times New Roman"/>
+          <w:b/>
+          <w:bCs/>
+          <w:sz w:val="18"/>
+          <w:szCs w:val="18"/>
+          <w:lang w:val="en-US"/>
+        </w:rPr>
+        <w:t>doctorName</w:t>
+      </w:r>
+      <w:proofErr w:type="spellEnd"/>
+      <w:r>
+        <w:rPr>
+          <w:rFonts w:ascii="Times New Roman" w:eastAsia="Times New Roman" w:hAnsi="Times New Roman" w:cs="Times New Roman"/>
+          <w:b/>
+          <w:bCs/>
+          <w:sz w:val="18"/>
+          <w:szCs w:val="18"/>
+          <w:lang w:val="en-US"/>
+        </w:rPr>
+        <w:t>}}</w:t>
       </w:r>
     </w:p>
     <w:sectPr>

--- a/core/src/templates/service_request_template.docx
+++ b/core/src/templates/service_request_template.docx
@@ -1,6 +1,6 @@
 
 <file path=word/document.xml><?xml version="1.0" encoding="utf-8"?>
-<w:document xmlns:wpc="http://schemas.microsoft.com/office/word/2010/wordprocessingCanvas" xmlns:cx="http://schemas.microsoft.com/office/drawing/2014/chartex" xmlns:cx1="http://schemas.microsoft.com/office/drawing/2015/9/8/chartex" xmlns:cx2="http://schemas.microsoft.com/office/drawing/2015/10/21/chartex" xmlns:cx3="http://schemas.microsoft.com/office/drawing/2016/5/9/chartex" xmlns:cx4="http://schemas.microsoft.com/office/drawing/2016/5/10/chartex" xmlns:cx5="http://schemas.microsoft.com/office/drawing/2016/5/11/chartex" xmlns:cx6="http://schemas.microsoft.com/office/drawing/2016/5/12/chartex" xmlns:cx7="http://schemas.microsoft.com/office/drawing/2016/5/13/chartex" xmlns:cx8="http://schemas.microsoft.com/office/drawing/2016/5/14/chartex" xmlns:mc="http://schemas.openxmlformats.org/markup-compatibility/2006" xmlns:aink="http://schemas.microsoft.com/office/drawing/2016/ink" xmlns:am3d="http://schemas.microsoft.com/office/drawing/2017/model3d" xmlns:o="urn:schemas-microsoft-com:office:office" xmlns:oel="http://schemas.microsoft.com/office/2019/extlst" xmlns:r="http://schemas.openxmlformats.org/officeDocument/2006/relationships" xmlns:m="http://schemas.openxmlformats.org/officeDocument/2006/math" xmlns:v="urn:schemas-microsoft-com:vml" xmlns:wp14="http://schemas.microsoft.com/office/word/2010/wordprocessingDrawing" xmlns:wp="http://schemas.openxmlformats.org/drawingml/2006/wordprocessingDrawing" xmlns:w10="urn:schemas-microsoft-com:office:word" xmlns:w="http://schemas.openxmlformats.org/wordprocessingml/2006/main" xmlns:w14="http://schemas.microsoft.com/office/word/2010/wordml" xmlns:w15="http://schemas.microsoft.com/office/word/2012/wordml" xmlns:w16cex="http://schemas.microsoft.com/office/word/2018/wordml/cex" xmlns:w16cid="http://schemas.microsoft.com/office/word/2016/wordml/cid" xmlns:w16="http://schemas.microsoft.com/office/word/2018/wordml" xmlns:w16du="http://schemas.microsoft.com/office/word/2023/wordml/word16du" xmlns:w16sdtdh="http://schemas.microsoft.com/office/word/2020/wordml/sdtdatahash" xmlns:w16sdtfl="http://schemas.microsoft.com/office/word/2024/wordml/sdtformatlock" xmlns:w16se="http://schemas.microsoft.com/office/word/2015/wordml/symex" xmlns:wpg="http://schemas.microsoft.com/office/word/2010/wordprocessingGroup" xmlns:wpi="http://schemas.microsoft.com/office/word/2010/wordprocessingInk" xmlns:wne="http://schemas.microsoft.com/office/word/2006/wordml" xmlns:wps="http://schemas.microsoft.com/office/word/2010/wordprocessingShape" mc:Ignorable="w14 w15 w16se w16cid w16 w16cex w16sdtdh w16sdtfl w16du wp14">
+<w:document xmlns:wpc="http://schemas.microsoft.com/office/word/2010/wordprocessingCanvas" xmlns:mc="http://schemas.openxmlformats.org/markup-compatibility/2006" xmlns:o="urn:schemas-microsoft-com:office:office" xmlns:r="http://schemas.openxmlformats.org/officeDocument/2006/relationships" xmlns:m="http://schemas.openxmlformats.org/officeDocument/2006/math" xmlns:v="urn:schemas-microsoft-com:vml" xmlns:wp14="http://schemas.microsoft.com/office/word/2010/wordprocessingDrawing" xmlns:wp="http://schemas.openxmlformats.org/drawingml/2006/wordprocessingDrawing" xmlns:w="http://schemas.openxmlformats.org/wordprocessingml/2006/main" xmlns:w14="http://schemas.microsoft.com/office/word/2010/wordml" xmlns:w10="urn:schemas-microsoft-com:office:word" xmlns:w15="http://schemas.microsoft.com/office/word/2012/wordml" xmlns:wpg="http://schemas.microsoft.com/office/word/2010/wordprocessingGroup" xmlns:wpi="http://schemas.microsoft.com/office/word/2010/wordprocessingInk" xmlns:wne="http://schemas.microsoft.com/office/word/2006/wordml" xmlns:wps="http://schemas.microsoft.com/office/word/2010/wordprocessingShape" xmlns:wpsCustomData="http://www.wps.cn/officeDocument/2013/wpsCustomData" mc:Ignorable="w14 w15 wp14">
   <w:body>
     <w:p>
       <w:pPr>
@@ -8,7 +8,7 @@
         <w:spacing w:line="240" w:lineRule="auto"/>
         <w:ind w:left="-425" w:right="-425"/>
         <w:rPr>
-          <w:rFonts w:ascii="Times New Roman" w:eastAsia="Times New Roman" w:hAnsi="Times New Roman" w:cs="Times New Roman"/>
+          <w:rFonts w:ascii="Times New Roman" w:hAnsi="Times New Roman" w:eastAsia="Times New Roman" w:cs="Times New Roman"/>
           <w:b/>
           <w:bCs/>
           <w:sz w:val="18"/>
@@ -18,145 +18,72 @@
       </w:pPr>
       <w:r>
         <w:rPr>
-          <w:rFonts w:ascii="Times New Roman" w:eastAsia="Times New Roman" w:hAnsi="Times New Roman" w:cs="Times New Roman"/>
+          <w:rFonts w:ascii="Times New Roman" w:hAnsi="Times New Roman" w:eastAsia="Times New Roman" w:cs="Times New Roman"/>
           <w:b/>
           <w:bCs/>
           <w:sz w:val="18"/>
           <w:szCs w:val="18"/>
           <w:lang w:val="en-US"/>
         </w:rPr>
-        <w:t>{{</w:t>
-      </w:r>
-      <w:proofErr w:type="spellStart"/>
-      <w:r>
-        <w:rPr>
-          <w:rFonts w:ascii="Times New Roman" w:eastAsia="Times New Roman" w:hAnsi="Times New Roman" w:cs="Times New Roman"/>
+        <w:t>{{clinicName}}</w:t>
+      </w:r>
+      <w:r>
+        <w:rPr>
+          <w:rFonts w:ascii="Times New Roman" w:hAnsi="Times New Roman" w:eastAsia="Times New Roman" w:cs="Times New Roman"/>
+          <w:b/>
+          <w:bCs/>
+          <w:sz w:val="18"/>
+          <w:szCs w:val="18"/>
+        </w:rPr>
+        <w:tab/>
+      </w:r>
+      <w:r>
+        <w:rPr>
+          <w:rFonts w:ascii="Times New Roman" w:hAnsi="Times New Roman" w:eastAsia="Times New Roman" w:cs="Times New Roman"/>
           <w:b/>
           <w:bCs/>
           <w:sz w:val="18"/>
           <w:szCs w:val="18"/>
           <w:lang w:val="en-US"/>
         </w:rPr>
-        <w:t>clinicName</w:t>
-      </w:r>
-      <w:proofErr w:type="spellEnd"/>
-      <w:r>
-        <w:rPr>
-          <w:rFonts w:ascii="Times New Roman" w:eastAsia="Times New Roman" w:hAnsi="Times New Roman" w:cs="Times New Roman"/>
-          <w:b/>
-          <w:bCs/>
+        <w:br w:type="textWrapping"/>
+      </w:r>
+      <w:r>
+        <w:rPr>
+          <w:rFonts w:ascii="Times New Roman" w:hAnsi="Times New Roman" w:eastAsia="Times New Roman" w:cs="Times New Roman"/>
           <w:sz w:val="18"/>
           <w:szCs w:val="18"/>
           <w:lang w:val="en-US"/>
         </w:rPr>
-        <w:t>}}</w:t>
-      </w:r>
-      <w:r>
-        <w:rPr>
-          <w:rFonts w:ascii="Times New Roman" w:eastAsia="Times New Roman" w:hAnsi="Times New Roman" w:cs="Times New Roman"/>
-          <w:b/>
-          <w:bCs/>
-          <w:sz w:val="18"/>
-          <w:szCs w:val="18"/>
-        </w:rPr>
-        <w:tab/>
-      </w:r>
-      <w:r>
-        <w:rPr>
-          <w:rFonts w:ascii="Times New Roman" w:eastAsia="Times New Roman" w:hAnsi="Times New Roman" w:cs="Times New Roman"/>
+        <w:t>{{clinicAddress}}</w:t>
+      </w:r>
+      <w:r>
+        <w:rPr>
+          <w:rFonts w:ascii="Times New Roman" w:hAnsi="Times New Roman" w:eastAsia="Times New Roman" w:cs="Times New Roman"/>
           <w:b/>
           <w:bCs/>
           <w:sz w:val="18"/>
           <w:szCs w:val="18"/>
           <w:lang w:val="en-US"/>
         </w:rPr>
-        <w:br/>
-      </w:r>
-      <w:r>
-        <w:rPr>
-          <w:rFonts w:ascii="Times New Roman" w:eastAsia="Times New Roman" w:hAnsi="Times New Roman" w:cs="Times New Roman"/>
+        <w:br w:type="textWrapping"/>
+      </w:r>
+      <w:r>
+        <w:rPr>
+          <w:rFonts w:ascii="Times New Roman" w:hAnsi="Times New Roman" w:eastAsia="Times New Roman" w:cs="Times New Roman"/>
+          <w:sz w:val="18"/>
+          <w:szCs w:val="18"/>
+        </w:rPr>
+        <w:t xml:space="preserve">SĐT: </w:t>
+      </w:r>
+      <w:r>
+        <w:rPr>
+          <w:rFonts w:ascii="Times New Roman" w:hAnsi="Times New Roman" w:eastAsia="Times New Roman" w:cs="Times New Roman"/>
           <w:sz w:val="18"/>
           <w:szCs w:val="18"/>
           <w:lang w:val="en-US"/>
         </w:rPr>
-        <w:t>{{</w:t>
-      </w:r>
-      <w:proofErr w:type="spellStart"/>
-      <w:r>
-        <w:rPr>
-          <w:rFonts w:ascii="Times New Roman" w:eastAsia="Times New Roman" w:hAnsi="Times New Roman" w:cs="Times New Roman"/>
-          <w:sz w:val="18"/>
-          <w:szCs w:val="18"/>
-          <w:lang w:val="en-US"/>
-        </w:rPr>
-        <w:t>clinicAddress</w:t>
-      </w:r>
-      <w:proofErr w:type="spellEnd"/>
-      <w:r>
-        <w:rPr>
-          <w:rFonts w:ascii="Times New Roman" w:eastAsia="Times New Roman" w:hAnsi="Times New Roman" w:cs="Times New Roman"/>
-          <w:sz w:val="18"/>
-          <w:szCs w:val="18"/>
-          <w:lang w:val="en-US"/>
-        </w:rPr>
-        <w:t>}}</w:t>
-      </w:r>
-      <w:r>
-        <w:rPr>
-          <w:rFonts w:ascii="Times New Roman" w:eastAsia="Times New Roman" w:hAnsi="Times New Roman" w:cs="Times New Roman"/>
-          <w:b/>
-          <w:bCs/>
-          <w:sz w:val="18"/>
-          <w:szCs w:val="18"/>
-          <w:lang w:val="en-US"/>
-        </w:rPr>
-        <w:br/>
-      </w:r>
-      <w:r>
-        <w:rPr>
-          <w:rFonts w:ascii="Times New Roman" w:eastAsia="Times New Roman" w:hAnsi="Times New Roman" w:cs="Times New Roman"/>
-          <w:sz w:val="18"/>
-          <w:szCs w:val="18"/>
-        </w:rPr>
-        <w:t xml:space="preserve">SĐT: </w:t>
-      </w:r>
-      <w:r>
-        <w:rPr>
-          <w:rFonts w:ascii="Times New Roman" w:eastAsia="Times New Roman" w:hAnsi="Times New Roman" w:cs="Times New Roman"/>
-          <w:sz w:val="18"/>
-          <w:szCs w:val="18"/>
-          <w:lang w:val="en-US"/>
-        </w:rPr>
-        <w:t>{{</w:t>
-      </w:r>
-      <w:proofErr w:type="spellStart"/>
-      <w:r>
-        <w:rPr>
-          <w:rFonts w:ascii="Times New Roman" w:eastAsia="Times New Roman" w:hAnsi="Times New Roman" w:cs="Times New Roman"/>
-          <w:sz w:val="18"/>
-          <w:szCs w:val="18"/>
-          <w:lang w:val="en-US"/>
-        </w:rPr>
-        <w:t>clinicPhone</w:t>
-      </w:r>
-      <w:r>
-        <w:rPr>
-          <w:rFonts w:ascii="Times New Roman" w:eastAsia="Times New Roman" w:hAnsi="Times New Roman" w:cs="Times New Roman"/>
-          <w:sz w:val="18"/>
-          <w:szCs w:val="18"/>
-          <w:lang w:val="en-US"/>
-        </w:rPr>
-        <w:t>sText</w:t>
-      </w:r>
-      <w:proofErr w:type="spellEnd"/>
-      <w:r>
-        <w:rPr>
-          <w:rFonts w:ascii="Times New Roman" w:eastAsia="Times New Roman" w:hAnsi="Times New Roman" w:cs="Times New Roman"/>
-          <w:sz w:val="18"/>
-          <w:szCs w:val="18"/>
-          <w:lang w:val="en-US"/>
-        </w:rPr>
-        <w:t>}}</w:t>
+        <w:t>{{clinicPhonesText}}</w:t>
       </w:r>
     </w:p>
     <w:p>
@@ -177,7 +104,7 @@
         <w:ind w:left="-425" w:right="-436"/>
         <w:jc w:val="center"/>
         <w:rPr>
-          <w:rFonts w:ascii="Times New Roman" w:eastAsia="Times New Roman" w:hAnsi="Times New Roman" w:cs="Times New Roman"/>
+          <w:rFonts w:ascii="Times New Roman" w:hAnsi="Times New Roman" w:eastAsia="Times New Roman" w:cs="Times New Roman"/>
           <w:b/>
           <w:bCs/>
           <w:sz w:val="20"/>
@@ -186,7 +113,7 @@
       </w:pPr>
       <w:r>
         <w:rPr>
-          <w:rFonts w:ascii="Times New Roman" w:eastAsia="Times New Roman" w:hAnsi="Times New Roman" w:cs="Times New Roman"/>
+          <w:rFonts w:ascii="Times New Roman" w:hAnsi="Times New Roman" w:eastAsia="Times New Roman" w:cs="Times New Roman"/>
           <w:b/>
           <w:bCs/>
           <w:sz w:val="20"/>
@@ -201,42 +128,18 @@
         <w:ind w:left="-425" w:right="-436"/>
         <w:jc w:val="center"/>
         <w:rPr>
-          <w:rFonts w:ascii="Times New Roman" w:eastAsia="Times New Roman" w:hAnsi="Times New Roman" w:cs="Times New Roman"/>
-          <w:sz w:val="18"/>
-          <w:szCs w:val="18"/>
-        </w:rPr>
-      </w:pPr>
-      <w:r>
-        <w:rPr>
-          <w:rFonts w:ascii="Times New Roman" w:eastAsia="Times New Roman" w:hAnsi="Times New Roman" w:cs="Times New Roman"/>
-          <w:sz w:val="18"/>
-          <w:szCs w:val="18"/>
-        </w:rPr>
-        <w:t xml:space="preserve"> Mã phiếu chỉ định: </w:t>
-      </w:r>
-      <w:r>
-        <w:rPr>
-          <w:rFonts w:ascii="Times New Roman" w:eastAsia="Times New Roman" w:hAnsi="Times New Roman" w:cs="Times New Roman"/>
-          <w:sz w:val="18"/>
-          <w:szCs w:val="18"/>
-        </w:rPr>
-        <w:t>{{request</w:t>
-      </w:r>
-      <w:r>
-        <w:rPr>
-          <w:rFonts w:ascii="Times New Roman" w:eastAsia="Times New Roman" w:hAnsi="Times New Roman" w:cs="Times New Roman"/>
-          <w:sz w:val="18"/>
-          <w:szCs w:val="18"/>
-        </w:rPr>
-        <w:t>Code</w:t>
-      </w:r>
-      <w:r>
-        <w:rPr>
-          <w:rFonts w:ascii="Times New Roman" w:eastAsia="Times New Roman" w:hAnsi="Times New Roman" w:cs="Times New Roman"/>
-          <w:sz w:val="18"/>
-          <w:szCs w:val="18"/>
-        </w:rPr>
-        <w:t>}}</w:t>
+          <w:rFonts w:ascii="Times New Roman" w:hAnsi="Times New Roman" w:eastAsia="Times New Roman" w:cs="Times New Roman"/>
+          <w:sz w:val="18"/>
+          <w:szCs w:val="18"/>
+        </w:rPr>
+      </w:pPr>
+      <w:r>
+        <w:rPr>
+          <w:rFonts w:ascii="Times New Roman" w:hAnsi="Times New Roman" w:eastAsia="Times New Roman" w:cs="Times New Roman"/>
+          <w:sz w:val="18"/>
+          <w:szCs w:val="18"/>
+        </w:rPr>
+        <w:t xml:space="preserve"> Mã phiếu chỉ định: {{requestCode}}</w:t>
       </w:r>
     </w:p>
     <w:p>
@@ -245,15 +148,14 @@
         <w:ind w:left="-425" w:right="-436"/>
         <w:jc w:val="center"/>
         <w:rPr>
-          <w:rFonts w:ascii="Times New Roman" w:eastAsia="Times New Roman" w:hAnsi="Times New Roman" w:cs="Times New Roman"/>
-          <w:sz w:val="18"/>
-          <w:szCs w:val="18"/>
-        </w:rPr>
-      </w:pPr>
-      <w:r>
-        <w:rPr>
-          <w:rFonts w:ascii="Times New Roman" w:eastAsia="Times New Roman" w:hAnsi="Times New Roman" w:cs="Times New Roman"/>
-          <w:noProof/>
+          <w:rFonts w:ascii="Times New Roman" w:hAnsi="Times New Roman" w:eastAsia="Times New Roman" w:cs="Times New Roman"/>
+          <w:sz w:val="18"/>
+          <w:szCs w:val="18"/>
+        </w:rPr>
+      </w:pPr>
+      <w:r>
+        <w:rPr>
+          <w:rFonts w:ascii="Times New Roman" w:hAnsi="Times New Roman" w:eastAsia="Times New Roman" w:cs="Times New Roman"/>
           <w:sz w:val="18"/>
           <w:szCs w:val="18"/>
         </w:rPr>
@@ -266,18 +168,18 @@
         <w:ind w:left="-425" w:right="-437"/>
         <w:jc w:val="center"/>
         <w:rPr>
-          <w:rFonts w:ascii="Times New Roman" w:eastAsia="Times New Roman" w:hAnsi="Times New Roman" w:cs="Times New Roman"/>
+          <w:rFonts w:ascii="Times New Roman" w:hAnsi="Times New Roman" w:eastAsia="Times New Roman" w:cs="Times New Roman"/>
         </w:rPr>
       </w:pPr>
     </w:p>
     <w:p>
       <w:pPr>
         <w:pBdr>
-          <w:top w:val="nil"/>
-          <w:left w:val="nil"/>
-          <w:bottom w:val="nil"/>
-          <w:right w:val="nil"/>
-          <w:between w:val="nil"/>
+          <w:top w:val="none" w:color="auto" w:sz="0" w:space="0"/>
+          <w:left w:val="none" w:color="auto" w:sz="0" w:space="0"/>
+          <w:bottom w:val="none" w:color="auto" w:sz="0" w:space="0"/>
+          <w:right w:val="none" w:color="auto" w:sz="0" w:space="0"/>
+          <w:between w:val="none" w:color="auto" w:sz="0" w:space="0"/>
         </w:pBdr>
         <w:tabs>
           <w:tab w:val="left" w:pos="900"/>
@@ -287,14 +189,14 @@
         <w:spacing w:line="240" w:lineRule="auto"/>
         <w:ind w:left="-425" w:right="-437"/>
         <w:rPr>
-          <w:rFonts w:ascii="Times New Roman" w:eastAsia="Times New Roman" w:hAnsi="Times New Roman" w:cs="Times New Roman"/>
-          <w:sz w:val="18"/>
-          <w:szCs w:val="18"/>
-        </w:rPr>
-      </w:pPr>
-      <w:r>
-        <w:rPr>
-          <w:rFonts w:ascii="Times New Roman" w:eastAsia="Times New Roman" w:hAnsi="Times New Roman" w:cs="Times New Roman"/>
+          <w:rFonts w:ascii="Times New Roman" w:hAnsi="Times New Roman" w:eastAsia="Times New Roman" w:cs="Times New Roman"/>
+          <w:sz w:val="18"/>
+          <w:szCs w:val="18"/>
+        </w:rPr>
+      </w:pPr>
+      <w:r>
+        <w:rPr>
+          <w:rFonts w:ascii="Times New Roman" w:hAnsi="Times New Roman" w:eastAsia="Times New Roman" w:cs="Times New Roman"/>
           <w:b/>
           <w:bCs/>
           <w:sz w:val="18"/>
@@ -304,7 +206,7 @@
       </w:r>
       <w:r>
         <w:rPr>
-          <w:rFonts w:ascii="Times New Roman" w:eastAsia="Times New Roman" w:hAnsi="Times New Roman" w:cs="Times New Roman"/>
+          <w:rFonts w:ascii="Times New Roman" w:hAnsi="Times New Roman" w:eastAsia="Times New Roman" w:cs="Times New Roman"/>
           <w:sz w:val="18"/>
           <w:szCs w:val="18"/>
         </w:rPr>
@@ -312,7 +214,7 @@
       </w:r>
       <w:r>
         <w:rPr>
-          <w:rFonts w:ascii="Times New Roman" w:eastAsia="Times New Roman" w:hAnsi="Times New Roman" w:cs="Times New Roman"/>
+          <w:rFonts w:ascii="Times New Roman" w:hAnsi="Times New Roman" w:eastAsia="Times New Roman" w:cs="Times New Roman"/>
           <w:sz w:val="18"/>
           <w:szCs w:val="18"/>
         </w:rPr>
@@ -320,7 +222,7 @@
       </w:r>
       <w:r>
         <w:rPr>
-          <w:rFonts w:ascii="Times New Roman" w:eastAsia="Times New Roman" w:hAnsi="Times New Roman" w:cs="Times New Roman"/>
+          <w:rFonts w:ascii="Times New Roman" w:hAnsi="Times New Roman" w:eastAsia="Times New Roman" w:cs="Times New Roman"/>
           <w:color w:val="081B3A"/>
           <w:sz w:val="18"/>
           <w:szCs w:val="18"/>
@@ -329,7 +231,7 @@
       </w:r>
       <w:r>
         <w:rPr>
-          <w:rFonts w:ascii="Times New Roman" w:eastAsia="Times New Roman" w:hAnsi="Times New Roman" w:cs="Times New Roman"/>
+          <w:rFonts w:ascii="Times New Roman" w:hAnsi="Times New Roman" w:eastAsia="Times New Roman" w:cs="Times New Roman"/>
           <w:sz w:val="18"/>
           <w:szCs w:val="18"/>
         </w:rPr>
@@ -337,7 +239,7 @@
       </w:r>
       <w:r>
         <w:rPr>
-          <w:rFonts w:ascii="Times New Roman" w:eastAsia="Times New Roman" w:hAnsi="Times New Roman" w:cs="Times New Roman"/>
+          <w:rFonts w:ascii="Times New Roman" w:hAnsi="Times New Roman" w:eastAsia="Times New Roman" w:cs="Times New Roman"/>
           <w:b/>
           <w:bCs/>
           <w:sz w:val="18"/>
@@ -347,7 +249,7 @@
       </w:r>
       <w:r>
         <w:rPr>
-          <w:rFonts w:ascii="Times New Roman" w:eastAsia="Times New Roman" w:hAnsi="Times New Roman" w:cs="Times New Roman"/>
+          <w:rFonts w:ascii="Times New Roman" w:hAnsi="Times New Roman" w:eastAsia="Times New Roman" w:cs="Times New Roman"/>
           <w:b/>
           <w:bCs/>
           <w:color w:val="081B3A"/>
@@ -359,7 +261,7 @@
       </w:r>
       <w:r>
         <w:rPr>
-          <w:rFonts w:ascii="Times New Roman" w:eastAsia="Times New Roman" w:hAnsi="Times New Roman" w:cs="Times New Roman"/>
+          <w:rFonts w:ascii="Times New Roman" w:hAnsi="Times New Roman" w:eastAsia="Times New Roman" w:cs="Times New Roman"/>
           <w:b/>
           <w:bCs/>
           <w:sz w:val="18"/>
@@ -369,29 +271,21 @@
       </w:r>
       <w:r>
         <w:rPr>
-          <w:rFonts w:ascii="Times New Roman" w:eastAsia="Times New Roman" w:hAnsi="Times New Roman" w:cs="Times New Roman"/>
-          <w:sz w:val="18"/>
-          <w:szCs w:val="18"/>
-        </w:rPr>
-        <w:t xml:space="preserve"> </w:t>
-      </w:r>
-      <w:r>
-        <w:rPr>
-          <w:rFonts w:ascii="Times New Roman" w:eastAsia="Times New Roman" w:hAnsi="Times New Roman" w:cs="Times New Roman"/>
-          <w:sz w:val="18"/>
-          <w:szCs w:val="18"/>
-        </w:rPr>
-        <w:t>{{dob}}</w:t>
+          <w:rFonts w:ascii="Times New Roman" w:hAnsi="Times New Roman" w:eastAsia="Times New Roman" w:cs="Times New Roman"/>
+          <w:sz w:val="18"/>
+          <w:szCs w:val="18"/>
+        </w:rPr>
+        <w:t xml:space="preserve"> {{dob}}</w:t>
       </w:r>
     </w:p>
     <w:p>
       <w:pPr>
         <w:pBdr>
-          <w:top w:val="nil"/>
-          <w:left w:val="nil"/>
-          <w:bottom w:val="nil"/>
-          <w:right w:val="nil"/>
-          <w:between w:val="nil"/>
+          <w:top w:val="none" w:color="auto" w:sz="0" w:space="0"/>
+          <w:left w:val="none" w:color="auto" w:sz="0" w:space="0"/>
+          <w:bottom w:val="none" w:color="auto" w:sz="0" w:space="0"/>
+          <w:right w:val="none" w:color="auto" w:sz="0" w:space="0"/>
+          <w:between w:val="none" w:color="auto" w:sz="0" w:space="0"/>
         </w:pBdr>
         <w:tabs>
           <w:tab w:val="left" w:pos="900"/>
@@ -401,14 +295,14 @@
         <w:spacing w:line="240" w:lineRule="auto"/>
         <w:ind w:left="-425" w:right="-437"/>
         <w:rPr>
-          <w:rFonts w:ascii="Times New Roman" w:eastAsia="Times New Roman" w:hAnsi="Times New Roman" w:cs="Times New Roman"/>
-          <w:sz w:val="18"/>
-          <w:szCs w:val="18"/>
-        </w:rPr>
-      </w:pPr>
-      <w:r>
-        <w:rPr>
-          <w:rFonts w:ascii="Times New Roman" w:eastAsia="Times New Roman" w:hAnsi="Times New Roman" w:cs="Times New Roman"/>
+          <w:rFonts w:ascii="Times New Roman" w:hAnsi="Times New Roman" w:eastAsia="Times New Roman" w:cs="Times New Roman"/>
+          <w:sz w:val="18"/>
+          <w:szCs w:val="18"/>
+        </w:rPr>
+      </w:pPr>
+      <w:r>
+        <w:rPr>
+          <w:rFonts w:ascii="Times New Roman" w:hAnsi="Times New Roman" w:eastAsia="Times New Roman" w:cs="Times New Roman"/>
           <w:b/>
           <w:bCs/>
           <w:sz w:val="18"/>
@@ -418,48 +312,40 @@
       </w:r>
       <w:r>
         <w:rPr>
-          <w:rFonts w:ascii="Times New Roman" w:eastAsia="Times New Roman" w:hAnsi="Times New Roman" w:cs="Times New Roman"/>
-          <w:sz w:val="18"/>
-          <w:szCs w:val="18"/>
-        </w:rPr>
-        <w:t xml:space="preserve"> </w:t>
-      </w:r>
-      <w:r>
-        <w:rPr>
-          <w:rFonts w:ascii="Times New Roman" w:eastAsia="Times New Roman" w:hAnsi="Times New Roman" w:cs="Times New Roman"/>
-          <w:sz w:val="18"/>
-          <w:szCs w:val="18"/>
-        </w:rPr>
-        <w:t>{{gender}}</w:t>
+          <w:rFonts w:ascii="Times New Roman" w:hAnsi="Times New Roman" w:eastAsia="Times New Roman" w:cs="Times New Roman"/>
+          <w:sz w:val="18"/>
+          <w:szCs w:val="18"/>
+        </w:rPr>
+        <w:t xml:space="preserve"> {{gender}}</w:t>
       </w:r>
     </w:p>
     <w:p>
       <w:pPr>
         <w:pBdr>
-          <w:top w:val="nil"/>
-          <w:left w:val="nil"/>
-          <w:bottom w:val="nil"/>
-          <w:right w:val="nil"/>
-          <w:between w:val="nil"/>
+          <w:top w:val="none" w:color="auto" w:sz="0" w:space="0"/>
+          <w:left w:val="none" w:color="auto" w:sz="0" w:space="0"/>
+          <w:bottom w:val="none" w:color="auto" w:sz="0" w:space="0"/>
+          <w:right w:val="none" w:color="auto" w:sz="0" w:space="0"/>
+          <w:between w:val="none" w:color="auto" w:sz="0" w:space="0"/>
         </w:pBdr>
         <w:tabs>
+          <w:tab w:val="left" w:pos="832"/>
           <w:tab w:val="left" w:pos="900"/>
           <w:tab w:val="left" w:pos="5377"/>
-          <w:tab w:val="left" w:pos="832"/>
           <w:tab w:val="left" w:pos="5670"/>
           <w:tab w:val="right" w:pos="9000"/>
         </w:tabs>
         <w:spacing w:line="240" w:lineRule="auto"/>
         <w:ind w:left="-425" w:right="-437"/>
         <w:rPr>
-          <w:rFonts w:ascii="Times New Roman" w:eastAsia="Times New Roman" w:hAnsi="Times New Roman" w:cs="Times New Roman"/>
-          <w:sz w:val="18"/>
-          <w:szCs w:val="18"/>
-        </w:rPr>
-      </w:pPr>
-      <w:r>
-        <w:rPr>
-          <w:rFonts w:ascii="Times New Roman" w:eastAsia="Times New Roman" w:hAnsi="Times New Roman" w:cs="Times New Roman"/>
+          <w:rFonts w:ascii="Times New Roman" w:hAnsi="Times New Roman" w:eastAsia="Times New Roman" w:cs="Times New Roman"/>
+          <w:sz w:val="18"/>
+          <w:szCs w:val="18"/>
+        </w:rPr>
+      </w:pPr>
+      <w:r>
+        <w:rPr>
+          <w:rFonts w:ascii="Times New Roman" w:hAnsi="Times New Roman" w:eastAsia="Times New Roman" w:cs="Times New Roman"/>
           <w:b/>
           <w:bCs/>
           <w:sz w:val="18"/>
@@ -469,7 +355,7 @@
       </w:r>
       <w:r>
         <w:rPr>
-          <w:rFonts w:ascii="Times New Roman" w:eastAsia="Times New Roman" w:hAnsi="Times New Roman" w:cs="Times New Roman"/>
+          <w:rFonts w:ascii="Times New Roman" w:hAnsi="Times New Roman" w:eastAsia="Times New Roman" w:cs="Times New Roman"/>
           <w:sz w:val="18"/>
           <w:szCs w:val="18"/>
         </w:rPr>
@@ -477,7 +363,7 @@
       </w:r>
       <w:r>
         <w:rPr>
-          <w:rFonts w:ascii="Times New Roman" w:eastAsia="Times New Roman" w:hAnsi="Times New Roman" w:cs="Times New Roman"/>
+          <w:rFonts w:ascii="Times New Roman" w:hAnsi="Times New Roman" w:eastAsia="Times New Roman" w:cs="Times New Roman"/>
           <w:sz w:val="18"/>
           <w:szCs w:val="18"/>
         </w:rPr>
@@ -485,7 +371,7 @@
       </w:r>
       <w:r>
         <w:rPr>
-          <w:rFonts w:ascii="Times New Roman" w:eastAsia="Times New Roman" w:hAnsi="Times New Roman" w:cs="Times New Roman"/>
+          <w:rFonts w:ascii="Times New Roman" w:hAnsi="Times New Roman" w:eastAsia="Times New Roman" w:cs="Times New Roman"/>
           <w:color w:val="081B3A"/>
           <w:sz w:val="18"/>
           <w:szCs w:val="18"/>
@@ -496,30 +382,30 @@
     <w:p>
       <w:pPr>
         <w:pBdr>
-          <w:top w:val="nil"/>
-          <w:left w:val="nil"/>
-          <w:bottom w:val="nil"/>
-          <w:right w:val="nil"/>
-          <w:between w:val="nil"/>
+          <w:top w:val="none" w:color="auto" w:sz="0" w:space="0"/>
+          <w:left w:val="none" w:color="auto" w:sz="0" w:space="0"/>
+          <w:bottom w:val="none" w:color="auto" w:sz="0" w:space="0"/>
+          <w:right w:val="none" w:color="auto" w:sz="0" w:space="0"/>
+          <w:between w:val="none" w:color="auto" w:sz="0" w:space="0"/>
         </w:pBdr>
         <w:tabs>
+          <w:tab w:val="left" w:pos="832"/>
           <w:tab w:val="left" w:pos="900"/>
           <w:tab w:val="left" w:pos="5377"/>
-          <w:tab w:val="left" w:pos="832"/>
           <w:tab w:val="left" w:pos="5670"/>
           <w:tab w:val="right" w:pos="9000"/>
         </w:tabs>
         <w:spacing w:line="240" w:lineRule="auto"/>
         <w:ind w:left="-425" w:right="-437"/>
         <w:rPr>
-          <w:rFonts w:ascii="Times New Roman" w:eastAsia="Times New Roman" w:hAnsi="Times New Roman" w:cs="Times New Roman"/>
-          <w:sz w:val="18"/>
-          <w:szCs w:val="18"/>
-        </w:rPr>
-      </w:pPr>
-      <w:r>
-        <w:rPr>
-          <w:rFonts w:ascii="Times New Roman" w:eastAsia="Times New Roman" w:hAnsi="Times New Roman" w:cs="Times New Roman"/>
+          <w:rFonts w:ascii="Times New Roman" w:hAnsi="Times New Roman" w:eastAsia="Times New Roman" w:cs="Times New Roman"/>
+          <w:sz w:val="18"/>
+          <w:szCs w:val="18"/>
+        </w:rPr>
+      </w:pPr>
+      <w:r>
+        <w:rPr>
+          <w:rFonts w:ascii="Times New Roman" w:hAnsi="Times New Roman" w:eastAsia="Times New Roman" w:cs="Times New Roman"/>
           <w:b/>
           <w:bCs/>
           <w:sz w:val="18"/>
@@ -529,7 +415,7 @@
       </w:r>
       <w:r>
         <w:rPr>
-          <w:rFonts w:ascii="Times New Roman" w:eastAsia="Times New Roman" w:hAnsi="Times New Roman" w:cs="Times New Roman"/>
+          <w:rFonts w:ascii="Times New Roman" w:hAnsi="Times New Roman" w:eastAsia="Times New Roman" w:cs="Times New Roman"/>
           <w:sz w:val="18"/>
           <w:szCs w:val="18"/>
         </w:rPr>
@@ -537,7 +423,7 @@
       </w:r>
       <w:r>
         <w:rPr>
-          <w:rFonts w:ascii="Times New Roman" w:eastAsia="Times New Roman" w:hAnsi="Times New Roman" w:cs="Times New Roman"/>
+          <w:rFonts w:ascii="Times New Roman" w:hAnsi="Times New Roman" w:eastAsia="Times New Roman" w:cs="Times New Roman"/>
           <w:sz w:val="18"/>
           <w:szCs w:val="18"/>
         </w:rPr>
@@ -545,7 +431,7 @@
       </w:r>
       <w:r>
         <w:rPr>
-          <w:rFonts w:ascii="Times New Roman" w:eastAsia="Times New Roman" w:hAnsi="Times New Roman" w:cs="Times New Roman"/>
+          <w:rFonts w:ascii="Times New Roman" w:hAnsi="Times New Roman" w:eastAsia="Times New Roman" w:cs="Times New Roman"/>
           <w:sz w:val="18"/>
           <w:szCs w:val="18"/>
         </w:rPr>
@@ -555,30 +441,30 @@
     <w:p>
       <w:pPr>
         <w:pBdr>
-          <w:top w:val="nil"/>
-          <w:left w:val="nil"/>
-          <w:bottom w:val="nil"/>
-          <w:right w:val="nil"/>
-          <w:between w:val="nil"/>
+          <w:top w:val="none" w:color="auto" w:sz="0" w:space="0"/>
+          <w:left w:val="none" w:color="auto" w:sz="0" w:space="0"/>
+          <w:bottom w:val="none" w:color="auto" w:sz="0" w:space="0"/>
+          <w:right w:val="none" w:color="auto" w:sz="0" w:space="0"/>
+          <w:between w:val="none" w:color="auto" w:sz="0" w:space="0"/>
         </w:pBdr>
         <w:tabs>
+          <w:tab w:val="left" w:pos="832"/>
           <w:tab w:val="left" w:pos="900"/>
           <w:tab w:val="left" w:pos="5377"/>
-          <w:tab w:val="left" w:pos="832"/>
           <w:tab w:val="left" w:pos="5670"/>
           <w:tab w:val="right" w:pos="9000"/>
         </w:tabs>
         <w:spacing w:line="240" w:lineRule="auto"/>
         <w:ind w:left="-425" w:right="-437"/>
         <w:rPr>
-          <w:rFonts w:ascii="Times New Roman" w:eastAsia="Times New Roman" w:hAnsi="Times New Roman" w:cs="Times New Roman"/>
-          <w:sz w:val="18"/>
-          <w:szCs w:val="18"/>
-        </w:rPr>
-      </w:pPr>
-      <w:r>
-        <w:rPr>
-          <w:rFonts w:ascii="Times New Roman" w:eastAsia="Times New Roman" w:hAnsi="Times New Roman" w:cs="Times New Roman"/>
+          <w:rFonts w:ascii="Times New Roman" w:hAnsi="Times New Roman" w:eastAsia="Times New Roman" w:cs="Times New Roman"/>
+          <w:sz w:val="18"/>
+          <w:szCs w:val="18"/>
+        </w:rPr>
+      </w:pPr>
+      <w:r>
+        <w:rPr>
+          <w:rFonts w:ascii="Times New Roman" w:hAnsi="Times New Roman" w:eastAsia="Times New Roman" w:cs="Times New Roman"/>
           <w:b/>
           <w:bCs/>
           <w:sz w:val="18"/>
@@ -588,7 +474,7 @@
       </w:r>
       <w:r>
         <w:rPr>
-          <w:rFonts w:ascii="Times New Roman" w:eastAsia="Times New Roman" w:hAnsi="Times New Roman" w:cs="Times New Roman"/>
+          <w:rFonts w:ascii="Times New Roman" w:hAnsi="Times New Roman" w:eastAsia="Times New Roman" w:cs="Times New Roman"/>
           <w:sz w:val="18"/>
           <w:szCs w:val="18"/>
         </w:rPr>
@@ -596,7 +482,7 @@
       </w:r>
       <w:r>
         <w:rPr>
-          <w:rFonts w:ascii="Times New Roman" w:eastAsia="Times New Roman" w:hAnsi="Times New Roman" w:cs="Times New Roman"/>
+          <w:rFonts w:ascii="Times New Roman" w:hAnsi="Times New Roman" w:eastAsia="Times New Roman" w:cs="Times New Roman"/>
           <w:sz w:val="18"/>
           <w:szCs w:val="18"/>
         </w:rPr>
@@ -604,7 +490,7 @@
       </w:r>
       <w:r>
         <w:rPr>
-          <w:rFonts w:ascii="Times New Roman" w:eastAsia="Times New Roman" w:hAnsi="Times New Roman" w:cs="Times New Roman"/>
+          <w:rFonts w:ascii="Times New Roman" w:hAnsi="Times New Roman" w:eastAsia="Times New Roman" w:cs="Times New Roman"/>
           <w:color w:val="081B3A"/>
           <w:sz w:val="18"/>
           <w:szCs w:val="18"/>
@@ -614,7 +500,7 @@
       </w:r>
       <w:r>
         <w:rPr>
-          <w:rFonts w:ascii="Times New Roman" w:eastAsia="Times New Roman" w:hAnsi="Times New Roman" w:cs="Times New Roman"/>
+          <w:rFonts w:ascii="Times New Roman" w:hAnsi="Times New Roman" w:eastAsia="Times New Roman" w:cs="Times New Roman"/>
           <w:sz w:val="18"/>
           <w:szCs w:val="18"/>
         </w:rPr>
@@ -624,78 +510,50 @@
     <w:p>
       <w:pPr>
         <w:pBdr>
-          <w:top w:val="nil"/>
-          <w:left w:val="nil"/>
-          <w:bottom w:val="nil"/>
-          <w:right w:val="nil"/>
-          <w:between w:val="nil"/>
+          <w:top w:val="none" w:color="auto" w:sz="0" w:space="0"/>
+          <w:left w:val="none" w:color="auto" w:sz="0" w:space="0"/>
+          <w:bottom w:val="none" w:color="auto" w:sz="0" w:space="0"/>
+          <w:right w:val="none" w:color="auto" w:sz="0" w:space="0"/>
+          <w:between w:val="none" w:color="auto" w:sz="0" w:space="0"/>
         </w:pBdr>
         <w:tabs>
+          <w:tab w:val="left" w:pos="832"/>
           <w:tab w:val="left" w:pos="900"/>
           <w:tab w:val="left" w:pos="5377"/>
-          <w:tab w:val="left" w:pos="832"/>
           <w:tab w:val="left" w:pos="5670"/>
           <w:tab w:val="right" w:pos="9000"/>
         </w:tabs>
         <w:spacing w:line="240" w:lineRule="auto"/>
         <w:ind w:left="-425" w:right="-437"/>
         <w:rPr>
-          <w:rFonts w:ascii="Times New Roman" w:eastAsia="Times New Roman" w:hAnsi="Times New Roman" w:cs="Times New Roman"/>
-          <w:b/>
-          <w:bCs/>
-          <w:sz w:val="18"/>
-          <w:szCs w:val="18"/>
-        </w:rPr>
-      </w:pPr>
-      <w:r>
-        <w:rPr>
-          <w:rFonts w:ascii="Times New Roman" w:eastAsia="Times New Roman" w:hAnsi="Times New Roman" w:cs="Times New Roman"/>
-          <w:b/>
-          <w:bCs/>
-          <w:sz w:val="18"/>
-          <w:szCs w:val="18"/>
-        </w:rPr>
-        <w:t>Chẩn đoán</w:t>
-      </w:r>
-      <w:r>
-        <w:rPr>
-          <w:rFonts w:ascii="Times New Roman" w:eastAsia="Times New Roman" w:hAnsi="Times New Roman" w:cs="Times New Roman"/>
-          <w:b/>
-          <w:bCs/>
-          <w:sz w:val="18"/>
-          <w:szCs w:val="18"/>
-        </w:rPr>
-        <w:t xml:space="preserve"> chính</w:t>
-      </w:r>
-      <w:r>
-        <w:rPr>
-          <w:rFonts w:ascii="Times New Roman" w:eastAsia="Times New Roman" w:hAnsi="Times New Roman" w:cs="Times New Roman"/>
-          <w:b/>
-          <w:bCs/>
-          <w:sz w:val="18"/>
-          <w:szCs w:val="18"/>
-        </w:rPr>
-        <w:t>:</w:t>
-      </w:r>
-      <w:r>
-        <w:rPr>
-          <w:rFonts w:ascii="Times New Roman" w:eastAsia="Times New Roman" w:hAnsi="Times New Roman" w:cs="Times New Roman"/>
-          <w:sz w:val="18"/>
-          <w:szCs w:val="18"/>
-        </w:rPr>
-        <w:t xml:space="preserve"> </w:t>
-      </w:r>
-      <w:r>
-        <w:rPr>
-          <w:rFonts w:ascii="Times New Roman" w:eastAsia="Times New Roman" w:hAnsi="Times New Roman" w:cs="Times New Roman"/>
-          <w:sz w:val="18"/>
-          <w:szCs w:val="18"/>
-        </w:rPr>
-        <w:t xml:space="preserve">{{diagnosisMainDescription}} </w:t>
-      </w:r>
-      <w:r>
-        <w:rPr>
-          <w:rFonts w:ascii="Times New Roman" w:eastAsia="Times New Roman" w:hAnsi="Times New Roman" w:cs="Times New Roman"/>
+          <w:rFonts w:ascii="Times New Roman" w:hAnsi="Times New Roman" w:eastAsia="Times New Roman" w:cs="Times New Roman"/>
+          <w:b/>
+          <w:bCs/>
+          <w:sz w:val="18"/>
+          <w:szCs w:val="18"/>
+        </w:rPr>
+      </w:pPr>
+      <w:r>
+        <w:rPr>
+          <w:rFonts w:ascii="Times New Roman" w:hAnsi="Times New Roman" w:eastAsia="Times New Roman" w:cs="Times New Roman"/>
+          <w:b/>
+          <w:bCs/>
+          <w:sz w:val="18"/>
+          <w:szCs w:val="18"/>
+        </w:rPr>
+        <w:t>Chẩn đoán chính:</w:t>
+      </w:r>
+      <w:r>
+        <w:rPr>
+          <w:rFonts w:ascii="Times New Roman" w:hAnsi="Times New Roman" w:eastAsia="Times New Roman" w:cs="Times New Roman"/>
+          <w:sz w:val="18"/>
+          <w:szCs w:val="18"/>
+        </w:rPr>
+        <w:t xml:space="preserve"> {{diagnosisMainDescription}} </w:t>
+      </w:r>
+      <w:r>
+        <w:rPr>
+          <w:rFonts w:ascii="Times New Roman" w:hAnsi="Times New Roman" w:eastAsia="Times New Roman" w:cs="Times New Roman"/>
           <w:b/>
           <w:bCs/>
           <w:sz w:val="18"/>
@@ -707,60 +565,40 @@
     <w:p>
       <w:pPr>
         <w:pBdr>
-          <w:top w:val="nil"/>
-          <w:left w:val="nil"/>
-          <w:bottom w:val="nil"/>
-          <w:right w:val="nil"/>
-          <w:between w:val="nil"/>
+          <w:top w:val="none" w:color="auto" w:sz="0" w:space="0"/>
+          <w:left w:val="none" w:color="auto" w:sz="0" w:space="0"/>
+          <w:bottom w:val="none" w:color="auto" w:sz="0" w:space="0"/>
+          <w:right w:val="none" w:color="auto" w:sz="0" w:space="0"/>
+          <w:between w:val="none" w:color="auto" w:sz="0" w:space="0"/>
         </w:pBdr>
         <w:tabs>
+          <w:tab w:val="left" w:pos="832"/>
           <w:tab w:val="left" w:pos="900"/>
           <w:tab w:val="left" w:pos="5377"/>
-          <w:tab w:val="left" w:pos="832"/>
           <w:tab w:val="left" w:pos="5670"/>
           <w:tab w:val="right" w:pos="9000"/>
         </w:tabs>
         <w:spacing w:line="240" w:lineRule="auto"/>
         <w:ind w:left="-425" w:right="-437"/>
         <w:rPr>
-          <w:rFonts w:ascii="Times New Roman" w:eastAsia="Times New Roman" w:hAnsi="Times New Roman" w:cs="Times New Roman"/>
-          <w:sz w:val="18"/>
-          <w:szCs w:val="18"/>
-        </w:rPr>
-      </w:pPr>
-      <w:r>
-        <w:rPr>
-          <w:rFonts w:ascii="Times New Roman" w:eastAsia="Times New Roman" w:hAnsi="Times New Roman" w:cs="Times New Roman"/>
-          <w:b/>
-          <w:bCs/>
-          <w:sz w:val="18"/>
-          <w:szCs w:val="18"/>
-        </w:rPr>
-        <w:t>Chẩn đoán</w:t>
-      </w:r>
-      <w:r>
-        <w:rPr>
-          <w:rFonts w:ascii="Times New Roman" w:eastAsia="Times New Roman" w:hAnsi="Times New Roman" w:cs="Times New Roman"/>
-          <w:b/>
-          <w:bCs/>
-          <w:sz w:val="18"/>
-          <w:szCs w:val="18"/>
-        </w:rPr>
-        <w:t xml:space="preserve"> </w:t>
-      </w:r>
-      <w:r>
-        <w:rPr>
-          <w:rFonts w:ascii="Times New Roman" w:eastAsia="Times New Roman" w:hAnsi="Times New Roman" w:cs="Times New Roman"/>
-          <w:b/>
-          <w:bCs/>
-          <w:sz w:val="18"/>
-          <w:szCs w:val="18"/>
-        </w:rPr>
-        <w:t xml:space="preserve">phụ: </w:t>
-      </w:r>
-      <w:r>
-        <w:rPr>
-          <w:rFonts w:ascii="Times New Roman" w:eastAsia="Times New Roman" w:hAnsi="Times New Roman" w:cs="Times New Roman"/>
+          <w:rFonts w:ascii="Times New Roman" w:hAnsi="Times New Roman" w:eastAsia="Times New Roman" w:cs="Times New Roman"/>
+          <w:sz w:val="18"/>
+          <w:szCs w:val="18"/>
+        </w:rPr>
+      </w:pPr>
+      <w:r>
+        <w:rPr>
+          <w:rFonts w:ascii="Times New Roman" w:hAnsi="Times New Roman" w:eastAsia="Times New Roman" w:cs="Times New Roman"/>
+          <w:b/>
+          <w:bCs/>
+          <w:sz w:val="18"/>
+          <w:szCs w:val="18"/>
+        </w:rPr>
+        <w:t xml:space="preserve">Chẩn đoán phụ: </w:t>
+      </w:r>
+      <w:r>
+        <w:rPr>
+          <w:rFonts w:ascii="Times New Roman" w:hAnsi="Times New Roman" w:eastAsia="Times New Roman" w:cs="Times New Roman"/>
           <w:sz w:val="18"/>
           <w:szCs w:val="18"/>
         </w:rPr>
@@ -768,7 +606,7 @@
       </w:r>
       <w:r>
         <w:rPr>
-          <w:rFonts w:ascii="Times New Roman" w:eastAsia="Times New Roman" w:hAnsi="Times New Roman" w:cs="Times New Roman"/>
+          <w:rFonts w:ascii="Times New Roman" w:hAnsi="Times New Roman" w:eastAsia="Times New Roman" w:cs="Times New Roman"/>
           <w:b/>
           <w:bCs/>
           <w:sz w:val="18"/>
@@ -778,19 +616,11 @@
       </w:r>
       <w:r>
         <w:rPr>
-          <w:rFonts w:ascii="Times New Roman" w:eastAsia="Times New Roman" w:hAnsi="Times New Roman" w:cs="Times New Roman"/>
-          <w:sz w:val="18"/>
-          <w:szCs w:val="18"/>
-        </w:rPr>
-        <w:t xml:space="preserve">, </w:t>
-      </w:r>
-      <w:r>
-        <w:rPr>
-          <w:rFonts w:ascii="Times New Roman" w:eastAsia="Times New Roman" w:hAnsi="Times New Roman" w:cs="Times New Roman"/>
-          <w:sz w:val="18"/>
-          <w:szCs w:val="18"/>
-        </w:rPr>
-        <w:t>{{/diagnosisSecondary}}</w:t>
+          <w:rFonts w:ascii="Times New Roman" w:hAnsi="Times New Roman" w:eastAsia="Times New Roman" w:cs="Times New Roman"/>
+          <w:sz w:val="18"/>
+          <w:szCs w:val="18"/>
+        </w:rPr>
+        <w:t>, {{/diagnosisSecondary}}</w:t>
       </w:r>
     </w:p>
     <w:p>
@@ -798,7 +628,7 @@
         <w:spacing w:line="120" w:lineRule="auto"/>
         <w:ind w:left="-425" w:right="-436"/>
         <w:rPr>
-          <w:rFonts w:ascii="Times New Roman" w:eastAsia="Times New Roman" w:hAnsi="Times New Roman" w:cs="Times New Roman"/>
+          <w:rFonts w:ascii="Times New Roman" w:hAnsi="Times New Roman" w:eastAsia="Times New Roman" w:cs="Times New Roman"/>
           <w:color w:val="081B3A"/>
           <w:highlight w:val="white"/>
         </w:rPr>
@@ -810,7 +640,7 @@
         <w:ind w:left="-425" w:right="-437"/>
         <w:contextualSpacing/>
         <w:rPr>
-          <w:rFonts w:ascii="Times New Roman" w:eastAsia="Times New Roman" w:hAnsi="Times New Roman" w:cs="Times New Roman"/>
+          <w:rFonts w:ascii="Times New Roman" w:hAnsi="Times New Roman" w:eastAsia="Times New Roman" w:cs="Times New Roman"/>
           <w:color w:val="081B3A"/>
           <w:sz w:val="18"/>
           <w:szCs w:val="18"/>
@@ -819,7 +649,7 @@
       </w:pPr>
       <w:r>
         <w:rPr>
-          <w:rFonts w:ascii="Times New Roman" w:eastAsia="Times New Roman" w:hAnsi="Times New Roman" w:cs="Times New Roman"/>
+          <w:rFonts w:ascii="Times New Roman" w:hAnsi="Times New Roman" w:eastAsia="Times New Roman" w:cs="Times New Roman"/>
           <w:color w:val="081B3A"/>
           <w:sz w:val="18"/>
           <w:szCs w:val="18"/>
@@ -834,15 +664,15 @@
         <w:ind w:left="-425" w:right="-437"/>
         <w:contextualSpacing/>
         <w:rPr>
-          <w:rFonts w:ascii="Times New Roman" w:eastAsia="Times New Roman" w:hAnsi="Times New Roman" w:cs="Times New Roman"/>
-          <w:color w:val="081B3A"/>
-          <w:sz w:val="18"/>
-          <w:szCs w:val="18"/>
-        </w:rPr>
-      </w:pPr>
-      <w:r>
-        <w:rPr>
-          <w:rFonts w:ascii="Times New Roman" w:eastAsia="Times New Roman" w:hAnsi="Times New Roman" w:cs="Times New Roman"/>
+          <w:rFonts w:ascii="Times New Roman" w:hAnsi="Times New Roman" w:eastAsia="Times New Roman" w:cs="Times New Roman"/>
+          <w:color w:val="081B3A"/>
+          <w:sz w:val="18"/>
+          <w:szCs w:val="18"/>
+        </w:rPr>
+      </w:pPr>
+      <w:r>
+        <w:rPr>
+          <w:rFonts w:ascii="Times New Roman" w:hAnsi="Times New Roman" w:eastAsia="Times New Roman" w:cs="Times New Roman"/>
           <w:b/>
           <w:bCs/>
           <w:color w:val="081B3A"/>
@@ -854,7 +684,7 @@
       </w:r>
       <w:r>
         <w:rPr>
-          <w:rFonts w:ascii="Times New Roman" w:eastAsia="Times New Roman" w:hAnsi="Times New Roman" w:cs="Times New Roman"/>
+          <w:rFonts w:ascii="Times New Roman" w:hAnsi="Times New Roman" w:eastAsia="Times New Roman" w:cs="Times New Roman"/>
           <w:color w:val="081B3A"/>
           <w:sz w:val="18"/>
           <w:szCs w:val="18"/>
@@ -873,15 +703,15 @@
         <w:ind w:left="-425" w:right="-437"/>
         <w:contextualSpacing/>
         <w:rPr>
-          <w:rFonts w:ascii="Times New Roman" w:eastAsia="Times New Roman" w:hAnsi="Times New Roman" w:cs="Times New Roman"/>
-          <w:color w:val="081B3A"/>
-          <w:sz w:val="18"/>
-          <w:szCs w:val="18"/>
-        </w:rPr>
-      </w:pPr>
-      <w:r>
-        <w:rPr>
-          <w:rFonts w:ascii="Times New Roman" w:eastAsia="Times New Roman" w:hAnsi="Times New Roman" w:cs="Times New Roman"/>
+          <w:rFonts w:ascii="Times New Roman" w:hAnsi="Times New Roman" w:eastAsia="Times New Roman" w:cs="Times New Roman"/>
+          <w:color w:val="081B3A"/>
+          <w:sz w:val="18"/>
+          <w:szCs w:val="18"/>
+        </w:rPr>
+      </w:pPr>
+      <w:r>
+        <w:rPr>
+          <w:rFonts w:ascii="Times New Roman" w:hAnsi="Times New Roman" w:eastAsia="Times New Roman" w:cs="Times New Roman"/>
           <w:color w:val="081B3A"/>
           <w:sz w:val="18"/>
           <w:szCs w:val="18"/>
@@ -890,7 +720,7 @@
       </w:r>
       <w:r>
         <w:rPr>
-          <w:rFonts w:ascii="Times New Roman" w:eastAsia="Times New Roman" w:hAnsi="Times New Roman" w:cs="Times New Roman"/>
+          <w:rFonts w:ascii="Times New Roman" w:hAnsi="Times New Roman" w:eastAsia="Times New Roman" w:cs="Times New Roman"/>
           <w:color w:val="081B3A"/>
           <w:sz w:val="18"/>
           <w:szCs w:val="18"/>
@@ -899,7 +729,7 @@
       </w:r>
       <w:r>
         <w:rPr>
-          <w:rFonts w:ascii="Times New Roman" w:eastAsia="Times New Roman" w:hAnsi="Times New Roman" w:cs="Times New Roman"/>
+          <w:rFonts w:ascii="Times New Roman" w:hAnsi="Times New Roman" w:eastAsia="Times New Roman" w:cs="Times New Roman"/>
           <w:color w:val="081B3A"/>
           <w:sz w:val="18"/>
           <w:szCs w:val="18"/>
@@ -908,7 +738,7 @@
       </w:r>
       <w:r>
         <w:rPr>
-          <w:rFonts w:ascii="Times New Roman" w:eastAsia="Times New Roman" w:hAnsi="Times New Roman" w:cs="Times New Roman"/>
+          <w:rFonts w:ascii="Times New Roman" w:hAnsi="Times New Roman" w:eastAsia="Times New Roman" w:cs="Times New Roman"/>
           <w:color w:val="081B3A"/>
           <w:sz w:val="18"/>
           <w:szCs w:val="18"/>
@@ -917,7 +747,7 @@
       </w:r>
       <w:r>
         <w:rPr>
-          <w:rFonts w:ascii="Times New Roman" w:eastAsia="Times New Roman" w:hAnsi="Times New Roman" w:cs="Times New Roman"/>
+          <w:rFonts w:ascii="Times New Roman" w:hAnsi="Times New Roman" w:eastAsia="Times New Roman" w:cs="Times New Roman"/>
           <w:color w:val="081B3A"/>
           <w:sz w:val="18"/>
           <w:szCs w:val="18"/>
@@ -931,17 +761,17 @@
         <w:ind w:left="-425" w:right="-437"/>
         <w:contextualSpacing/>
         <w:rPr>
-          <w:rFonts w:ascii="Times New Roman" w:eastAsia="Times New Roman" w:hAnsi="Times New Roman" w:cs="Times New Roman"/>
-          <w:b/>
-          <w:bCs/>
-          <w:color w:val="081B3A"/>
-          <w:sz w:val="18"/>
-          <w:szCs w:val="18"/>
-        </w:rPr>
-      </w:pPr>
-      <w:r>
-        <w:rPr>
-          <w:rFonts w:ascii="Times New Roman" w:eastAsia="Times New Roman" w:hAnsi="Times New Roman" w:cs="Times New Roman"/>
+          <w:rFonts w:ascii="Times New Roman" w:hAnsi="Times New Roman" w:eastAsia="Times New Roman" w:cs="Times New Roman"/>
+          <w:b/>
+          <w:bCs/>
+          <w:color w:val="081B3A"/>
+          <w:sz w:val="18"/>
+          <w:szCs w:val="18"/>
+        </w:rPr>
+      </w:pPr>
+      <w:r>
+        <w:rPr>
+          <w:rFonts w:ascii="Times New Roman" w:hAnsi="Times New Roman" w:eastAsia="Times New Roman" w:cs="Times New Roman"/>
           <w:b/>
           <w:bCs/>
           <w:color w:val="081B3A"/>
@@ -956,7 +786,7 @@
         <w:spacing w:line="240" w:lineRule="auto"/>
         <w:ind w:left="-425" w:right="-436"/>
         <w:rPr>
-          <w:rFonts w:ascii="Times New Roman" w:eastAsia="Times New Roman" w:hAnsi="Times New Roman" w:cs="Times New Roman"/>
+          <w:rFonts w:ascii="Times New Roman" w:hAnsi="Times New Roman" w:eastAsia="Times New Roman" w:cs="Times New Roman"/>
           <w:b/>
           <w:bCs/>
           <w:color w:val="081B3A"/>
@@ -979,7 +809,7 @@
       </w:pPr>
       <w:r>
         <w:rPr>
-          <w:rFonts w:ascii="Calibri" w:hAnsi="Calibri" w:cs="Calibri" w:hint="eastAsia"/>
+          <w:rFonts w:hint="eastAsia" w:ascii="Calibri" w:hAnsi="Calibri" w:cs="Calibri"/>
           <w:color w:val="081B3A"/>
           <w:sz w:val="18"/>
           <w:szCs w:val="18"/>
@@ -989,7 +819,7 @@
       </w:r>
       <w:r>
         <w:rPr>
-          <w:rFonts w:ascii="Times New Roman" w:eastAsia="Times New Roman" w:hAnsi="Times New Roman" w:cs="Times New Roman"/>
+          <w:rFonts w:ascii="Times New Roman" w:hAnsi="Times New Roman" w:eastAsia="Times New Roman" w:cs="Times New Roman"/>
           <w:color w:val="081B3A"/>
           <w:sz w:val="18"/>
           <w:szCs w:val="18"/>
@@ -998,7 +828,7 @@
       </w:r>
       <w:r>
         <w:rPr>
-          <w:rFonts w:ascii="Calibri" w:hAnsi="Calibri" w:cs="Calibri" w:hint="eastAsia"/>
+          <w:rFonts w:hint="eastAsia" w:ascii="Calibri" w:hAnsi="Calibri" w:cs="Calibri"/>
           <w:color w:val="081B3A"/>
           <w:sz w:val="18"/>
           <w:szCs w:val="18"/>
@@ -1012,35 +842,26 @@
         <w:spacing w:line="240" w:lineRule="auto"/>
         <w:ind w:left="-425" w:right="-436"/>
         <w:rPr>
-          <w:rFonts w:ascii="Times New Roman" w:eastAsia="Times New Roman" w:hAnsi="Times New Roman" w:cs="Times New Roman"/>
-          <w:b/>
-          <w:bCs/>
-          <w:color w:val="081B3A"/>
-          <w:sz w:val="18"/>
-          <w:szCs w:val="18"/>
-        </w:rPr>
-      </w:pPr>
-      <w:r>
-        <w:rPr>
-          <w:rFonts w:ascii="Times New Roman" w:eastAsia="Times New Roman" w:hAnsi="Times New Roman" w:cs="Times New Roman"/>
-          <w:color w:val="081B3A"/>
-          <w:sz w:val="18"/>
-          <w:szCs w:val="18"/>
-        </w:rPr>
-        <w:t>Dùng tái khám ngày</w:t>
-      </w:r>
-      <w:r>
-        <w:rPr>
-          <w:rFonts w:ascii="Times New Roman" w:eastAsia="Times New Roman" w:hAnsi="Times New Roman" w:cs="Times New Roman"/>
-          <w:color w:val="081B3A"/>
-          <w:sz w:val="18"/>
-          <w:szCs w:val="18"/>
-        </w:rPr>
-        <w:t xml:space="preserve">: </w:t>
-      </w:r>
-      <w:r>
-        <w:rPr>
-          <w:rFonts w:ascii="Times New Roman" w:eastAsia="Times New Roman" w:hAnsi="Times New Roman" w:cs="Times New Roman"/>
+          <w:rFonts w:ascii="Times New Roman" w:hAnsi="Times New Roman" w:eastAsia="Times New Roman" w:cs="Times New Roman"/>
+          <w:b/>
+          <w:bCs/>
+          <w:color w:val="081B3A"/>
+          <w:sz w:val="18"/>
+          <w:szCs w:val="18"/>
+        </w:rPr>
+      </w:pPr>
+      <w:r>
+        <w:rPr>
+          <w:rFonts w:ascii="Times New Roman" w:hAnsi="Times New Roman" w:eastAsia="Times New Roman" w:cs="Times New Roman"/>
+          <w:color w:val="081B3A"/>
+          <w:sz w:val="18"/>
+          <w:szCs w:val="18"/>
+        </w:rPr>
+        <w:t xml:space="preserve">Dùng tái khám ngày: </w:t>
+      </w:r>
+      <w:r>
+        <w:rPr>
+          <w:rFonts w:ascii="Times New Roman" w:hAnsi="Times New Roman" w:eastAsia="Times New Roman" w:cs="Times New Roman"/>
           <w:b/>
           <w:bCs/>
           <w:color w:val="081B3A"/>
@@ -1051,25 +872,16 @@
       </w:r>
       <w:r>
         <w:rPr>
-          <w:rFonts w:ascii="Times New Roman" w:eastAsia="Times New Roman" w:hAnsi="Times New Roman" w:cs="Times New Roman"/>
-          <w:color w:val="081B3A"/>
-          <w:sz w:val="18"/>
-          <w:szCs w:val="18"/>
-        </w:rPr>
-        <w:t>, buổi</w:t>
-      </w:r>
-      <w:r>
-        <w:rPr>
-          <w:rFonts w:ascii="Times New Roman" w:eastAsia="Times New Roman" w:hAnsi="Times New Roman" w:cs="Times New Roman"/>
-          <w:color w:val="081B3A"/>
-          <w:sz w:val="18"/>
-          <w:szCs w:val="18"/>
-        </w:rPr>
-        <w:t xml:space="preserve">: </w:t>
-      </w:r>
-      <w:r>
-        <w:rPr>
-          <w:rFonts w:ascii="Times New Roman" w:eastAsia="Times New Roman" w:hAnsi="Times New Roman" w:cs="Times New Roman"/>
+          <w:rFonts w:ascii="Times New Roman" w:hAnsi="Times New Roman" w:eastAsia="Times New Roman" w:cs="Times New Roman"/>
+          <w:color w:val="081B3A"/>
+          <w:sz w:val="18"/>
+          <w:szCs w:val="18"/>
+        </w:rPr>
+        <w:t xml:space="preserve">, buổi: </w:t>
+      </w:r>
+      <w:r>
+        <w:rPr>
+          <w:rFonts w:ascii="Times New Roman" w:hAnsi="Times New Roman" w:eastAsia="Times New Roman" w:cs="Times New Roman"/>
           <w:b/>
           <w:bCs/>
           <w:color w:val="081B3A"/>
@@ -1093,7 +905,7 @@
       </w:pPr>
       <w:r>
         <w:rPr>
-          <w:rFonts w:ascii="Calibri" w:hAnsi="Calibri" w:cs="Calibri" w:hint="eastAsia"/>
+          <w:rFonts w:hint="eastAsia" w:ascii="Calibri" w:hAnsi="Calibri" w:cs="Calibri"/>
           <w:color w:val="081B3A"/>
           <w:sz w:val="18"/>
           <w:szCs w:val="18"/>
@@ -1103,7 +915,7 @@
       </w:r>
       <w:r>
         <w:rPr>
-          <w:rFonts w:ascii="Times New Roman" w:eastAsia="Times New Roman" w:hAnsi="Times New Roman" w:cs="Times New Roman"/>
+          <w:rFonts w:ascii="Times New Roman" w:hAnsi="Times New Roman" w:eastAsia="Times New Roman" w:cs="Times New Roman"/>
           <w:color w:val="081B3A"/>
           <w:sz w:val="18"/>
           <w:szCs w:val="18"/>
@@ -1112,7 +924,7 @@
       </w:r>
       <w:r>
         <w:rPr>
-          <w:rFonts w:ascii="Calibri" w:hAnsi="Calibri" w:cs="Calibri" w:hint="eastAsia"/>
+          <w:rFonts w:hint="eastAsia" w:ascii="Calibri" w:hAnsi="Calibri" w:cs="Calibri"/>
           <w:color w:val="081B3A"/>
           <w:sz w:val="18"/>
           <w:szCs w:val="18"/>
@@ -1139,7 +951,7 @@
       <w:pPr>
         <w:ind w:left="-425" w:right="-436"/>
         <w:rPr>
-          <w:rFonts w:ascii="Times New Roman" w:eastAsia="Times New Roman" w:hAnsi="Times New Roman" w:cs="Times New Roman"/>
+          <w:rFonts w:hint="default" w:ascii="Times New Roman" w:hAnsi="Times New Roman" w:eastAsia="Times New Roman" w:cs="Times New Roman"/>
           <w:i/>
           <w:iCs/>
           <w:color w:val="081B3A"/>
@@ -1151,19 +963,20 @@
       </w:pPr>
       <w:r>
         <w:rPr>
-          <w:rFonts w:ascii="Times New Roman" w:eastAsia="Times New Roman" w:hAnsi="Times New Roman" w:cs="Times New Roman"/>
+          <w:rFonts w:hint="default" w:ascii="Times New Roman" w:hAnsi="Times New Roman" w:eastAsia="Times New Roman" w:cs="Times New Roman"/>
           <w:i/>
           <w:iCs/>
           <w:color w:val="081B3A"/>
           <w:sz w:val="18"/>
           <w:szCs w:val="18"/>
           <w:highlight w:val="white"/>
-        </w:rPr>
-        <w:t xml:space="preserve">Lời dặn: </w:t>
-      </w:r>
-      <w:r>
-        <w:rPr>
-          <w:rFonts w:ascii="Times New Roman" w:eastAsia="Times New Roman" w:hAnsi="Times New Roman" w:cs="Times New Roman"/>
+          <w:lang w:val="en-US"/>
+        </w:rPr>
+        <w:t>{{#note}}</w:t>
+      </w:r>
+      <w:r>
+        <w:rPr>
+          <w:rFonts w:ascii="Times New Roman" w:hAnsi="Times New Roman" w:eastAsia="Times New Roman" w:cs="Times New Roman"/>
           <w:i/>
           <w:iCs/>
           <w:color w:val="081B3A"/>
@@ -1171,55 +984,35 @@
           <w:szCs w:val="18"/>
           <w:highlight w:val="white"/>
         </w:rPr>
-        <w:t xml:space="preserve">Sau khi có kết quả, Quý bệnh nhân quay lại </w:t>
-      </w:r>
-      <w:r>
-        <w:rPr>
-          <w:rFonts w:ascii="Times New Roman" w:eastAsia="Times New Roman" w:hAnsi="Times New Roman" w:cs="Times New Roman"/>
+        <w:t xml:space="preserve">Lời dặn: </w:t>
+      </w:r>
+      <w:r>
+        <w:rPr>
+          <w:rFonts w:hint="default" w:ascii="Times New Roman" w:hAnsi="Times New Roman" w:eastAsia="Times New Roman" w:cs="Times New Roman"/>
           <w:i/>
           <w:iCs/>
           <w:color w:val="081B3A"/>
           <w:sz w:val="18"/>
           <w:szCs w:val="18"/>
           <w:highlight w:val="white"/>
-        </w:rPr>
-        <w:t>{{</w:t>
-      </w:r>
-      <w:r>
-        <w:rPr>
-          <w:rFonts w:ascii="Times New Roman" w:eastAsia="Times New Roman" w:hAnsi="Times New Roman" w:cs="Times New Roman"/>
+          <w:lang w:val="en-US"/>
+        </w:rPr>
+        <w:t>{{note</w:t>
+      </w:r>
+      <w:bookmarkStart w:id="0" w:name="_GoBack"/>
+      <w:bookmarkEnd w:id="0"/>
+      <w:r>
+        <w:rPr>
+          <w:rFonts w:hint="default" w:ascii="Times New Roman" w:hAnsi="Times New Roman" w:eastAsia="Times New Roman" w:cs="Times New Roman"/>
           <w:i/>
           <w:iCs/>
           <w:color w:val="081B3A"/>
           <w:sz w:val="18"/>
           <w:szCs w:val="18"/>
           <w:highlight w:val="white"/>
-        </w:rPr>
-        <w:t>clinic</w:t>
-      </w:r>
-      <w:r>
-        <w:rPr>
-          <w:rFonts w:ascii="Times New Roman" w:eastAsia="Times New Roman" w:hAnsi="Times New Roman" w:cs="Times New Roman"/>
-          <w:i/>
-          <w:iCs/>
-          <w:color w:val="081B3A"/>
-          <w:sz w:val="18"/>
-          <w:szCs w:val="18"/>
-          <w:highlight w:val="white"/>
-        </w:rPr>
-        <w:t>}}</w:t>
-      </w:r>
-      <w:r>
-        <w:rPr>
-          <w:rFonts w:ascii="Times New Roman" w:eastAsia="Times New Roman" w:hAnsi="Times New Roman" w:cs="Times New Roman"/>
-          <w:i/>
-          <w:iCs/>
-          <w:color w:val="081B3A"/>
-          <w:sz w:val="18"/>
-          <w:szCs w:val="18"/>
-          <w:highlight w:val="white"/>
-        </w:rPr>
-        <w:t xml:space="preserve"> để lấy kết quả xét nghiệm và được bác sĩ kê toa thuốc.</w:t>
+          <w:lang w:val="en-US"/>
+        </w:rPr>
+        <w:t>}}{{/note}}</w:t>
       </w:r>
     </w:p>
     <w:p>
@@ -1231,7 +1024,7 @@
         </w:tabs>
         <w:ind w:left="-425" w:right="-437"/>
         <w:rPr>
-          <w:rFonts w:ascii="Times New Roman" w:eastAsia="Times New Roman" w:hAnsi="Times New Roman" w:cs="Times New Roman"/>
+          <w:rFonts w:ascii="Times New Roman" w:hAnsi="Times New Roman" w:eastAsia="Times New Roman" w:cs="Times New Roman"/>
           <w:i/>
           <w:iCs/>
           <w:color w:val="081B3A"/>
@@ -1243,7 +1036,7 @@
       </w:pPr>
       <w:r>
         <w:rPr>
-          <w:rFonts w:ascii="Times New Roman" w:eastAsia="Times New Roman" w:hAnsi="Times New Roman" w:cs="Times New Roman"/>
+          <w:rFonts w:ascii="Times New Roman" w:hAnsi="Times New Roman" w:eastAsia="Times New Roman" w:cs="Times New Roman"/>
           <w:color w:val="081B3A"/>
           <w:sz w:val="18"/>
           <w:szCs w:val="18"/>
@@ -1253,7 +1046,7 @@
       </w:r>
       <w:r>
         <w:rPr>
-          <w:rFonts w:ascii="Times New Roman" w:eastAsia="Times New Roman" w:hAnsi="Times New Roman" w:cs="Times New Roman"/>
+          <w:rFonts w:ascii="Times New Roman" w:hAnsi="Times New Roman" w:eastAsia="Times New Roman" w:cs="Times New Roman"/>
           <w:color w:val="081B3A"/>
           <w:sz w:val="18"/>
           <w:szCs w:val="18"/>
@@ -1271,7 +1064,7 @@
         </w:tabs>
         <w:ind w:left="-425" w:right="-437"/>
         <w:rPr>
-          <w:rFonts w:ascii="Times New Roman" w:eastAsia="Times New Roman" w:hAnsi="Times New Roman" w:cs="Times New Roman"/>
+          <w:rFonts w:ascii="Times New Roman" w:hAnsi="Times New Roman" w:eastAsia="Times New Roman" w:cs="Times New Roman"/>
           <w:b/>
           <w:bCs/>
           <w:color w:val="081B3A"/>
@@ -1282,7 +1075,7 @@
       </w:pPr>
       <w:r>
         <w:rPr>
-          <w:rFonts w:ascii="Times New Roman" w:eastAsia="Times New Roman" w:hAnsi="Times New Roman" w:cs="Times New Roman"/>
+          <w:rFonts w:ascii="Times New Roman" w:hAnsi="Times New Roman" w:eastAsia="Times New Roman" w:cs="Times New Roman"/>
           <w:b/>
           <w:bCs/>
           <w:color w:val="081B3A"/>
@@ -1295,7 +1088,7 @@
       </w:r>
       <w:r>
         <w:rPr>
-          <w:rFonts w:ascii="Times New Roman" w:eastAsia="Times New Roman" w:hAnsi="Times New Roman" w:cs="Times New Roman"/>
+          <w:rFonts w:ascii="Times New Roman" w:hAnsi="Times New Roman" w:eastAsia="Times New Roman" w:cs="Times New Roman"/>
           <w:b/>
           <w:bCs/>
           <w:color w:val="081B3A"/>
@@ -1315,7 +1108,7 @@
         </w:tabs>
         <w:ind w:left="-425" w:right="-437"/>
         <w:rPr>
-          <w:rFonts w:ascii="Times New Roman" w:eastAsia="Times New Roman" w:hAnsi="Times New Roman" w:cs="Times New Roman"/>
+          <w:rFonts w:ascii="Times New Roman" w:hAnsi="Times New Roman" w:eastAsia="Times New Roman" w:cs="Times New Roman"/>
           <w:b/>
           <w:bCs/>
           <w:color w:val="081B3A"/>
@@ -1334,7 +1127,7 @@
         </w:tabs>
         <w:ind w:left="-425" w:right="-437"/>
         <w:rPr>
-          <w:rFonts w:ascii="Times New Roman" w:eastAsia="Times New Roman" w:hAnsi="Times New Roman" w:cs="Times New Roman"/>
+          <w:rFonts w:ascii="Times New Roman" w:hAnsi="Times New Roman" w:eastAsia="Times New Roman" w:cs="Times New Roman"/>
           <w:b/>
           <w:bCs/>
           <w:color w:val="081B3A"/>
@@ -1353,7 +1146,7 @@
         </w:tabs>
         <w:ind w:left="-425" w:right="-437"/>
         <w:rPr>
-          <w:rFonts w:ascii="Times New Roman" w:eastAsia="Times New Roman" w:hAnsi="Times New Roman" w:cs="Times New Roman"/>
+          <w:rFonts w:ascii="Times New Roman" w:hAnsi="Times New Roman" w:eastAsia="Times New Roman" w:cs="Times New Roman"/>
           <w:b/>
           <w:bCs/>
           <w:color w:val="081B3A"/>
@@ -1372,7 +1165,7 @@
         </w:tabs>
         <w:ind w:left="-425" w:right="-437"/>
         <w:rPr>
-          <w:rFonts w:ascii="Times New Roman" w:eastAsia="Times New Roman" w:hAnsi="Times New Roman" w:cs="Times New Roman"/>
+          <w:rFonts w:ascii="Times New Roman" w:hAnsi="Times New Roman" w:eastAsia="Times New Roman" w:cs="Times New Roman"/>
           <w:i/>
           <w:iCs/>
           <w:color w:val="081B3A"/>
@@ -1391,7 +1184,7 @@
         </w:tabs>
         <w:ind w:left="-425" w:right="-437"/>
         <w:rPr>
-          <w:rFonts w:ascii="Times New Roman" w:eastAsia="Times New Roman" w:hAnsi="Times New Roman" w:cs="Times New Roman"/>
+          <w:rFonts w:ascii="Times New Roman" w:hAnsi="Times New Roman" w:eastAsia="Times New Roman" w:cs="Times New Roman"/>
           <w:i/>
           <w:iCs/>
           <w:color w:val="081B3A"/>
@@ -1402,7 +1195,7 @@
       </w:pPr>
       <w:r>
         <w:rPr>
-          <w:rFonts w:ascii="Times New Roman" w:eastAsia="Times New Roman" w:hAnsi="Times New Roman" w:cs="Times New Roman"/>
+          <w:rFonts w:ascii="Times New Roman" w:hAnsi="Times New Roman" w:eastAsia="Times New Roman" w:cs="Times New Roman"/>
           <w:b/>
           <w:bCs/>
           <w:sz w:val="18"/>
@@ -1413,613 +1206,357 @@
       </w:r>
       <w:r>
         <w:rPr>
-          <w:rFonts w:ascii="Times New Roman" w:eastAsia="Times New Roman" w:hAnsi="Times New Roman" w:cs="Times New Roman"/>
+          <w:rFonts w:ascii="Times New Roman" w:hAnsi="Times New Roman" w:eastAsia="Times New Roman" w:cs="Times New Roman"/>
           <w:b/>
           <w:bCs/>
           <w:sz w:val="18"/>
           <w:szCs w:val="18"/>
           <w:lang w:val="en-US"/>
         </w:rPr>
-        <w:t>{{</w:t>
-      </w:r>
-      <w:proofErr w:type="spellStart"/>
-      <w:r>
-        <w:rPr>
-          <w:rFonts w:ascii="Times New Roman" w:eastAsia="Times New Roman" w:hAnsi="Times New Roman" w:cs="Times New Roman"/>
-          <w:b/>
-          <w:bCs/>
-          <w:sz w:val="18"/>
-          <w:szCs w:val="18"/>
-          <w:lang w:val="en-US"/>
-        </w:rPr>
-        <w:t>doctorName</w:t>
-      </w:r>
-      <w:proofErr w:type="spellEnd"/>
-      <w:r>
-        <w:rPr>
-          <w:rFonts w:ascii="Times New Roman" w:eastAsia="Times New Roman" w:hAnsi="Times New Roman" w:cs="Times New Roman"/>
-          <w:b/>
-          <w:bCs/>
-          <w:sz w:val="18"/>
-          <w:szCs w:val="18"/>
-          <w:lang w:val="en-US"/>
-        </w:rPr>
-        <w:t>}}</w:t>
+        <w:t>{{doctorName}}</w:t>
       </w:r>
     </w:p>
     <w:sectPr>
-      <w:pgSz w:w="8391" w:h="11906" w:code="11"/>
+      <w:pgSz w:w="8391" w:h="11906"/>
       <w:pgMar w:top="425" w:right="1418" w:bottom="539" w:left="1418" w:header="720" w:footer="720" w:gutter="0"/>
       <w:pgNumType w:start="1"/>
-      <w:cols w:space="720"/>
-      <w:docGrid w:linePitch="299"/>
+      <w:cols w:space="720" w:num="1"/>
+      <w:docGrid w:linePitch="299" w:charSpace="0"/>
     </w:sectPr>
   </w:body>
 </w:document>
 </file>
 
-<file path=word/numbering.xml><?xml version="1.0" encoding="utf-8"?>
-<w:numbering xmlns:wpc="http://schemas.microsoft.com/office/word/2010/wordprocessingCanvas" xmlns:cx="http://schemas.microsoft.com/office/drawing/2014/chartex" xmlns:cx1="http://schemas.microsoft.com/office/drawing/2015/9/8/chartex" xmlns:cx2="http://schemas.microsoft.com/office/drawing/2015/10/21/chartex" xmlns:cx3="http://schemas.microsoft.com/office/drawing/2016/5/9/chartex" xmlns:cx4="http://schemas.microsoft.com/office/drawing/2016/5/10/chartex" xmlns:cx5="http://schemas.microsoft.com/office/drawing/2016/5/11/chartex" xmlns:cx6="http://schemas.microsoft.com/office/drawing/2016/5/12/chartex" xmlns:cx7="http://schemas.microsoft.com/office/drawing/2016/5/13/chartex" xmlns:cx8="http://schemas.microsoft.com/office/drawing/2016/5/14/chartex" xmlns:mc="http://schemas.openxmlformats.org/markup-compatibility/2006" xmlns:aink="http://schemas.microsoft.com/office/drawing/2016/ink" xmlns:am3d="http://schemas.microsoft.com/office/drawing/2017/model3d" xmlns:o="urn:schemas-microsoft-com:office:office" xmlns:oel="http://schemas.microsoft.com/office/2019/extlst" xmlns:r="http://schemas.openxmlformats.org/officeDocument/2006/relationships" xmlns:m="http://schemas.openxmlformats.org/officeDocument/2006/math" xmlns:v="urn:schemas-microsoft-com:vml" xmlns:wp14="http://schemas.microsoft.com/office/word/2010/wordprocessingDrawing" xmlns:wp="http://schemas.openxmlformats.org/drawingml/2006/wordprocessingDrawing" xmlns:w10="urn:schemas-microsoft-com:office:word" xmlns:w="http://schemas.openxmlformats.org/wordprocessingml/2006/main" xmlns:w14="http://schemas.microsoft.com/office/word/2010/wordml" xmlns:w15="http://schemas.microsoft.com/office/word/2012/wordml" xmlns:w16cex="http://schemas.microsoft.com/office/word/2018/wordml/cex" xmlns:w16cid="http://schemas.microsoft.com/office/word/2016/wordml/cid" xmlns:w16="http://schemas.microsoft.com/office/word/2018/wordml" xmlns:w16du="http://schemas.microsoft.com/office/word/2023/wordml/word16du" xmlns:w16sdtdh="http://schemas.microsoft.com/office/word/2020/wordml/sdtdatahash" xmlns:w16sdtfl="http://schemas.microsoft.com/office/word/2024/wordml/sdtformatlock" xmlns:w16se="http://schemas.microsoft.com/office/word/2015/wordml/symex" xmlns:wpg="http://schemas.microsoft.com/office/word/2010/wordprocessingGroup" xmlns:wpi="http://schemas.microsoft.com/office/word/2010/wordprocessingInk" xmlns:wne="http://schemas.microsoft.com/office/word/2006/wordml" xmlns:wps="http://schemas.microsoft.com/office/word/2010/wordprocessingShape" mc:Ignorable="w14 w15 w16se w16cid w16 w16cex w16sdtdh w16sdtfl w16du wp14">
-  <w:abstractNum w:abstractNumId="0" w15:restartNumberingAfterBreak="0">
-    <w:nsid w:val="6C1B03D9"/>
-    <w:multiLevelType w:val="multilevel"/>
-    <w:tmpl w:val="70C26336"/>
-    <w:lvl w:ilvl="0">
-      <w:start w:val="1"/>
-      <w:numFmt w:val="bullet"/>
-      <w:lvlText w:val=""/>
-      <w:lvlJc w:val="left"/>
-      <w:pPr>
-        <w:tabs>
-          <w:tab w:val="num" w:pos="720"/>
-        </w:tabs>
-        <w:ind w:left="720" w:hanging="360"/>
-      </w:pPr>
-      <w:rPr>
-        <w:rFonts w:ascii="Symbol" w:hAnsi="Symbol" w:hint="default"/>
-        <w:sz w:val="20"/>
-      </w:rPr>
-    </w:lvl>
-    <w:lvl w:ilvl="1" w:tentative="1">
-      <w:start w:val="1"/>
-      <w:numFmt w:val="bullet"/>
-      <w:lvlText w:val=""/>
-      <w:lvlJc w:val="left"/>
-      <w:pPr>
-        <w:tabs>
-          <w:tab w:val="num" w:pos="1440"/>
-        </w:tabs>
-        <w:ind w:left="1440" w:hanging="360"/>
-      </w:pPr>
-      <w:rPr>
-        <w:rFonts w:ascii="Symbol" w:hAnsi="Symbol" w:hint="default"/>
-        <w:sz w:val="20"/>
-      </w:rPr>
-    </w:lvl>
-    <w:lvl w:ilvl="2" w:tentative="1">
-      <w:start w:val="1"/>
-      <w:numFmt w:val="bullet"/>
-      <w:lvlText w:val=""/>
-      <w:lvlJc w:val="left"/>
-      <w:pPr>
-        <w:tabs>
-          <w:tab w:val="num" w:pos="2160"/>
-        </w:tabs>
-        <w:ind w:left="2160" w:hanging="360"/>
-      </w:pPr>
-      <w:rPr>
-        <w:rFonts w:ascii="Symbol" w:hAnsi="Symbol" w:hint="default"/>
-        <w:sz w:val="20"/>
-      </w:rPr>
-    </w:lvl>
-    <w:lvl w:ilvl="3" w:tentative="1">
-      <w:start w:val="1"/>
-      <w:numFmt w:val="bullet"/>
-      <w:lvlText w:val=""/>
-      <w:lvlJc w:val="left"/>
-      <w:pPr>
-        <w:tabs>
-          <w:tab w:val="num" w:pos="2880"/>
-        </w:tabs>
-        <w:ind w:left="2880" w:hanging="360"/>
-      </w:pPr>
-      <w:rPr>
-        <w:rFonts w:ascii="Symbol" w:hAnsi="Symbol" w:hint="default"/>
-        <w:sz w:val="20"/>
-      </w:rPr>
-    </w:lvl>
-    <w:lvl w:ilvl="4" w:tentative="1">
-      <w:start w:val="1"/>
-      <w:numFmt w:val="bullet"/>
-      <w:lvlText w:val=""/>
-      <w:lvlJc w:val="left"/>
-      <w:pPr>
-        <w:tabs>
-          <w:tab w:val="num" w:pos="3600"/>
-        </w:tabs>
-        <w:ind w:left="3600" w:hanging="360"/>
-      </w:pPr>
-      <w:rPr>
-        <w:rFonts w:ascii="Symbol" w:hAnsi="Symbol" w:hint="default"/>
-        <w:sz w:val="20"/>
-      </w:rPr>
-    </w:lvl>
-    <w:lvl w:ilvl="5" w:tentative="1">
-      <w:start w:val="1"/>
-      <w:numFmt w:val="bullet"/>
-      <w:lvlText w:val=""/>
-      <w:lvlJc w:val="left"/>
-      <w:pPr>
-        <w:tabs>
-          <w:tab w:val="num" w:pos="4320"/>
-        </w:tabs>
-        <w:ind w:left="4320" w:hanging="360"/>
-      </w:pPr>
-      <w:rPr>
-        <w:rFonts w:ascii="Symbol" w:hAnsi="Symbol" w:hint="default"/>
-        <w:sz w:val="20"/>
-      </w:rPr>
-    </w:lvl>
-    <w:lvl w:ilvl="6" w:tentative="1">
-      <w:start w:val="1"/>
-      <w:numFmt w:val="bullet"/>
-      <w:lvlText w:val=""/>
-      <w:lvlJc w:val="left"/>
-      <w:pPr>
-        <w:tabs>
-          <w:tab w:val="num" w:pos="5040"/>
-        </w:tabs>
-        <w:ind w:left="5040" w:hanging="360"/>
-      </w:pPr>
-      <w:rPr>
-        <w:rFonts w:ascii="Symbol" w:hAnsi="Symbol" w:hint="default"/>
-        <w:sz w:val="20"/>
-      </w:rPr>
-    </w:lvl>
-    <w:lvl w:ilvl="7" w:tentative="1">
-      <w:start w:val="1"/>
-      <w:numFmt w:val="bullet"/>
-      <w:lvlText w:val=""/>
-      <w:lvlJc w:val="left"/>
-      <w:pPr>
-        <w:tabs>
-          <w:tab w:val="num" w:pos="5760"/>
-        </w:tabs>
-        <w:ind w:left="5760" w:hanging="360"/>
-      </w:pPr>
-      <w:rPr>
-        <w:rFonts w:ascii="Symbol" w:hAnsi="Symbol" w:hint="default"/>
-        <w:sz w:val="20"/>
-      </w:rPr>
-    </w:lvl>
-    <w:lvl w:ilvl="8" w:tentative="1">
-      <w:start w:val="1"/>
-      <w:numFmt w:val="bullet"/>
-      <w:lvlText w:val=""/>
-      <w:lvlJc w:val="left"/>
-      <w:pPr>
-        <w:tabs>
-          <w:tab w:val="num" w:pos="6480"/>
-        </w:tabs>
-        <w:ind w:left="6480" w:hanging="360"/>
-      </w:pPr>
-      <w:rPr>
-        <w:rFonts w:ascii="Symbol" w:hAnsi="Symbol" w:hint="default"/>
-        <w:sz w:val="20"/>
-      </w:rPr>
-    </w:lvl>
-  </w:abstractNum>
-  <w:num w:numId="1" w16cid:durableId="1321542131">
-    <w:abstractNumId w:val="0"/>
-  </w:num>
-</w:numbering>
+<file path=word/endnotes.xml><?xml version="1.0" encoding="utf-8"?>
+<w:endnotes xmlns:wpc="http://schemas.microsoft.com/office/word/2010/wordprocessingCanvas" xmlns:mc="http://schemas.openxmlformats.org/markup-compatibility/2006" xmlns:o="urn:schemas-microsoft-com:office:office" xmlns:r="http://schemas.openxmlformats.org/officeDocument/2006/relationships" xmlns:m="http://schemas.openxmlformats.org/officeDocument/2006/math" xmlns:v="urn:schemas-microsoft-com:vml" xmlns:wp14="http://schemas.microsoft.com/office/word/2010/wordprocessingDrawing" xmlns:wp="http://schemas.openxmlformats.org/drawingml/2006/wordprocessingDrawing" xmlns:w="http://schemas.openxmlformats.org/wordprocessingml/2006/main" xmlns:w14="http://schemas.microsoft.com/office/word/2010/wordml" xmlns:w15="http://schemas.microsoft.com/office/word/2012/wordml" xmlns:w10="urn:schemas-microsoft-com:office:word" xmlns:wpg="http://schemas.microsoft.com/office/word/2010/wordprocessingGroup" xmlns:wpi="http://schemas.microsoft.com/office/word/2010/wordprocessingInk" xmlns:wne="http://schemas.microsoft.com/office/word/2006/wordml" xmlns:wps="http://schemas.microsoft.com/office/word/2010/wordprocessingShape" xmlns:wpsCustomData="http://www.wps.cn/officeDocument/2013/wpsCustomData" mc:Ignorable="w14 w15 wp14">
+  <w:endnote w:type="separator" w:id="0">
+    <w:p>
+      <w:pPr>
+        <w:spacing w:line="240" w:lineRule="auto"/>
+      </w:pPr>
+      <w:r>
+        <w:separator/>
+      </w:r>
+    </w:p>
+  </w:endnote>
+  <w:endnote w:type="continuationSeparator" w:id="1">
+    <w:p>
+      <w:pPr>
+        <w:spacing w:line="240" w:lineRule="auto"/>
+      </w:pPr>
+      <w:r>
+        <w:continuationSeparator/>
+      </w:r>
+    </w:p>
+  </w:endnote>
+</w:endnotes>
+</file>
+
+<file path=word/footnotes.xml><?xml version="1.0" encoding="utf-8"?>
+<w:footnotes xmlns:wpc="http://schemas.microsoft.com/office/word/2010/wordprocessingCanvas" xmlns:mc="http://schemas.openxmlformats.org/markup-compatibility/2006" xmlns:o="urn:schemas-microsoft-com:office:office" xmlns:r="http://schemas.openxmlformats.org/officeDocument/2006/relationships" xmlns:m="http://schemas.openxmlformats.org/officeDocument/2006/math" xmlns:v="urn:schemas-microsoft-com:vml" xmlns:wp14="http://schemas.microsoft.com/office/word/2010/wordprocessingDrawing" xmlns:wp="http://schemas.openxmlformats.org/drawingml/2006/wordprocessingDrawing" xmlns:w="http://schemas.openxmlformats.org/wordprocessingml/2006/main" xmlns:w14="http://schemas.microsoft.com/office/word/2010/wordml" xmlns:w15="http://schemas.microsoft.com/office/word/2012/wordml" xmlns:w10="urn:schemas-microsoft-com:office:word" xmlns:wpg="http://schemas.microsoft.com/office/word/2010/wordprocessingGroup" xmlns:wpi="http://schemas.microsoft.com/office/word/2010/wordprocessingInk" xmlns:wne="http://schemas.microsoft.com/office/word/2006/wordml" xmlns:wps="http://schemas.microsoft.com/office/word/2010/wordprocessingShape" xmlns:wpsCustomData="http://www.wps.cn/officeDocument/2013/wpsCustomData" mc:Ignorable="w14 w15 wp14">
+  <w:footnote w:type="separator" w:id="0">
+    <w:p>
+      <w:pPr>
+        <w:spacing w:line="276" w:lineRule="auto"/>
+      </w:pPr>
+      <w:r>
+        <w:separator/>
+      </w:r>
+    </w:p>
+  </w:footnote>
+  <w:footnote w:type="continuationSeparator" w:id="1">
+    <w:p>
+      <w:pPr>
+        <w:spacing w:line="276" w:lineRule="auto"/>
+      </w:pPr>
+      <w:r>
+        <w:continuationSeparator/>
+      </w:r>
+    </w:p>
+  </w:footnote>
+</w:footnotes>
 </file>
 
 <file path=word/styles.xml><?xml version="1.0" encoding="utf-8"?>
-<w:styles xmlns:mc="http://schemas.openxmlformats.org/markup-compatibility/2006" xmlns:r="http://schemas.openxmlformats.org/officeDocument/2006/relationships" xmlns:w="http://schemas.openxmlformats.org/wordprocessingml/2006/main" xmlns:w14="http://schemas.microsoft.com/office/word/2010/wordml" xmlns:w15="http://schemas.microsoft.com/office/word/2012/wordml" xmlns:w16cex="http://schemas.microsoft.com/office/word/2018/wordml/cex" xmlns:w16cid="http://schemas.microsoft.com/office/word/2016/wordml/cid" xmlns:w16="http://schemas.microsoft.com/office/word/2018/wordml" xmlns:w16du="http://schemas.microsoft.com/office/word/2023/wordml/word16du" xmlns:w16sdtdh="http://schemas.microsoft.com/office/word/2020/wordml/sdtdatahash" xmlns:w16sdtfl="http://schemas.microsoft.com/office/word/2024/wordml/sdtformatlock" xmlns:w16se="http://schemas.microsoft.com/office/word/2015/wordml/symex" mc:Ignorable="w14 w15 w16se w16cid w16 w16cex w16sdtdh w16sdtfl w16du">
+<w:styles xmlns:mc="http://schemas.openxmlformats.org/markup-compatibility/2006" xmlns:o="urn:schemas-microsoft-com:office:office" xmlns:r="http://schemas.openxmlformats.org/officeDocument/2006/relationships" xmlns:m="http://schemas.openxmlformats.org/officeDocument/2006/math" xmlns:v="urn:schemas-microsoft-com:vml" xmlns:w="http://schemas.openxmlformats.org/wordprocessingml/2006/main" xmlns:w14="http://schemas.microsoft.com/office/word/2010/wordml" xmlns:w10="urn:schemas-microsoft-com:office:word" xmlns:sl="http://schemas.openxmlformats.org/schemaLibrary/2006/main" xmlns:wpsCustomData="http://www.wps.cn/officeDocument/2013/wpsCustomData" mc:Ignorable="w14">
   <w:docDefaults>
     <w:rPrDefault>
       <w:rPr>
-        <w:rFonts w:ascii="Arial" w:eastAsiaTheme="minorEastAsia" w:hAnsi="Arial" w:cs="Arial"/>
-        <w:sz w:val="22"/>
-        <w:szCs w:val="22"/>
-        <w:lang w:val="vi" w:eastAsia="en-US" w:bidi="ar-SA"/>
+        <w:rFonts w:ascii="Arial" w:hAnsi="Arial" w:eastAsiaTheme="minorEastAsia" w:cs="Arial"/>
       </w:rPr>
     </w:rPrDefault>
-    <w:pPrDefault>
-      <w:pPr>
-        <w:spacing w:line="276" w:lineRule="auto"/>
-      </w:pPr>
-    </w:pPrDefault>
+    <w:pPrDefault/>
   </w:docDefaults>
-  <w:latentStyles w:defLockedState="0" w:defUIPriority="99" w:defSemiHidden="0" w:defUnhideWhenUsed="0" w:defQFormat="0" w:count="376">
-    <w:lsdException w:name="Normal" w:uiPriority="0" w:qFormat="1"/>
-    <w:lsdException w:name="heading 1" w:uiPriority="9" w:qFormat="1"/>
-    <w:lsdException w:name="heading 2" w:semiHidden="1" w:uiPriority="9" w:unhideWhenUsed="1" w:qFormat="1"/>
-    <w:lsdException w:name="heading 3" w:semiHidden="1" w:uiPriority="9" w:unhideWhenUsed="1" w:qFormat="1"/>
-    <w:lsdException w:name="heading 4" w:semiHidden="1" w:uiPriority="9" w:unhideWhenUsed="1" w:qFormat="1"/>
-    <w:lsdException w:name="heading 5" w:semiHidden="1" w:uiPriority="9" w:unhideWhenUsed="1" w:qFormat="1"/>
-    <w:lsdException w:name="heading 6" w:semiHidden="1" w:uiPriority="9" w:unhideWhenUsed="1" w:qFormat="1"/>
-    <w:lsdException w:name="heading 7" w:semiHidden="1" w:uiPriority="9" w:unhideWhenUsed="1" w:qFormat="1"/>
-    <w:lsdException w:name="heading 8" w:semiHidden="1" w:uiPriority="9" w:unhideWhenUsed="1" w:qFormat="1"/>
-    <w:lsdException w:name="heading 9" w:semiHidden="1" w:uiPriority="9" w:unhideWhenUsed="1" w:qFormat="1"/>
-    <w:lsdException w:name="index 1" w:semiHidden="1" w:unhideWhenUsed="1"/>
-    <w:lsdException w:name="index 2" w:semiHidden="1" w:unhideWhenUsed="1"/>
-    <w:lsdException w:name="index 3" w:semiHidden="1" w:unhideWhenUsed="1"/>
-    <w:lsdException w:name="index 4" w:semiHidden="1" w:unhideWhenUsed="1"/>
-    <w:lsdException w:name="index 5" w:semiHidden="1" w:unhideWhenUsed="1"/>
-    <w:lsdException w:name="index 6" w:semiHidden="1" w:unhideWhenUsed="1"/>
-    <w:lsdException w:name="index 7" w:semiHidden="1" w:unhideWhenUsed="1"/>
-    <w:lsdException w:name="index 8" w:semiHidden="1" w:unhideWhenUsed="1"/>
-    <w:lsdException w:name="index 9" w:semiHidden="1" w:unhideWhenUsed="1"/>
-    <w:lsdException w:name="toc 1" w:semiHidden="1" w:uiPriority="39" w:unhideWhenUsed="1"/>
-    <w:lsdException w:name="toc 2" w:semiHidden="1" w:uiPriority="39" w:unhideWhenUsed="1"/>
-    <w:lsdException w:name="toc 3" w:semiHidden="1" w:uiPriority="39" w:unhideWhenUsed="1"/>
-    <w:lsdException w:name="toc 4" w:semiHidden="1" w:uiPriority="39" w:unhideWhenUsed="1"/>
-    <w:lsdException w:name="toc 5" w:semiHidden="1" w:uiPriority="39" w:unhideWhenUsed="1"/>
-    <w:lsdException w:name="toc 6" w:semiHidden="1" w:uiPriority="39" w:unhideWhenUsed="1"/>
-    <w:lsdException w:name="toc 7" w:semiHidden="1" w:uiPriority="39" w:unhideWhenUsed="1"/>
-    <w:lsdException w:name="toc 8" w:semiHidden="1" w:uiPriority="39" w:unhideWhenUsed="1"/>
-    <w:lsdException w:name="toc 9" w:semiHidden="1" w:uiPriority="39" w:unhideWhenUsed="1"/>
-    <w:lsdException w:name="Normal Indent" w:semiHidden="1" w:unhideWhenUsed="1"/>
-    <w:lsdException w:name="footnote text" w:semiHidden="1" w:unhideWhenUsed="1"/>
-    <w:lsdException w:name="annotation text" w:semiHidden="1" w:unhideWhenUsed="1"/>
-    <w:lsdException w:name="header" w:semiHidden="1" w:unhideWhenUsed="1"/>
-    <w:lsdException w:name="footer" w:semiHidden="1" w:unhideWhenUsed="1"/>
-    <w:lsdException w:name="index heading" w:semiHidden="1" w:unhideWhenUsed="1"/>
-    <w:lsdException w:name="caption" w:semiHidden="1" w:uiPriority="35" w:unhideWhenUsed="1" w:qFormat="1"/>
-    <w:lsdException w:name="table of figures" w:semiHidden="1" w:unhideWhenUsed="1"/>
-    <w:lsdException w:name="envelope address" w:semiHidden="1" w:unhideWhenUsed="1"/>
-    <w:lsdException w:name="envelope return" w:semiHidden="1" w:unhideWhenUsed="1"/>
-    <w:lsdException w:name="footnote reference" w:semiHidden="1" w:unhideWhenUsed="1"/>
-    <w:lsdException w:name="annotation reference" w:semiHidden="1" w:unhideWhenUsed="1"/>
-    <w:lsdException w:name="line number" w:semiHidden="1" w:unhideWhenUsed="1"/>
-    <w:lsdException w:name="page number" w:semiHidden="1" w:unhideWhenUsed="1"/>
-    <w:lsdException w:name="endnote reference" w:semiHidden="1" w:unhideWhenUsed="1"/>
-    <w:lsdException w:name="endnote text" w:semiHidden="1" w:unhideWhenUsed="1"/>
-    <w:lsdException w:name="table of authorities" w:semiHidden="1" w:unhideWhenUsed="1"/>
-    <w:lsdException w:name="macro" w:semiHidden="1" w:unhideWhenUsed="1"/>
-    <w:lsdException w:name="toa heading" w:semiHidden="1" w:unhideWhenUsed="1"/>
-    <w:lsdException w:name="List" w:semiHidden="1" w:unhideWhenUsed="1"/>
-    <w:lsdException w:name="List Bullet" w:semiHidden="1" w:unhideWhenUsed="1"/>
-    <w:lsdException w:name="List Number" w:semiHidden="1" w:unhideWhenUsed="1"/>
-    <w:lsdException w:name="List 2" w:semiHidden="1" w:unhideWhenUsed="1"/>
-    <w:lsdException w:name="List 3" w:semiHidden="1" w:unhideWhenUsed="1"/>
-    <w:lsdException w:name="List 4" w:semiHidden="1" w:unhideWhenUsed="1"/>
-    <w:lsdException w:name="List 5" w:semiHidden="1" w:unhideWhenUsed="1"/>
-    <w:lsdException w:name="List Bullet 2" w:semiHidden="1" w:unhideWhenUsed="1"/>
-    <w:lsdException w:name="List Bullet 3" w:semiHidden="1" w:unhideWhenUsed="1"/>
-    <w:lsdException w:name="List Bullet 4" w:semiHidden="1" w:unhideWhenUsed="1"/>
-    <w:lsdException w:name="List Bullet 5" w:semiHidden="1" w:unhideWhenUsed="1"/>
-    <w:lsdException w:name="List Number 2" w:semiHidden="1" w:unhideWhenUsed="1"/>
-    <w:lsdException w:name="List Number 3" w:semiHidden="1" w:unhideWhenUsed="1"/>
-    <w:lsdException w:name="List Number 4" w:semiHidden="1" w:unhideWhenUsed="1"/>
-    <w:lsdException w:name="List Number 5" w:semiHidden="1" w:unhideWhenUsed="1"/>
-    <w:lsdException w:name="Title" w:uiPriority="10" w:qFormat="1"/>
-    <w:lsdException w:name="Closing" w:semiHidden="1" w:unhideWhenUsed="1"/>
-    <w:lsdException w:name="Signature" w:semiHidden="1" w:unhideWhenUsed="1"/>
-    <w:lsdException w:name="Default Paragraph Font" w:semiHidden="1" w:uiPriority="1" w:unhideWhenUsed="1"/>
-    <w:lsdException w:name="Body Text" w:semiHidden="1" w:unhideWhenUsed="1"/>
-    <w:lsdException w:name="Body Text Indent" w:semiHidden="1" w:unhideWhenUsed="1"/>
-    <w:lsdException w:name="List Continue" w:semiHidden="1" w:unhideWhenUsed="1"/>
-    <w:lsdException w:name="List Continue 2" w:semiHidden="1" w:unhideWhenUsed="1"/>
-    <w:lsdException w:name="List Continue 3" w:semiHidden="1" w:unhideWhenUsed="1"/>
-    <w:lsdException w:name="List Continue 4" w:semiHidden="1" w:unhideWhenUsed="1"/>
-    <w:lsdException w:name="List Continue 5" w:semiHidden="1" w:unhideWhenUsed="1"/>
-    <w:lsdException w:name="Message Header" w:semiHidden="1" w:unhideWhenUsed="1"/>
-    <w:lsdException w:name="Subtitle" w:uiPriority="11" w:qFormat="1"/>
-    <w:lsdException w:name="Salutation" w:semiHidden="1" w:unhideWhenUsed="1"/>
-    <w:lsdException w:name="Date" w:semiHidden="1" w:unhideWhenUsed="1"/>
-    <w:lsdException w:name="Body Text First Indent" w:semiHidden="1" w:unhideWhenUsed="1"/>
-    <w:lsdException w:name="Body Text First Indent 2" w:semiHidden="1" w:unhideWhenUsed="1"/>
-    <w:lsdException w:name="Note Heading" w:semiHidden="1" w:unhideWhenUsed="1"/>
-    <w:lsdException w:name="Body Text 2" w:semiHidden="1" w:unhideWhenUsed="1"/>
-    <w:lsdException w:name="Body Text 3" w:semiHidden="1" w:unhideWhenUsed="1"/>
-    <w:lsdException w:name="Body Text Indent 2" w:semiHidden="1" w:unhideWhenUsed="1"/>
-    <w:lsdException w:name="Body Text Indent 3" w:semiHidden="1" w:unhideWhenUsed="1"/>
-    <w:lsdException w:name="Block Text" w:semiHidden="1" w:unhideWhenUsed="1"/>
-    <w:lsdException w:name="Hyperlink" w:semiHidden="1" w:unhideWhenUsed="1"/>
-    <w:lsdException w:name="FollowedHyperlink" w:semiHidden="1" w:unhideWhenUsed="1"/>
-    <w:lsdException w:name="Strong" w:uiPriority="22" w:qFormat="1"/>
-    <w:lsdException w:name="Emphasis" w:uiPriority="20" w:qFormat="1"/>
-    <w:lsdException w:name="Document Map" w:semiHidden="1" w:unhideWhenUsed="1"/>
-    <w:lsdException w:name="Plain Text" w:semiHidden="1" w:unhideWhenUsed="1"/>
-    <w:lsdException w:name="E-mail Signature" w:semiHidden="1" w:unhideWhenUsed="1"/>
-    <w:lsdException w:name="HTML Top of Form" w:semiHidden="1" w:unhideWhenUsed="1"/>
-    <w:lsdException w:name="HTML Bottom of Form" w:semiHidden="1" w:unhideWhenUsed="1"/>
-    <w:lsdException w:name="Normal (Web)" w:semiHidden="1" w:unhideWhenUsed="1"/>
-    <w:lsdException w:name="HTML Acronym" w:semiHidden="1" w:unhideWhenUsed="1"/>
-    <w:lsdException w:name="HTML Address" w:semiHidden="1" w:unhideWhenUsed="1"/>
-    <w:lsdException w:name="HTML Cite" w:semiHidden="1" w:unhideWhenUsed="1"/>
-    <w:lsdException w:name="HTML Code" w:semiHidden="1" w:unhideWhenUsed="1"/>
-    <w:lsdException w:name="HTML Definition" w:semiHidden="1" w:unhideWhenUsed="1"/>
-    <w:lsdException w:name="HTML Keyboard" w:semiHidden="1" w:unhideWhenUsed="1"/>
-    <w:lsdException w:name="HTML Preformatted" w:semiHidden="1" w:unhideWhenUsed="1"/>
-    <w:lsdException w:name="HTML Sample" w:semiHidden="1" w:unhideWhenUsed="1"/>
-    <w:lsdException w:name="HTML Typewriter" w:semiHidden="1" w:unhideWhenUsed="1"/>
-    <w:lsdException w:name="HTML Variable" w:semiHidden="1" w:unhideWhenUsed="1"/>
-    <w:lsdException w:name="Normal Table" w:semiHidden="1" w:unhideWhenUsed="1"/>
-    <w:lsdException w:name="annotation subject" w:semiHidden="1" w:unhideWhenUsed="1"/>
-    <w:lsdException w:name="No List" w:semiHidden="1" w:unhideWhenUsed="1"/>
-    <w:lsdException w:name="Outline List 1" w:semiHidden="1" w:unhideWhenUsed="1"/>
-    <w:lsdException w:name="Outline List 2" w:semiHidden="1" w:unhideWhenUsed="1"/>
-    <w:lsdException w:name="Outline List 3" w:semiHidden="1" w:unhideWhenUsed="1"/>
-    <w:lsdException w:name="Table Simple 1" w:semiHidden="1" w:unhideWhenUsed="1"/>
-    <w:lsdException w:name="Table Simple 2" w:semiHidden="1" w:unhideWhenUsed="1"/>
-    <w:lsdException w:name="Table Simple 3" w:semiHidden="1" w:unhideWhenUsed="1"/>
-    <w:lsdException w:name="Table Classic 1" w:semiHidden="1" w:unhideWhenUsed="1"/>
-    <w:lsdException w:name="Table Classic 2" w:semiHidden="1" w:unhideWhenUsed="1"/>
-    <w:lsdException w:name="Table Classic 3" w:semiHidden="1" w:unhideWhenUsed="1"/>
-    <w:lsdException w:name="Table Classic 4" w:semiHidden="1" w:unhideWhenUsed="1"/>
-    <w:lsdException w:name="Table Colorful 1" w:semiHidden="1" w:unhideWhenUsed="1"/>
-    <w:lsdException w:name="Table Colorful 2" w:semiHidden="1" w:unhideWhenUsed="1"/>
-    <w:lsdException w:name="Table Colorful 3" w:semiHidden="1" w:unhideWhenUsed="1"/>
-    <w:lsdException w:name="Table Columns 1" w:semiHidden="1" w:unhideWhenUsed="1"/>
-    <w:lsdException w:name="Table Columns 2" w:semiHidden="1" w:unhideWhenUsed="1"/>
-    <w:lsdException w:name="Table Columns 3" w:semiHidden="1" w:unhideWhenUsed="1"/>
-    <w:lsdException w:name="Table Columns 4" w:semiHidden="1" w:unhideWhenUsed="1"/>
-    <w:lsdException w:name="Table Columns 5" w:semiHidden="1" w:unhideWhenUsed="1"/>
-    <w:lsdException w:name="Table Grid 1" w:semiHidden="1" w:unhideWhenUsed="1"/>
-    <w:lsdException w:name="Table Grid 2" w:semiHidden="1" w:unhideWhenUsed="1"/>
-    <w:lsdException w:name="Table Grid 3" w:semiHidden="1" w:unhideWhenUsed="1"/>
-    <w:lsdException w:name="Table Grid 4" w:semiHidden="1" w:unhideWhenUsed="1"/>
-    <w:lsdException w:name="Table Grid 5" w:semiHidden="1" w:unhideWhenUsed="1"/>
-    <w:lsdException w:name="Table Grid 6" w:semiHidden="1" w:unhideWhenUsed="1"/>
-    <w:lsdException w:name="Table Grid 7" w:semiHidden="1" w:unhideWhenUsed="1"/>
-    <w:lsdException w:name="Table Grid 8" w:semiHidden="1" w:unhideWhenUsed="1"/>
-    <w:lsdException w:name="Table List 1" w:semiHidden="1" w:unhideWhenUsed="1"/>
-    <w:lsdException w:name="Table List 2" w:semiHidden="1" w:unhideWhenUsed="1"/>
-    <w:lsdException w:name="Table List 3" w:semiHidden="1" w:unhideWhenUsed="1"/>
-    <w:lsdException w:name="Table List 4" w:semiHidden="1" w:unhideWhenUsed="1"/>
-    <w:lsdException w:name="Table List 5" w:semiHidden="1" w:unhideWhenUsed="1"/>
-    <w:lsdException w:name="Table List 6" w:semiHidden="1" w:unhideWhenUsed="1"/>
-    <w:lsdException w:name="Table List 7" w:semiHidden="1" w:unhideWhenUsed="1"/>
-    <w:lsdException w:name="Table List 8" w:semiHidden="1" w:unhideWhenUsed="1"/>
-    <w:lsdException w:name="Table 3D effects 1" w:semiHidden="1" w:unhideWhenUsed="1"/>
-    <w:lsdException w:name="Table 3D effects 2" w:semiHidden="1" w:unhideWhenUsed="1"/>
-    <w:lsdException w:name="Table 3D effects 3" w:semiHidden="1" w:unhideWhenUsed="1"/>
-    <w:lsdException w:name="Table Contemporary" w:semiHidden="1" w:unhideWhenUsed="1"/>
-    <w:lsdException w:name="Table Elegant" w:semiHidden="1" w:unhideWhenUsed="1"/>
-    <w:lsdException w:name="Table Professional" w:semiHidden="1" w:unhideWhenUsed="1"/>
-    <w:lsdException w:name="Table Subtle 1" w:semiHidden="1" w:unhideWhenUsed="1"/>
-    <w:lsdException w:name="Table Subtle 2" w:semiHidden="1" w:unhideWhenUsed="1"/>
-    <w:lsdException w:name="Table Web 1" w:semiHidden="1" w:unhideWhenUsed="1"/>
-    <w:lsdException w:name="Table Web 2" w:semiHidden="1" w:unhideWhenUsed="1"/>
-    <w:lsdException w:name="Table Web 3" w:semiHidden="1" w:unhideWhenUsed="1"/>
-    <w:lsdException w:name="Balloon Text" w:semiHidden="1" w:unhideWhenUsed="1"/>
-    <w:lsdException w:name="Table Grid" w:uiPriority="39"/>
-    <w:lsdException w:name="Table Theme" w:semiHidden="1" w:unhideWhenUsed="1"/>
-    <w:lsdException w:name="Placeholder Text" w:semiHidden="1"/>
-    <w:lsdException w:name="No Spacing" w:uiPriority="1" w:qFormat="1"/>
-    <w:lsdException w:name="Light Shading" w:uiPriority="60"/>
-    <w:lsdException w:name="Light List" w:uiPriority="61"/>
-    <w:lsdException w:name="Light Grid" w:uiPriority="62"/>
-    <w:lsdException w:name="Medium Shading 1" w:uiPriority="63"/>
-    <w:lsdException w:name="Medium Shading 2" w:uiPriority="64"/>
-    <w:lsdException w:name="Medium List 1" w:uiPriority="65"/>
-    <w:lsdException w:name="Medium List 2" w:uiPriority="66"/>
-    <w:lsdException w:name="Medium Grid 1" w:uiPriority="67"/>
-    <w:lsdException w:name="Medium Grid 2" w:uiPriority="68"/>
-    <w:lsdException w:name="Medium Grid 3" w:uiPriority="69"/>
-    <w:lsdException w:name="Dark List" w:uiPriority="70"/>
-    <w:lsdException w:name="Colorful Shading" w:uiPriority="71"/>
-    <w:lsdException w:name="Colorful List" w:uiPriority="72"/>
-    <w:lsdException w:name="Colorful Grid" w:uiPriority="73"/>
-    <w:lsdException w:name="Light Shading Accent 1" w:uiPriority="60"/>
-    <w:lsdException w:name="Light List Accent 1" w:uiPriority="61"/>
-    <w:lsdException w:name="Light Grid Accent 1" w:uiPriority="62"/>
-    <w:lsdException w:name="Medium Shading 1 Accent 1" w:uiPriority="63"/>
-    <w:lsdException w:name="Medium Shading 2 Accent 1" w:uiPriority="64"/>
-    <w:lsdException w:name="Medium List 1 Accent 1" w:uiPriority="65"/>
-    <w:lsdException w:name="Revision" w:semiHidden="1"/>
-    <w:lsdException w:name="List Paragraph" w:uiPriority="34" w:qFormat="1"/>
-    <w:lsdException w:name="Quote" w:uiPriority="29" w:qFormat="1"/>
-    <w:lsdException w:name="Intense Quote" w:uiPriority="30" w:qFormat="1"/>
-    <w:lsdException w:name="Medium List 2 Accent 1" w:uiPriority="66"/>
-    <w:lsdException w:name="Medium Grid 1 Accent 1" w:uiPriority="67"/>
-    <w:lsdException w:name="Medium Grid 2 Accent 1" w:uiPriority="68"/>
-    <w:lsdException w:name="Medium Grid 3 Accent 1" w:uiPriority="69"/>
-    <w:lsdException w:name="Dark List Accent 1" w:uiPriority="70"/>
-    <w:lsdException w:name="Colorful Shading Accent 1" w:uiPriority="71"/>
-    <w:lsdException w:name="Colorful List Accent 1" w:uiPriority="72"/>
-    <w:lsdException w:name="Colorful Grid Accent 1" w:uiPriority="73"/>
-    <w:lsdException w:name="Light Shading Accent 2" w:uiPriority="60"/>
-    <w:lsdException w:name="Light List Accent 2" w:uiPriority="61"/>
-    <w:lsdException w:name="Light Grid Accent 2" w:uiPriority="62"/>
-    <w:lsdException w:name="Medium Shading 1 Accent 2" w:uiPriority="63"/>
-    <w:lsdException w:name="Medium Shading 2 Accent 2" w:uiPriority="64"/>
-    <w:lsdException w:name="Medium List 1 Accent 2" w:uiPriority="65"/>
-    <w:lsdException w:name="Medium List 2 Accent 2" w:uiPriority="66"/>
-    <w:lsdException w:name="Medium Grid 1 Accent 2" w:uiPriority="67"/>
-    <w:lsdException w:name="Medium Grid 2 Accent 2" w:uiPriority="68"/>
-    <w:lsdException w:name="Medium Grid 3 Accent 2" w:uiPriority="69"/>
-    <w:lsdException w:name="Dark List Accent 2" w:uiPriority="70"/>
-    <w:lsdException w:name="Colorful Shading Accent 2" w:uiPriority="71"/>
-    <w:lsdException w:name="Colorful List Accent 2" w:uiPriority="72"/>
-    <w:lsdException w:name="Colorful Grid Accent 2" w:uiPriority="73"/>
-    <w:lsdException w:name="Light Shading Accent 3" w:uiPriority="60"/>
-    <w:lsdException w:name="Light List Accent 3" w:uiPriority="61"/>
-    <w:lsdException w:name="Light Grid Accent 3" w:uiPriority="62"/>
-    <w:lsdException w:name="Medium Shading 1 Accent 3" w:uiPriority="63"/>
-    <w:lsdException w:name="Medium Shading 2 Accent 3" w:uiPriority="64"/>
-    <w:lsdException w:name="Medium List 1 Accent 3" w:uiPriority="65"/>
-    <w:lsdException w:name="Medium List 2 Accent 3" w:uiPriority="66"/>
-    <w:lsdException w:name="Medium Grid 1 Accent 3" w:uiPriority="67"/>
-    <w:lsdException w:name="Medium Grid 2 Accent 3" w:uiPriority="68"/>
-    <w:lsdException w:name="Medium Grid 3 Accent 3" w:uiPriority="69"/>
-    <w:lsdException w:name="Dark List Accent 3" w:uiPriority="70"/>
-    <w:lsdException w:name="Colorful Shading Accent 3" w:uiPriority="71"/>
-    <w:lsdException w:name="Colorful List Accent 3" w:uiPriority="72"/>
-    <w:lsdException w:name="Colorful Grid Accent 3" w:uiPriority="73"/>
-    <w:lsdException w:name="Light Shading Accent 4" w:uiPriority="60"/>
-    <w:lsdException w:name="Light List Accent 4" w:uiPriority="61"/>
-    <w:lsdException w:name="Light Grid Accent 4" w:uiPriority="62"/>
-    <w:lsdException w:name="Medium Shading 1 Accent 4" w:uiPriority="63"/>
-    <w:lsdException w:name="Medium Shading 2 Accent 4" w:uiPriority="64"/>
-    <w:lsdException w:name="Medium List 1 Accent 4" w:uiPriority="65"/>
-    <w:lsdException w:name="Medium List 2 Accent 4" w:uiPriority="66"/>
-    <w:lsdException w:name="Medium Grid 1 Accent 4" w:uiPriority="67"/>
-    <w:lsdException w:name="Medium Grid 2 Accent 4" w:uiPriority="68"/>
-    <w:lsdException w:name="Medium Grid 3 Accent 4" w:uiPriority="69"/>
-    <w:lsdException w:name="Dark List Accent 4" w:uiPriority="70"/>
-    <w:lsdException w:name="Colorful Shading Accent 4" w:uiPriority="71"/>
-    <w:lsdException w:name="Colorful List Accent 4" w:uiPriority="72"/>
-    <w:lsdException w:name="Colorful Grid Accent 4" w:uiPriority="73"/>
-    <w:lsdException w:name="Light Shading Accent 5" w:uiPriority="60"/>
-    <w:lsdException w:name="Light List Accent 5" w:uiPriority="61"/>
-    <w:lsdException w:name="Light Grid Accent 5" w:uiPriority="62"/>
-    <w:lsdException w:name="Medium Shading 1 Accent 5" w:uiPriority="63"/>
-    <w:lsdException w:name="Medium Shading 2 Accent 5" w:uiPriority="64"/>
-    <w:lsdException w:name="Medium List 1 Accent 5" w:uiPriority="65"/>
-    <w:lsdException w:name="Medium List 2 Accent 5" w:uiPriority="66"/>
-    <w:lsdException w:name="Medium Grid 1 Accent 5" w:uiPriority="67"/>
-    <w:lsdException w:name="Medium Grid 2 Accent 5" w:uiPriority="68"/>
-    <w:lsdException w:name="Medium Grid 3 Accent 5" w:uiPriority="69"/>
-    <w:lsdException w:name="Dark List Accent 5" w:uiPriority="70"/>
-    <w:lsdException w:name="Colorful Shading Accent 5" w:uiPriority="71"/>
-    <w:lsdException w:name="Colorful List Accent 5" w:uiPriority="72"/>
-    <w:lsdException w:name="Colorful Grid Accent 5" w:uiPriority="73"/>
-    <w:lsdException w:name="Light Shading Accent 6" w:uiPriority="60"/>
-    <w:lsdException w:name="Light List Accent 6" w:uiPriority="61"/>
-    <w:lsdException w:name="Light Grid Accent 6" w:uiPriority="62"/>
-    <w:lsdException w:name="Medium Shading 1 Accent 6" w:uiPriority="63"/>
-    <w:lsdException w:name="Medium Shading 2 Accent 6" w:uiPriority="64"/>
-    <w:lsdException w:name="Medium List 1 Accent 6" w:uiPriority="65"/>
-    <w:lsdException w:name="Medium List 2 Accent 6" w:uiPriority="66"/>
-    <w:lsdException w:name="Medium Grid 1 Accent 6" w:uiPriority="67"/>
-    <w:lsdException w:name="Medium Grid 2 Accent 6" w:uiPriority="68"/>
-    <w:lsdException w:name="Medium Grid 3 Accent 6" w:uiPriority="69"/>
-    <w:lsdException w:name="Dark List Accent 6" w:uiPriority="70"/>
-    <w:lsdException w:name="Colorful Shading Accent 6" w:uiPriority="71"/>
-    <w:lsdException w:name="Colorful List Accent 6" w:uiPriority="72"/>
-    <w:lsdException w:name="Colorful Grid Accent 6" w:uiPriority="73"/>
-    <w:lsdException w:name="Subtle Emphasis" w:uiPriority="19" w:qFormat="1"/>
-    <w:lsdException w:name="Intense Emphasis" w:uiPriority="21" w:qFormat="1"/>
-    <w:lsdException w:name="Subtle Reference" w:uiPriority="31" w:qFormat="1"/>
-    <w:lsdException w:name="Intense Reference" w:uiPriority="32" w:qFormat="1"/>
-    <w:lsdException w:name="Book Title" w:uiPriority="33" w:qFormat="1"/>
-    <w:lsdException w:name="Bibliography" w:semiHidden="1" w:uiPriority="37" w:unhideWhenUsed="1"/>
-    <w:lsdException w:name="TOC Heading" w:semiHidden="1" w:uiPriority="39" w:unhideWhenUsed="1" w:qFormat="1"/>
-    <w:lsdException w:name="Plain Table 1" w:uiPriority="41"/>
-    <w:lsdException w:name="Plain Table 2" w:uiPriority="42"/>
-    <w:lsdException w:name="Plain Table 3" w:uiPriority="43"/>
-    <w:lsdException w:name="Plain Table 4" w:uiPriority="44"/>
-    <w:lsdException w:name="Plain Table 5" w:uiPriority="45"/>
-    <w:lsdException w:name="Grid Table Light" w:uiPriority="40"/>
-    <w:lsdException w:name="Grid Table 1 Light" w:uiPriority="46"/>
-    <w:lsdException w:name="Grid Table 2" w:uiPriority="47"/>
-    <w:lsdException w:name="Grid Table 3" w:uiPriority="48"/>
-    <w:lsdException w:name="Grid Table 4" w:uiPriority="49"/>
-    <w:lsdException w:name="Grid Table 5 Dark" w:uiPriority="50"/>
-    <w:lsdException w:name="Grid Table 6 Colorful" w:uiPriority="51"/>
-    <w:lsdException w:name="Grid Table 7 Colorful" w:uiPriority="52"/>
-    <w:lsdException w:name="Grid Table 1 Light Accent 1" w:uiPriority="46"/>
-    <w:lsdException w:name="Grid Table 2 Accent 1" w:uiPriority="47"/>
-    <w:lsdException w:name="Grid Table 3 Accent 1" w:uiPriority="48"/>
-    <w:lsdException w:name="Grid Table 4 Accent 1" w:uiPriority="49"/>
-    <w:lsdException w:name="Grid Table 5 Dark Accent 1" w:uiPriority="50"/>
-    <w:lsdException w:name="Grid Table 6 Colorful Accent 1" w:uiPriority="51"/>
-    <w:lsdException w:name="Grid Table 7 Colorful Accent 1" w:uiPriority="52"/>
-    <w:lsdException w:name="Grid Table 1 Light Accent 2" w:uiPriority="46"/>
-    <w:lsdException w:name="Grid Table 2 Accent 2" w:uiPriority="47"/>
-    <w:lsdException w:name="Grid Table 3 Accent 2" w:uiPriority="48"/>
-    <w:lsdException w:name="Grid Table 4 Accent 2" w:uiPriority="49"/>
-    <w:lsdException w:name="Grid Table 5 Dark Accent 2" w:uiPriority="50"/>
-    <w:lsdException w:name="Grid Table 6 Colorful Accent 2" w:uiPriority="51"/>
-    <w:lsdException w:name="Grid Table 7 Colorful Accent 2" w:uiPriority="52"/>
-    <w:lsdException w:name="Grid Table 1 Light Accent 3" w:uiPriority="46"/>
-    <w:lsdException w:name="Grid Table 2 Accent 3" w:uiPriority="47"/>
-    <w:lsdException w:name="Grid Table 3 Accent 3" w:uiPriority="48"/>
-    <w:lsdException w:name="Grid Table 4 Accent 3" w:uiPriority="49"/>
-    <w:lsdException w:name="Grid Table 5 Dark Accent 3" w:uiPriority="50"/>
-    <w:lsdException w:name="Grid Table 6 Colorful Accent 3" w:uiPriority="51"/>
-    <w:lsdException w:name="Grid Table 7 Colorful Accent 3" w:uiPriority="52"/>
-    <w:lsdException w:name="Grid Table 1 Light Accent 4" w:uiPriority="46"/>
-    <w:lsdException w:name="Grid Table 2 Accent 4" w:uiPriority="47"/>
-    <w:lsdException w:name="Grid Table 3 Accent 4" w:uiPriority="48"/>
-    <w:lsdException w:name="Grid Table 4 Accent 4" w:uiPriority="49"/>
-    <w:lsdException w:name="Grid Table 5 Dark Accent 4" w:uiPriority="50"/>
-    <w:lsdException w:name="Grid Table 6 Colorful Accent 4" w:uiPriority="51"/>
-    <w:lsdException w:name="Grid Table 7 Colorful Accent 4" w:uiPriority="52"/>
-    <w:lsdException w:name="Grid Table 1 Light Accent 5" w:uiPriority="46"/>
-    <w:lsdException w:name="Grid Table 2 Accent 5" w:uiPriority="47"/>
-    <w:lsdException w:name="Grid Table 3 Accent 5" w:uiPriority="48"/>
-    <w:lsdException w:name="Grid Table 4 Accent 5" w:uiPriority="49"/>
-    <w:lsdException w:name="Grid Table 5 Dark Accent 5" w:uiPriority="50"/>
-    <w:lsdException w:name="Grid Table 6 Colorful Accent 5" w:uiPriority="51"/>
-    <w:lsdException w:name="Grid Table 7 Colorful Accent 5" w:uiPriority="52"/>
-    <w:lsdException w:name="Grid Table 1 Light Accent 6" w:uiPriority="46"/>
-    <w:lsdException w:name="Grid Table 2 Accent 6" w:uiPriority="47"/>
-    <w:lsdException w:name="Grid Table 3 Accent 6" w:uiPriority="48"/>
-    <w:lsdException w:name="Grid Table 4 Accent 6" w:uiPriority="49"/>
-    <w:lsdException w:name="Grid Table 5 Dark Accent 6" w:uiPriority="50"/>
-    <w:lsdException w:name="Grid Table 6 Colorful Accent 6" w:uiPriority="51"/>
-    <w:lsdException w:name="Grid Table 7 Colorful Accent 6" w:uiPriority="52"/>
-    <w:lsdException w:name="List Table 1 Light" w:uiPriority="46"/>
-    <w:lsdException w:name="List Table 2" w:uiPriority="47"/>
-    <w:lsdException w:name="List Table 3" w:uiPriority="48"/>
-    <w:lsdException w:name="List Table 4" w:uiPriority="49"/>
-    <w:lsdException w:name="List Table 5 Dark" w:uiPriority="50"/>
-    <w:lsdException w:name="List Table 6 Colorful" w:uiPriority="51"/>
-    <w:lsdException w:name="List Table 7 Colorful" w:uiPriority="52"/>
-    <w:lsdException w:name="List Table 1 Light Accent 1" w:uiPriority="46"/>
-    <w:lsdException w:name="List Table 2 Accent 1" w:uiPriority="47"/>
-    <w:lsdException w:name="List Table 3 Accent 1" w:uiPriority="48"/>
-    <w:lsdException w:name="List Table 4 Accent 1" w:uiPriority="49"/>
-    <w:lsdException w:name="List Table 5 Dark Accent 1" w:uiPriority="50"/>
-    <w:lsdException w:name="List Table 6 Colorful Accent 1" w:uiPriority="51"/>
-    <w:lsdException w:name="List Table 7 Colorful Accent 1" w:uiPriority="52"/>
-    <w:lsdException w:name="List Table 1 Light Accent 2" w:uiPriority="46"/>
-    <w:lsdException w:name="List Table 2 Accent 2" w:uiPriority="47"/>
-    <w:lsdException w:name="List Table 3 Accent 2" w:uiPriority="48"/>
-    <w:lsdException w:name="List Table 4 Accent 2" w:uiPriority="49"/>
-    <w:lsdException w:name="List Table 5 Dark Accent 2" w:uiPriority="50"/>
-    <w:lsdException w:name="List Table 6 Colorful Accent 2" w:uiPriority="51"/>
-    <w:lsdException w:name="List Table 7 Colorful Accent 2" w:uiPriority="52"/>
-    <w:lsdException w:name="List Table 1 Light Accent 3" w:uiPriority="46"/>
-    <w:lsdException w:name="List Table 2 Accent 3" w:uiPriority="47"/>
-    <w:lsdException w:name="List Table 3 Accent 3" w:uiPriority="48"/>
-    <w:lsdException w:name="List Table 4 Accent 3" w:uiPriority="49"/>
-    <w:lsdException w:name="List Table 5 Dark Accent 3" w:uiPriority="50"/>
-    <w:lsdException w:name="List Table 6 Colorful Accent 3" w:uiPriority="51"/>
-    <w:lsdException w:name="List Table 7 Colorful Accent 3" w:uiPriority="52"/>
-    <w:lsdException w:name="List Table 1 Light Accent 4" w:uiPriority="46"/>
-    <w:lsdException w:name="List Table 2 Accent 4" w:uiPriority="47"/>
-    <w:lsdException w:name="List Table 3 Accent 4" w:uiPriority="48"/>
-    <w:lsdException w:name="List Table 4 Accent 4" w:uiPriority="49"/>
-    <w:lsdException w:name="List Table 5 Dark Accent 4" w:uiPriority="50"/>
-    <w:lsdException w:name="List Table 6 Colorful Accent 4" w:uiPriority="51"/>
-    <w:lsdException w:name="List Table 7 Colorful Accent 4" w:uiPriority="52"/>
-    <w:lsdException w:name="List Table 1 Light Accent 5" w:uiPriority="46"/>
-    <w:lsdException w:name="List Table 2 Accent 5" w:uiPriority="47"/>
-    <w:lsdException w:name="List Table 3 Accent 5" w:uiPriority="48"/>
-    <w:lsdException w:name="List Table 4 Accent 5" w:uiPriority="49"/>
-    <w:lsdException w:name="List Table 5 Dark Accent 5" w:uiPriority="50"/>
-    <w:lsdException w:name="List Table 6 Colorful Accent 5" w:uiPriority="51"/>
-    <w:lsdException w:name="List Table 7 Colorful Accent 5" w:uiPriority="52"/>
-    <w:lsdException w:name="List Table 1 Light Accent 6" w:uiPriority="46"/>
-    <w:lsdException w:name="List Table 2 Accent 6" w:uiPriority="47"/>
-    <w:lsdException w:name="List Table 3 Accent 6" w:uiPriority="48"/>
-    <w:lsdException w:name="List Table 4 Accent 6" w:uiPriority="49"/>
-    <w:lsdException w:name="List Table 5 Dark Accent 6" w:uiPriority="50"/>
-    <w:lsdException w:name="List Table 6 Colorful Accent 6" w:uiPriority="51"/>
-    <w:lsdException w:name="List Table 7 Colorful Accent 6" w:uiPriority="52"/>
-    <w:lsdException w:name="Mention" w:semiHidden="1" w:unhideWhenUsed="1"/>
-    <w:lsdException w:name="Smart Hyperlink" w:semiHidden="1" w:unhideWhenUsed="1"/>
-    <w:lsdException w:name="Hashtag" w:semiHidden="1" w:unhideWhenUsed="1"/>
-    <w:lsdException w:name="Unresolved Mention" w:semiHidden="1" w:unhideWhenUsed="1"/>
-    <w:lsdException w:name="Smart Link" w:semiHidden="1" w:unhideWhenUsed="1"/>
+  <w:latentStyles w:count="260" w:defQFormat="0" w:defUnhideWhenUsed="1" w:defSemiHidden="1" w:defUIPriority="99" w:defLockedState="0">
+    <w:lsdException w:qFormat="1" w:unhideWhenUsed="0" w:uiPriority="0" w:semiHidden="0" w:name="Normal"/>
+    <w:lsdException w:qFormat="1" w:unhideWhenUsed="0" w:uiPriority="9" w:semiHidden="0" w:name="heading 1"/>
+    <w:lsdException w:qFormat="1" w:uiPriority="9" w:name="heading 2"/>
+    <w:lsdException w:qFormat="1" w:uiPriority="9" w:name="heading 3"/>
+    <w:lsdException w:qFormat="1" w:uiPriority="9" w:name="heading 4"/>
+    <w:lsdException w:qFormat="1" w:uiPriority="9" w:name="heading 5"/>
+    <w:lsdException w:qFormat="1" w:uiPriority="9" w:name="heading 6"/>
+    <w:lsdException w:qFormat="1" w:uiPriority="9" w:name="heading 7"/>
+    <w:lsdException w:qFormat="1" w:uiPriority="9" w:name="heading 8"/>
+    <w:lsdException w:qFormat="1" w:uiPriority="9" w:name="heading 9"/>
+    <w:lsdException w:uiPriority="99" w:name="index 1"/>
+    <w:lsdException w:uiPriority="99" w:name="index 2"/>
+    <w:lsdException w:uiPriority="99" w:name="index 3"/>
+    <w:lsdException w:uiPriority="99" w:name="index 4"/>
+    <w:lsdException w:uiPriority="99" w:name="index 5"/>
+    <w:lsdException w:uiPriority="99" w:name="index 6"/>
+    <w:lsdException w:uiPriority="99" w:name="index 7"/>
+    <w:lsdException w:uiPriority="99" w:name="index 8"/>
+    <w:lsdException w:uiPriority="99" w:name="index 9"/>
+    <w:lsdException w:uiPriority="39" w:name="toc 1"/>
+    <w:lsdException w:uiPriority="39" w:name="toc 2"/>
+    <w:lsdException w:uiPriority="39" w:name="toc 3"/>
+    <w:lsdException w:uiPriority="39" w:name="toc 4"/>
+    <w:lsdException w:uiPriority="39" w:name="toc 5"/>
+    <w:lsdException w:uiPriority="39" w:name="toc 6"/>
+    <w:lsdException w:uiPriority="39" w:name="toc 7"/>
+    <w:lsdException w:uiPriority="39" w:name="toc 8"/>
+    <w:lsdException w:uiPriority="39" w:name="toc 9"/>
+    <w:lsdException w:uiPriority="99" w:name="Normal Indent"/>
+    <w:lsdException w:uiPriority="99" w:name="footnote text"/>
+    <w:lsdException w:uiPriority="99" w:name="annotation text"/>
+    <w:lsdException w:uiPriority="99" w:name="header"/>
+    <w:lsdException w:uiPriority="99" w:name="footer"/>
+    <w:lsdException w:uiPriority="99" w:name="index heading"/>
+    <w:lsdException w:qFormat="1" w:uiPriority="35" w:name="caption"/>
+    <w:lsdException w:uiPriority="99" w:name="table of figures"/>
+    <w:lsdException w:uiPriority="99" w:name="envelope address"/>
+    <w:lsdException w:uiPriority="99" w:name="envelope return"/>
+    <w:lsdException w:uiPriority="99" w:name="footnote reference"/>
+    <w:lsdException w:uiPriority="99" w:name="annotation reference"/>
+    <w:lsdException w:uiPriority="99" w:name="line number"/>
+    <w:lsdException w:uiPriority="99" w:name="page number"/>
+    <w:lsdException w:uiPriority="99" w:name="endnote reference"/>
+    <w:lsdException w:uiPriority="99" w:name="endnote text"/>
+    <w:lsdException w:uiPriority="99" w:name="table of authorities"/>
+    <w:lsdException w:uiPriority="99" w:name="macro"/>
+    <w:lsdException w:uiPriority="99" w:name="toa heading"/>
+    <w:lsdException w:uiPriority="99" w:name="List"/>
+    <w:lsdException w:uiPriority="99" w:name="List Bullet"/>
+    <w:lsdException w:uiPriority="99" w:name="List Number"/>
+    <w:lsdException w:uiPriority="99" w:name="List 2"/>
+    <w:lsdException w:uiPriority="99" w:name="List 3"/>
+    <w:lsdException w:uiPriority="99" w:name="List 4"/>
+    <w:lsdException w:uiPriority="99" w:name="List 5"/>
+    <w:lsdException w:uiPriority="99" w:name="List Bullet 2"/>
+    <w:lsdException w:uiPriority="99" w:name="List Bullet 3"/>
+    <w:lsdException w:uiPriority="99" w:name="List Bullet 4"/>
+    <w:lsdException w:uiPriority="99" w:name="List Bullet 5"/>
+    <w:lsdException w:uiPriority="99" w:name="List Number 2"/>
+    <w:lsdException w:uiPriority="99" w:name="List Number 3"/>
+    <w:lsdException w:uiPriority="99" w:name="List Number 4"/>
+    <w:lsdException w:uiPriority="99" w:name="List Number 5"/>
+    <w:lsdException w:qFormat="1" w:unhideWhenUsed="0" w:uiPriority="10" w:semiHidden="0" w:name="Title"/>
+    <w:lsdException w:uiPriority="99" w:name="Closing"/>
+    <w:lsdException w:uiPriority="99" w:name="Signature"/>
+    <w:lsdException w:qFormat="1" w:uiPriority="1" w:name="Default Paragraph Font"/>
+    <w:lsdException w:uiPriority="99" w:name="Body Text"/>
+    <w:lsdException w:uiPriority="99" w:name="Body Text Indent"/>
+    <w:lsdException w:uiPriority="99" w:name="List Continue"/>
+    <w:lsdException w:uiPriority="99" w:name="List Continue 2"/>
+    <w:lsdException w:uiPriority="99" w:name="List Continue 3"/>
+    <w:lsdException w:uiPriority="99" w:name="List Continue 4"/>
+    <w:lsdException w:uiPriority="99" w:name="List Continue 5"/>
+    <w:lsdException w:uiPriority="99" w:name="Message Header"/>
+    <w:lsdException w:qFormat="1" w:unhideWhenUsed="0" w:uiPriority="11" w:semiHidden="0" w:name="Subtitle"/>
+    <w:lsdException w:uiPriority="99" w:name="Salutation"/>
+    <w:lsdException w:uiPriority="99" w:name="Date"/>
+    <w:lsdException w:uiPriority="99" w:name="Body Text First Indent"/>
+    <w:lsdException w:uiPriority="99" w:name="Body Text First Indent 2"/>
+    <w:lsdException w:uiPriority="99" w:name="Note Heading"/>
+    <w:lsdException w:uiPriority="99" w:name="Body Text 2"/>
+    <w:lsdException w:uiPriority="99" w:name="Body Text 3"/>
+    <w:lsdException w:uiPriority="99" w:name="Body Text Indent 2"/>
+    <w:lsdException w:uiPriority="99" w:name="Body Text Indent 3"/>
+    <w:lsdException w:uiPriority="99" w:name="Block Text"/>
+    <w:lsdException w:uiPriority="99" w:name="Hyperlink"/>
+    <w:lsdException w:uiPriority="99" w:name="FollowedHyperlink"/>
+    <w:lsdException w:qFormat="1" w:unhideWhenUsed="0" w:uiPriority="22" w:semiHidden="0" w:name="Strong"/>
+    <w:lsdException w:qFormat="1" w:unhideWhenUsed="0" w:uiPriority="20" w:semiHidden="0" w:name="Emphasis"/>
+    <w:lsdException w:uiPriority="99" w:name="Document Map"/>
+    <w:lsdException w:uiPriority="99" w:name="Plain Text"/>
+    <w:lsdException w:uiPriority="99" w:name="E-mail Signature"/>
+    <w:lsdException w:uiPriority="99" w:name="Normal (Web)"/>
+    <w:lsdException w:uiPriority="99" w:name="HTML Acronym"/>
+    <w:lsdException w:uiPriority="99" w:name="HTML Address"/>
+    <w:lsdException w:uiPriority="99" w:name="HTML Cite"/>
+    <w:lsdException w:uiPriority="99" w:name="HTML Code"/>
+    <w:lsdException w:uiPriority="99" w:name="HTML Definition"/>
+    <w:lsdException w:uiPriority="99" w:name="HTML Keyboard"/>
+    <w:lsdException w:uiPriority="99" w:name="HTML Preformatted"/>
+    <w:lsdException w:uiPriority="99" w:name="HTML Sample"/>
+    <w:lsdException w:uiPriority="99" w:name="HTML Typewriter"/>
+    <w:lsdException w:uiPriority="99" w:name="HTML Variable"/>
+    <w:lsdException w:uiPriority="99" w:name="Normal Table"/>
+    <w:lsdException w:uiPriority="99" w:name="annotation subject"/>
+    <w:lsdException w:uiPriority="99" w:name="Table Simple 1"/>
+    <w:lsdException w:uiPriority="99" w:name="Table Simple 2"/>
+    <w:lsdException w:uiPriority="99" w:name="Table Simple 3"/>
+    <w:lsdException w:uiPriority="99" w:name="Table Classic 1"/>
+    <w:lsdException w:uiPriority="99" w:name="Table Classic 2"/>
+    <w:lsdException w:uiPriority="99" w:name="Table Classic 3"/>
+    <w:lsdException w:uiPriority="99" w:name="Table Classic 4"/>
+    <w:lsdException w:uiPriority="99" w:name="Table Colorful 1"/>
+    <w:lsdException w:uiPriority="99" w:name="Table Colorful 2"/>
+    <w:lsdException w:uiPriority="99" w:name="Table Colorful 3"/>
+    <w:lsdException w:uiPriority="99" w:name="Table Columns 1"/>
+    <w:lsdException w:uiPriority="99" w:name="Table Columns 2"/>
+    <w:lsdException w:uiPriority="99" w:name="Table Columns 3"/>
+    <w:lsdException w:uiPriority="99" w:name="Table Columns 4"/>
+    <w:lsdException w:uiPriority="99" w:name="Table Columns 5"/>
+    <w:lsdException w:uiPriority="99" w:name="Table Grid 1"/>
+    <w:lsdException w:uiPriority="99" w:name="Table Grid 2"/>
+    <w:lsdException w:uiPriority="99" w:name="Table Grid 3"/>
+    <w:lsdException w:uiPriority="99" w:name="Table Grid 4"/>
+    <w:lsdException w:uiPriority="99" w:name="Table Grid 5"/>
+    <w:lsdException w:uiPriority="99" w:name="Table Grid 6"/>
+    <w:lsdException w:uiPriority="99" w:name="Table Grid 7"/>
+    <w:lsdException w:uiPriority="99" w:name="Table Grid 8"/>
+    <w:lsdException w:uiPriority="99" w:name="Table List 1"/>
+    <w:lsdException w:uiPriority="99" w:name="Table List 2"/>
+    <w:lsdException w:uiPriority="99" w:name="Table List 3"/>
+    <w:lsdException w:uiPriority="99" w:name="Table List 4"/>
+    <w:lsdException w:uiPriority="99" w:name="Table List 5"/>
+    <w:lsdException w:uiPriority="99" w:name="Table List 6"/>
+    <w:lsdException w:uiPriority="99" w:name="Table List 7"/>
+    <w:lsdException w:uiPriority="99" w:name="Table List 8"/>
+    <w:lsdException w:uiPriority="99" w:name="Table 3D effects 1"/>
+    <w:lsdException w:uiPriority="99" w:name="Table 3D effects 2"/>
+    <w:lsdException w:uiPriority="99" w:name="Table 3D effects 3"/>
+    <w:lsdException w:uiPriority="99" w:name="Table Contemporary"/>
+    <w:lsdException w:uiPriority="99" w:name="Table Elegant"/>
+    <w:lsdException w:uiPriority="99" w:name="Table Professional"/>
+    <w:lsdException w:uiPriority="99" w:name="Table Subtle 1"/>
+    <w:lsdException w:uiPriority="99" w:name="Table Subtle 2"/>
+    <w:lsdException w:uiPriority="99" w:name="Table Web 1"/>
+    <w:lsdException w:uiPriority="99" w:name="Table Web 2"/>
+    <w:lsdException w:uiPriority="99" w:name="Table Web 3"/>
+    <w:lsdException w:uiPriority="99" w:name="Balloon Text"/>
+    <w:lsdException w:unhideWhenUsed="0" w:uiPriority="39" w:semiHidden="0" w:name="Table Grid"/>
+    <w:lsdException w:uiPriority="99" w:name="Table Theme"/>
+    <w:lsdException w:unhideWhenUsed="0" w:uiPriority="60" w:semiHidden="0" w:name="Light Shading"/>
+    <w:lsdException w:unhideWhenUsed="0" w:uiPriority="61" w:semiHidden="0" w:name="Light List"/>
+    <w:lsdException w:unhideWhenUsed="0" w:uiPriority="62" w:semiHidden="0" w:name="Light Grid"/>
+    <w:lsdException w:unhideWhenUsed="0" w:uiPriority="63" w:semiHidden="0" w:name="Medium Shading 1"/>
+    <w:lsdException w:unhideWhenUsed="0" w:uiPriority="64" w:semiHidden="0" w:name="Medium Shading 2"/>
+    <w:lsdException w:unhideWhenUsed="0" w:uiPriority="65" w:semiHidden="0" w:name="Medium List 1"/>
+    <w:lsdException w:unhideWhenUsed="0" w:uiPriority="66" w:semiHidden="0" w:name="Medium List 2"/>
+    <w:lsdException w:unhideWhenUsed="0" w:uiPriority="67" w:semiHidden="0" w:name="Medium Grid 1"/>
+    <w:lsdException w:unhideWhenUsed="0" w:uiPriority="68" w:semiHidden="0" w:name="Medium Grid 2"/>
+    <w:lsdException w:unhideWhenUsed="0" w:uiPriority="69" w:semiHidden="0" w:name="Medium Grid 3"/>
+    <w:lsdException w:unhideWhenUsed="0" w:uiPriority="70" w:semiHidden="0" w:name="Dark List"/>
+    <w:lsdException w:unhideWhenUsed="0" w:uiPriority="71" w:semiHidden="0" w:name="Colorful Shading"/>
+    <w:lsdException w:unhideWhenUsed="0" w:uiPriority="72" w:semiHidden="0" w:name="Colorful List"/>
+    <w:lsdException w:unhideWhenUsed="0" w:uiPriority="73" w:semiHidden="0" w:name="Colorful Grid"/>
+    <w:lsdException w:unhideWhenUsed="0" w:uiPriority="60" w:semiHidden="0" w:name="Light Shading Accent 1"/>
+    <w:lsdException w:unhideWhenUsed="0" w:uiPriority="61" w:semiHidden="0" w:name="Light List Accent 1"/>
+    <w:lsdException w:unhideWhenUsed="0" w:uiPriority="62" w:semiHidden="0" w:name="Light Grid Accent 1"/>
+    <w:lsdException w:unhideWhenUsed="0" w:uiPriority="63" w:semiHidden="0" w:name="Medium Shading 1 Accent 1"/>
+    <w:lsdException w:unhideWhenUsed="0" w:uiPriority="64" w:semiHidden="0" w:name="Medium Shading 2 Accent 1"/>
+    <w:lsdException w:unhideWhenUsed="0" w:uiPriority="65" w:semiHidden="0" w:name="Medium List 1 Accent 1"/>
+    <w:lsdException w:unhideWhenUsed="0" w:uiPriority="66" w:semiHidden="0" w:name="Medium List 2 Accent 1"/>
+    <w:lsdException w:unhideWhenUsed="0" w:uiPriority="67" w:semiHidden="0" w:name="Medium Grid 1 Accent 1"/>
+    <w:lsdException w:unhideWhenUsed="0" w:uiPriority="68" w:semiHidden="0" w:name="Medium Grid 2 Accent 1"/>
+    <w:lsdException w:unhideWhenUsed="0" w:uiPriority="69" w:semiHidden="0" w:name="Medium Grid 3 Accent 1"/>
+    <w:lsdException w:unhideWhenUsed="0" w:uiPriority="70" w:semiHidden="0" w:name="Dark List Accent 1"/>
+    <w:lsdException w:unhideWhenUsed="0" w:uiPriority="71" w:semiHidden="0" w:name="Colorful Shading Accent 1"/>
+    <w:lsdException w:unhideWhenUsed="0" w:uiPriority="72" w:semiHidden="0" w:name="Colorful List Accent 1"/>
+    <w:lsdException w:unhideWhenUsed="0" w:uiPriority="73" w:semiHidden="0" w:name="Colorful Grid Accent 1"/>
+    <w:lsdException w:unhideWhenUsed="0" w:uiPriority="60" w:semiHidden="0" w:name="Light Shading Accent 2"/>
+    <w:lsdException w:unhideWhenUsed="0" w:uiPriority="61" w:semiHidden="0" w:name="Light List Accent 2"/>
+    <w:lsdException w:unhideWhenUsed="0" w:uiPriority="62" w:semiHidden="0" w:name="Light Grid Accent 2"/>
+    <w:lsdException w:unhideWhenUsed="0" w:uiPriority="63" w:semiHidden="0" w:name="Medium Shading 1 Accent 2"/>
+    <w:lsdException w:unhideWhenUsed="0" w:uiPriority="64" w:semiHidden="0" w:name="Medium Shading 2 Accent 2"/>
+    <w:lsdException w:unhideWhenUsed="0" w:uiPriority="65" w:semiHidden="0" w:name="Medium List 1 Accent 2"/>
+    <w:lsdException w:unhideWhenUsed="0" w:uiPriority="66" w:semiHidden="0" w:name="Medium List 2 Accent 2"/>
+    <w:lsdException w:unhideWhenUsed="0" w:uiPriority="67" w:semiHidden="0" w:name="Medium Grid 1 Accent 2"/>
+    <w:lsdException w:unhideWhenUsed="0" w:uiPriority="68" w:semiHidden="0" w:name="Medium Grid 2 Accent 2"/>
+    <w:lsdException w:unhideWhenUsed="0" w:uiPriority="69" w:semiHidden="0" w:name="Medium Grid 3 Accent 2"/>
+    <w:lsdException w:unhideWhenUsed="0" w:uiPriority="70" w:semiHidden="0" w:name="Dark List Accent 2"/>
+    <w:lsdException w:unhideWhenUsed="0" w:uiPriority="71" w:semiHidden="0" w:name="Colorful Shading Accent 2"/>
+    <w:lsdException w:unhideWhenUsed="0" w:uiPriority="72" w:semiHidden="0" w:name="Colorful List Accent 2"/>
+    <w:lsdException w:unhideWhenUsed="0" w:uiPriority="73" w:semiHidden="0" w:name="Colorful Grid Accent 2"/>
+    <w:lsdException w:unhideWhenUsed="0" w:uiPriority="60" w:semiHidden="0" w:name="Light Shading Accent 3"/>
+    <w:lsdException w:unhideWhenUsed="0" w:uiPriority="61" w:semiHidden="0" w:name="Light List Accent 3"/>
+    <w:lsdException w:unhideWhenUsed="0" w:uiPriority="62" w:semiHidden="0" w:name="Light Grid Accent 3"/>
+    <w:lsdException w:unhideWhenUsed="0" w:uiPriority="63" w:semiHidden="0" w:name="Medium Shading 1 Accent 3"/>
+    <w:lsdException w:unhideWhenUsed="0" w:uiPriority="64" w:semiHidden="0" w:name="Medium Shading 2 Accent 3"/>
+    <w:lsdException w:unhideWhenUsed="0" w:uiPriority="65" w:semiHidden="0" w:name="Medium List 1 Accent 3"/>
+    <w:lsdException w:unhideWhenUsed="0" w:uiPriority="66" w:semiHidden="0" w:name="Medium List 2 Accent 3"/>
+    <w:lsdException w:unhideWhenUsed="0" w:uiPriority="67" w:semiHidden="0" w:name="Medium Grid 1 Accent 3"/>
+    <w:lsdException w:unhideWhenUsed="0" w:uiPriority="68" w:semiHidden="0" w:name="Medium Grid 2 Accent 3"/>
+    <w:lsdException w:unhideWhenUsed="0" w:uiPriority="69" w:semiHidden="0" w:name="Medium Grid 3 Accent 3"/>
+    <w:lsdException w:unhideWhenUsed="0" w:uiPriority="70" w:semiHidden="0" w:name="Dark List Accent 3"/>
+    <w:lsdException w:unhideWhenUsed="0" w:uiPriority="71" w:semiHidden="0" w:name="Colorful Shading Accent 3"/>
+    <w:lsdException w:unhideWhenUsed="0" w:uiPriority="72" w:semiHidden="0" w:name="Colorful List Accent 3"/>
+    <w:lsdException w:unhideWhenUsed="0" w:uiPriority="73" w:semiHidden="0" w:name="Colorful Grid Accent 3"/>
+    <w:lsdException w:unhideWhenUsed="0" w:uiPriority="60" w:semiHidden="0" w:name="Light Shading Accent 4"/>
+    <w:lsdException w:unhideWhenUsed="0" w:uiPriority="61" w:semiHidden="0" w:name="Light List Accent 4"/>
+    <w:lsdException w:unhideWhenUsed="0" w:uiPriority="62" w:semiHidden="0" w:name="Light Grid Accent 4"/>
+    <w:lsdException w:unhideWhenUsed="0" w:uiPriority="63" w:semiHidden="0" w:name="Medium Shading 1 Accent 4"/>
+    <w:lsdException w:unhideWhenUsed="0" w:uiPriority="64" w:semiHidden="0" w:name="Medium Shading 2 Accent 4"/>
+    <w:lsdException w:unhideWhenUsed="0" w:uiPriority="65" w:semiHidden="0" w:name="Medium List 1 Accent 4"/>
+    <w:lsdException w:unhideWhenUsed="0" w:uiPriority="66" w:semiHidden="0" w:name="Medium List 2 Accent 4"/>
+    <w:lsdException w:unhideWhenUsed="0" w:uiPriority="67" w:semiHidden="0" w:name="Medium Grid 1 Accent 4"/>
+    <w:lsdException w:unhideWhenUsed="0" w:uiPriority="68" w:semiHidden="0" w:name="Medium Grid 2 Accent 4"/>
+    <w:lsdException w:unhideWhenUsed="0" w:uiPriority="69" w:semiHidden="0" w:name="Medium Grid 3 Accent 4"/>
+    <w:lsdException w:unhideWhenUsed="0" w:uiPriority="70" w:semiHidden="0" w:name="Dark List Accent 4"/>
+    <w:lsdException w:unhideWhenUsed="0" w:uiPriority="71" w:semiHidden="0" w:name="Colorful Shading Accent 4"/>
+    <w:lsdException w:unhideWhenUsed="0" w:uiPriority="72" w:semiHidden="0" w:name="Colorful List Accent 4"/>
+    <w:lsdException w:unhideWhenUsed="0" w:uiPriority="73" w:semiHidden="0" w:name="Colorful Grid Accent 4"/>
+    <w:lsdException w:unhideWhenUsed="0" w:uiPriority="60" w:semiHidden="0" w:name="Light Shading Accent 5"/>
+    <w:lsdException w:unhideWhenUsed="0" w:uiPriority="61" w:semiHidden="0" w:name="Light List Accent 5"/>
+    <w:lsdException w:unhideWhenUsed="0" w:uiPriority="62" w:semiHidden="0" w:name="Light Grid Accent 5"/>
+    <w:lsdException w:unhideWhenUsed="0" w:uiPriority="63" w:semiHidden="0" w:name="Medium Shading 1 Accent 5"/>
+    <w:lsdException w:unhideWhenUsed="0" w:uiPriority="64" w:semiHidden="0" w:name="Medium Shading 2 Accent 5"/>
+    <w:lsdException w:unhideWhenUsed="0" w:uiPriority="65" w:semiHidden="0" w:name="Medium List 1 Accent 5"/>
+    <w:lsdException w:unhideWhenUsed="0" w:uiPriority="66" w:semiHidden="0" w:name="Medium List 2 Accent 5"/>
+    <w:lsdException w:unhideWhenUsed="0" w:uiPriority="67" w:semiHidden="0" w:name="Medium Grid 1 Accent 5"/>
+    <w:lsdException w:unhideWhenUsed="0" w:uiPriority="68" w:semiHidden="0" w:name="Medium Grid 2 Accent 5"/>
+    <w:lsdException w:unhideWhenUsed="0" w:uiPriority="69" w:semiHidden="0" w:name="Medium Grid 3 Accent 5"/>
+    <w:lsdException w:unhideWhenUsed="0" w:uiPriority="70" w:semiHidden="0" w:name="Dark List Accent 5"/>
+    <w:lsdException w:unhideWhenUsed="0" w:uiPriority="71" w:semiHidden="0" w:name="Colorful Shading Accent 5"/>
+    <w:lsdException w:unhideWhenUsed="0" w:uiPriority="72" w:semiHidden="0" w:name="Colorful List Accent 5"/>
+    <w:lsdException w:unhideWhenUsed="0" w:uiPriority="73" w:semiHidden="0" w:name="Colorful Grid Accent 5"/>
+    <w:lsdException w:unhideWhenUsed="0" w:uiPriority="60" w:semiHidden="0" w:name="Light Shading Accent 6"/>
+    <w:lsdException w:unhideWhenUsed="0" w:uiPriority="61" w:semiHidden="0" w:name="Light List Accent 6"/>
+    <w:lsdException w:unhideWhenUsed="0" w:uiPriority="62" w:semiHidden="0" w:name="Light Grid Accent 6"/>
+    <w:lsdException w:unhideWhenUsed="0" w:uiPriority="63" w:semiHidden="0" w:name="Medium Shading 1 Accent 6"/>
+    <w:lsdException w:unhideWhenUsed="0" w:uiPriority="64" w:semiHidden="0" w:name="Medium Shading 2 Accent 6"/>
+    <w:lsdException w:unhideWhenUsed="0" w:uiPriority="65" w:semiHidden="0" w:name="Medium List 1 Accent 6"/>
+    <w:lsdException w:unhideWhenUsed="0" w:uiPriority="66" w:semiHidden="0" w:name="Medium List 2 Accent 6"/>
+    <w:lsdException w:unhideWhenUsed="0" w:uiPriority="67" w:semiHidden="0" w:name="Medium Grid 1 Accent 6"/>
+    <w:lsdException w:unhideWhenUsed="0" w:uiPriority="68" w:semiHidden="0" w:name="Medium Grid 2 Accent 6"/>
+    <w:lsdException w:unhideWhenUsed="0" w:uiPriority="69" w:semiHidden="0" w:name="Medium Grid 3 Accent 6"/>
+    <w:lsdException w:unhideWhenUsed="0" w:uiPriority="70" w:semiHidden="0" w:name="Dark List Accent 6"/>
+    <w:lsdException w:unhideWhenUsed="0" w:uiPriority="71" w:semiHidden="0" w:name="Colorful Shading Accent 6"/>
+    <w:lsdException w:unhideWhenUsed="0" w:uiPriority="72" w:semiHidden="0" w:name="Colorful List Accent 6"/>
+    <w:lsdException w:unhideWhenUsed="0" w:uiPriority="73" w:semiHidden="0" w:name="Colorful Grid Accent 6"/>
   </w:latentStyles>
-  <w:style w:type="paragraph" w:default="1" w:styleId="Normal">
+  <w:style w:type="paragraph" w:default="1" w:styleId="1">
     <w:name w:val="Normal"/>
     <w:qFormat/>
+    <w:uiPriority w:val="0"/>
+    <w:pPr>
+      <w:spacing w:line="276" w:lineRule="auto"/>
+    </w:pPr>
+    <w:rPr>
+      <w:rFonts w:ascii="Arial" w:hAnsi="Arial" w:cs="Arial" w:eastAsiaTheme="minorEastAsia"/>
+      <w:sz w:val="22"/>
+      <w:szCs w:val="22"/>
+      <w:lang w:val="vi" w:eastAsia="en-US" w:bidi="ar-SA"/>
+    </w:rPr>
   </w:style>
-  <w:style w:type="paragraph" w:styleId="Heading1">
+  <w:style w:type="paragraph" w:styleId="2">
     <w:name w:val="heading 1"/>
-    <w:basedOn w:val="Normal"/>
-    <w:next w:val="Normal"/>
+    <w:basedOn w:val="1"/>
+    <w:next w:val="1"/>
+    <w:qFormat/>
     <w:uiPriority w:val="9"/>
-    <w:qFormat/>
     <w:pPr>
       <w:keepNext/>
       <w:keepLines/>
@@ -2031,14 +1568,14 @@
       <w:szCs w:val="40"/>
     </w:rPr>
   </w:style>
-  <w:style w:type="paragraph" w:styleId="Heading2">
+  <w:style w:type="paragraph" w:styleId="3">
     <w:name w:val="heading 2"/>
-    <w:basedOn w:val="Normal"/>
-    <w:next w:val="Normal"/>
-    <w:uiPriority w:val="9"/>
+    <w:basedOn w:val="1"/>
+    <w:next w:val="1"/>
     <w:semiHidden/>
     <w:unhideWhenUsed/>
     <w:qFormat/>
+    <w:uiPriority w:val="9"/>
     <w:pPr>
       <w:keepNext/>
       <w:keepLines/>
@@ -2050,14 +1587,14 @@
       <w:szCs w:val="32"/>
     </w:rPr>
   </w:style>
-  <w:style w:type="paragraph" w:styleId="Heading3">
+  <w:style w:type="paragraph" w:styleId="4">
     <w:name w:val="heading 3"/>
-    <w:basedOn w:val="Normal"/>
-    <w:next w:val="Normal"/>
-    <w:uiPriority w:val="9"/>
+    <w:basedOn w:val="1"/>
+    <w:next w:val="1"/>
     <w:semiHidden/>
     <w:unhideWhenUsed/>
     <w:qFormat/>
+    <w:uiPriority w:val="9"/>
     <w:pPr>
       <w:keepNext/>
       <w:keepLines/>
@@ -2070,14 +1607,14 @@
       <w:szCs w:val="28"/>
     </w:rPr>
   </w:style>
-  <w:style w:type="paragraph" w:styleId="Heading4">
+  <w:style w:type="paragraph" w:styleId="5">
     <w:name w:val="heading 4"/>
-    <w:basedOn w:val="Normal"/>
-    <w:next w:val="Normal"/>
-    <w:uiPriority w:val="9"/>
+    <w:basedOn w:val="1"/>
+    <w:next w:val="1"/>
     <w:semiHidden/>
     <w:unhideWhenUsed/>
     <w:qFormat/>
+    <w:uiPriority w:val="9"/>
     <w:pPr>
       <w:keepNext/>
       <w:keepLines/>
@@ -2090,14 +1627,14 @@
       <w:szCs w:val="24"/>
     </w:rPr>
   </w:style>
-  <w:style w:type="paragraph" w:styleId="Heading5">
+  <w:style w:type="paragraph" w:styleId="6">
     <w:name w:val="heading 5"/>
-    <w:basedOn w:val="Normal"/>
-    <w:next w:val="Normal"/>
-    <w:uiPriority w:val="9"/>
+    <w:basedOn w:val="1"/>
+    <w:next w:val="1"/>
     <w:semiHidden/>
     <w:unhideWhenUsed/>
     <w:qFormat/>
+    <w:uiPriority w:val="9"/>
     <w:pPr>
       <w:keepNext/>
       <w:keepLines/>
@@ -2108,14 +1645,14 @@
       <w:color w:val="666666"/>
     </w:rPr>
   </w:style>
-  <w:style w:type="paragraph" w:styleId="Heading6">
+  <w:style w:type="paragraph" w:styleId="7">
     <w:name w:val="heading 6"/>
-    <w:basedOn w:val="Normal"/>
-    <w:next w:val="Normal"/>
-    <w:uiPriority w:val="9"/>
+    <w:basedOn w:val="1"/>
+    <w:next w:val="1"/>
     <w:semiHidden/>
     <w:unhideWhenUsed/>
     <w:qFormat/>
+    <w:uiPriority w:val="9"/>
     <w:pPr>
       <w:keepNext/>
       <w:keepLines/>
@@ -2128,19 +1665,19 @@
       <w:color w:val="666666"/>
     </w:rPr>
   </w:style>
-  <w:style w:type="character" w:default="1" w:styleId="DefaultParagraphFont">
+  <w:style w:type="character" w:default="1" w:styleId="8">
     <w:name w:val="Default Paragraph Font"/>
-    <w:uiPriority w:val="1"/>
     <w:semiHidden/>
     <w:unhideWhenUsed/>
+    <w:qFormat/>
+    <w:uiPriority w:val="1"/>
   </w:style>
-  <w:style w:type="table" w:default="1" w:styleId="TableNormal">
+  <w:style w:type="table" w:default="1" w:styleId="9">
     <w:name w:val="Normal Table"/>
-    <w:uiPriority w:val="99"/>
     <w:semiHidden/>
     <w:unhideWhenUsed/>
+    <w:uiPriority w:val="99"/>
     <w:tblPr>
-      <w:tblInd w:w="0" w:type="dxa"/>
       <w:tblCellMar>
         <w:top w:w="0" w:type="dxa"/>
         <w:left w:w="108" w:type="dxa"/>
@@ -2149,45 +1686,12 @@
       </w:tblCellMar>
     </w:tblPr>
   </w:style>
-  <w:style w:type="numbering" w:default="1" w:styleId="NoList">
-    <w:name w:val="No List"/>
-    <w:uiPriority w:val="99"/>
-    <w:semiHidden/>
-    <w:unhideWhenUsed/>
-  </w:style>
-  <w:style w:type="table" w:customStyle="1" w:styleId="TableNormal0">
-    <w:name w:val="TableNormal"/>
-    <w:tblPr>
-      <w:tblCellMar>
-        <w:top w:w="100" w:type="dxa"/>
-        <w:left w:w="100" w:type="dxa"/>
-        <w:bottom w:w="100" w:type="dxa"/>
-        <w:right w:w="100" w:type="dxa"/>
-      </w:tblCellMar>
-    </w:tblPr>
-  </w:style>
-  <w:style w:type="paragraph" w:styleId="Title">
-    <w:name w:val="Title"/>
-    <w:basedOn w:val="Normal"/>
-    <w:next w:val="Normal"/>
-    <w:uiPriority w:val="10"/>
+  <w:style w:type="paragraph" w:styleId="10">
+    <w:name w:val="Subtitle"/>
+    <w:basedOn w:val="1"/>
+    <w:next w:val="1"/>
     <w:qFormat/>
-    <w:pPr>
-      <w:keepNext/>
-      <w:keepLines/>
-      <w:spacing w:after="60"/>
-    </w:pPr>
-    <w:rPr>
-      <w:sz w:val="52"/>
-      <w:szCs w:val="52"/>
-    </w:rPr>
-  </w:style>
-  <w:style w:type="paragraph" w:styleId="Subtitle">
-    <w:name w:val="Subtitle"/>
-    <w:basedOn w:val="Normal"/>
-    <w:next w:val="Normal"/>
     <w:uiPriority w:val="11"/>
-    <w:qFormat/>
     <w:pPr>
       <w:keepNext/>
       <w:keepLines/>
@@ -2199,26 +1703,49 @@
       <w:szCs w:val="30"/>
     </w:rPr>
   </w:style>
-  <w:style w:type="table" w:customStyle="1" w:styleId="a">
-    <w:basedOn w:val="TableNormal0"/>
+  <w:style w:type="paragraph" w:styleId="11">
+    <w:name w:val="Title"/>
+    <w:basedOn w:val="1"/>
+    <w:next w:val="1"/>
+    <w:qFormat/>
+    <w:uiPriority w:val="10"/>
+    <w:pPr>
+      <w:keepNext/>
+      <w:keepLines/>
+      <w:spacing w:after="60"/>
+    </w:pPr>
+    <w:rPr>
+      <w:sz w:val="52"/>
+      <w:szCs w:val="52"/>
+    </w:rPr>
+  </w:style>
+  <w:style w:type="table" w:customStyle="1" w:styleId="12">
+    <w:name w:val="TableNormal"/>
+    <w:qFormat/>
+    <w:uiPriority w:val="0"/>
     <w:tblPr>
-      <w:tblStyleRowBandSize w:val="1"/>
-      <w:tblStyleColBandSize w:val="1"/>
+      <w:tblCellMar>
+        <w:top w:w="100" w:type="dxa"/>
+        <w:left w:w="100" w:type="dxa"/>
+        <w:bottom w:w="100" w:type="dxa"/>
+        <w:right w:w="100" w:type="dxa"/>
+      </w:tblCellMar>
     </w:tblPr>
   </w:style>
-  <w:style w:type="table" w:customStyle="1" w:styleId="a0">
-    <w:basedOn w:val="TableNormal0"/>
-    <w:tblPr>
-      <w:tblStyleRowBandSize w:val="1"/>
-      <w:tblStyleColBandSize w:val="1"/>
-    </w:tblPr>
+  <w:style w:type="table" w:customStyle="1" w:styleId="13">
+    <w:name w:val="_Style 12"/>
+    <w:basedOn w:val="12"/>
+    <w:uiPriority w:val="0"/>
   </w:style>
-  <w:style w:type="table" w:customStyle="1" w:styleId="a1">
-    <w:basedOn w:val="TableNormal0"/>
-    <w:tblPr>
-      <w:tblStyleRowBandSize w:val="1"/>
-      <w:tblStyleColBandSize w:val="1"/>
-    </w:tblPr>
+  <w:style w:type="table" w:customStyle="1" w:styleId="14">
+    <w:name w:val="_Style 13"/>
+    <w:basedOn w:val="12"/>
+    <w:uiPriority w:val="0"/>
+  </w:style>
+  <w:style w:type="table" w:customStyle="1" w:styleId="15">
+    <w:name w:val="_Style 14"/>
+    <w:basedOn w:val="12"/>
+    <w:uiPriority w:val="0"/>
   </w:style>
 </w:styles>
 </file>
@@ -2539,6 +2066,5 @@
       </a:style>
     </a:lnDef>
   </a:objectDefaults>
-  <a:extraClrSchemeLst/>
 </a:theme>
 </file>